--- a/pa - food project/Food_Delivery_Demand_Forecasting_Research_Report.docx
+++ b/pa - food project/Food_Delivery_Demand_Forecasting_Research_Report.docx
@@ -13,8 +13,6 @@
           <w:color w:val="auto"/>
         </w:rPr>
       </w:pPr>
-      <w:bookmarkStart w:id="0" w:name="_GoBack"/>
-      <w:bookmarkEnd w:id="0"/>
       <w:r>
         <w:rPr>
           <w:rFonts w:ascii="Times New Roman" w:hAnsi="Times New Roman" w:cs="Times New Roman"/>
@@ -179,6 +177,13 @@
               </w:rPr>
               <w:t>Name of Student</w:t>
             </w:r>
+            <w:r>
+              <w:rPr>
+                <w:rFonts w:ascii="Times New Roman" w:hAnsi="Times New Roman" w:cs="Times New Roman"/>
+                <w:b/>
+              </w:rPr>
+              <w:t>s</w:t>
+            </w:r>
           </w:p>
         </w:tc>
         <w:tc>
@@ -236,6 +241,13 @@
               </w:rPr>
               <w:t>Registration Number</w:t>
             </w:r>
+            <w:r>
+              <w:rPr>
+                <w:rFonts w:ascii="Times New Roman" w:hAnsi="Times New Roman" w:cs="Times New Roman"/>
+                <w:b/>
+              </w:rPr>
+              <w:t>s</w:t>
+            </w:r>
           </w:p>
         </w:tc>
         <w:tc>
@@ -517,7 +529,7 @@
           <w:u w:val="single"/>
         </w:rPr>
       </w:pPr>
-      <w:bookmarkStart w:id="1" w:name="_Toc243862130"/>
+      <w:bookmarkStart w:id="0" w:name="_Toc243864527"/>
       <w:r>
         <w:rPr>
           <w:rFonts w:ascii="Times New Roman" w:hAnsi="Times New Roman" w:cs="Times New Roman"/>
@@ -528,7 +540,7 @@
         <w:lastRenderedPageBreak/>
         <w:t>CERTIFICATE OF APPROVAL</w:t>
       </w:r>
-      <w:bookmarkEnd w:id="1"/>
+      <w:bookmarkEnd w:id="0"/>
     </w:p>
     <w:p>
       <w:pPr>
@@ -543,7 +555,21 @@
           <w:rFonts w:ascii="Times New Roman" w:hAnsi="Times New Roman" w:cs="Times New Roman"/>
           <w:sz w:val="24"/>
         </w:rPr>
-        <w:t>This is to certify that the research project report entitled "Dual-Tier Hierarchical Demand Forecasting in Large-Scale Kitchen Logistics: Integrating Gradient Boosted Regressors with Multiplicative SARIMA Econometrics" submitted by [Student Name] (Registration Number: [Registration Number]) in partial fulfillment of the requirements for the coursework in Predictive Analytics (Department of Computer Science &amp; Engineering) is a bonafide record of work carried out under our supervision.</w:t>
+        <w:t xml:space="preserve">This is to certify that the research project report entitled "Dual-Tier Hierarchical Demand Forecasting in Large-Scale Kitchen Logistics: Integrating Gradient Boosted Regressors with Multiplicative SARIMA Econometrics" submitted by </w:t>
+      </w:r>
+      <w:r>
+        <w:rPr>
+          <w:rFonts w:ascii="Times New Roman" w:hAnsi="Times New Roman" w:cs="Times New Roman"/>
+          <w:sz w:val="24"/>
+        </w:rPr>
+        <w:t>Ishpreet Kaur (2427030110) &amp; Aarushi Jain (2427030105)</w:t>
+      </w:r>
+      <w:r>
+        <w:rPr>
+          <w:rFonts w:ascii="Times New Roman" w:hAnsi="Times New Roman" w:cs="Times New Roman"/>
+          <w:sz w:val="24"/>
+        </w:rPr>
+        <w:t xml:space="preserve"> in partial fulfillment of the requirements for the coursework in Predictive Analytics (Department of Computer Science &amp; Engineering) is a bonafide record of work carried out under our supervision.</w:t>
       </w:r>
     </w:p>
     <w:p>
@@ -626,7 +652,7 @@
           <w:u w:val="single"/>
         </w:rPr>
       </w:pPr>
-      <w:bookmarkStart w:id="2" w:name="_Toc243862131"/>
+      <w:bookmarkStart w:id="1" w:name="_Toc243864528"/>
       <w:r>
         <w:rPr>
           <w:rFonts w:ascii="Times New Roman" w:hAnsi="Times New Roman" w:cs="Times New Roman"/>
@@ -635,121 +661,17 @@
           <w:u w:val="single"/>
         </w:rPr>
         <w:lastRenderedPageBreak/>
-        <w:t>DECLARATION BY THE STUDENT / RESEARCHER</w:t>
-      </w:r>
-      <w:bookmarkEnd w:id="2"/>
-    </w:p>
-    <w:p>
-      <w:pPr>
-        <w:spacing w:after="120" w:line="360" w:lineRule="auto"/>
-        <w:jc w:val="both"/>
-        <w:rPr>
-          <w:rFonts w:ascii="Times New Roman" w:hAnsi="Times New Roman" w:cs="Times New Roman"/>
-        </w:rPr>
-      </w:pPr>
-      <w:r>
-        <w:rPr>
-          <w:rFonts w:ascii="Times New Roman" w:hAnsi="Times New Roman" w:cs="Times New Roman"/>
-          <w:sz w:val="24"/>
-        </w:rPr>
-        <w:t>I hereby declare that the research project report entitled "Dual-Tier Hierarchical Demand Forecasting in Large-Scale Kitchen Logistics: Integrating Gradient Boosted Regressors with Multiplicative SARIMA Econometrics" is my own original work conducted under the academic guidance of faculty members of the Department of Computer Science &amp; Engineering.</w:t>
-      </w:r>
-    </w:p>
-    <w:p>
-      <w:pPr>
-        <w:spacing w:after="120" w:line="360" w:lineRule="auto"/>
-        <w:jc w:val="both"/>
-        <w:rPr>
-          <w:rFonts w:ascii="Times New Roman" w:hAnsi="Times New Roman" w:cs="Times New Roman"/>
-        </w:rPr>
-      </w:pPr>
-      <w:r>
-        <w:rPr>
-          <w:rFonts w:ascii="Times New Roman" w:hAnsi="Times New Roman" w:cs="Times New Roman"/>
-          <w:sz w:val="24"/>
-        </w:rPr>
-        <w:t>I confirm that all empirical datasets analyzed (consisting of 456,548 fulfillment transactions across 145 weeks and 77 fulfillment centers) have been evaluated using authentic, reproducible econometric and machine learning methodologies. All literature sources, baseline implementations, and statistical libraries have been duly acknowledged and cited in accordance with IEEE reference guidelines.</w:t>
-      </w:r>
-    </w:p>
-    <w:p>
-      <w:pPr>
-        <w:spacing w:before="1200" w:after="120" w:line="360" w:lineRule="auto"/>
-        <w:rPr>
-          <w:rFonts w:ascii="Times New Roman" w:hAnsi="Times New Roman" w:cs="Times New Roman"/>
-          <w:b/>
-        </w:rPr>
-      </w:pPr>
-      <w:r>
-        <w:rPr>
-          <w:rFonts w:ascii="Times New Roman" w:hAnsi="Times New Roman" w:cs="Times New Roman"/>
-          <w:b/>
-        </w:rPr>
-        <w:t>Date: October 25, 2026</w:t>
-      </w:r>
-      <w:r>
-        <w:rPr>
-          <w:rFonts w:ascii="Times New Roman" w:hAnsi="Times New Roman" w:cs="Times New Roman"/>
-          <w:b/>
-        </w:rPr>
-        <w:br/>
-        <w:t xml:space="preserve">Place: Jaipur, India                                                </w:t>
-      </w:r>
-      <w:r>
-        <w:rPr>
-          <w:rFonts w:ascii="Times New Roman" w:hAnsi="Times New Roman" w:cs="Times New Roman"/>
-          <w:b/>
-        </w:rPr>
-        <w:tab/>
-        <w:t xml:space="preserve">         [Signature of the Student]</w:t>
-      </w:r>
-      <w:r>
-        <w:rPr>
-          <w:rFonts w:ascii="Times New Roman" w:hAnsi="Times New Roman" w:cs="Times New Roman"/>
-          <w:b/>
-        </w:rPr>
-        <w:tab/>
-      </w:r>
-      <w:r>
-        <w:rPr>
-          <w:rFonts w:ascii="Times New Roman" w:hAnsi="Times New Roman" w:cs="Times New Roman"/>
-          <w:b/>
-        </w:rPr>
-        <w:tab/>
-      </w:r>
-      <w:r>
-        <w:rPr>
-          <w:rFonts w:ascii="Times New Roman" w:hAnsi="Times New Roman" w:cs="Times New Roman"/>
-          <w:b/>
-        </w:rPr>
-        <w:tab/>
-        <w:t xml:space="preserve">                                                                                        [Student Name]</w:t>
-      </w:r>
-    </w:p>
-    <w:p>
-      <w:pPr>
-        <w:rPr>
-          <w:rFonts w:ascii="Times New Roman" w:hAnsi="Times New Roman" w:cs="Times New Roman"/>
-        </w:rPr>
-      </w:pPr>
-      <w:r>
-        <w:rPr>
-          <w:rFonts w:ascii="Times New Roman" w:hAnsi="Times New Roman" w:cs="Times New Roman"/>
-        </w:rPr>
-        <w:br w:type="page"/>
-      </w:r>
-    </w:p>
-    <w:p>
-      <w:pPr>
-        <w:pStyle w:val="Heading1"/>
-        <w:jc w:val="center"/>
+        <w:t>DECLARATION BY THE STUDENT</w:t>
+      </w:r>
+      <w:r>
         <w:rPr>
           <w:rFonts w:ascii="Times New Roman" w:hAnsi="Times New Roman" w:cs="Times New Roman"/>
           <w:color w:val="auto"/>
           <w:sz w:val="36"/>
           <w:u w:val="single"/>
         </w:rPr>
-      </w:pPr>
-      <w:bookmarkStart w:id="3" w:name="_Toc243862132"/>
+        <w:t>S</w:t>
+      </w:r>
       <w:r>
         <w:rPr>
           <w:rFonts w:ascii="Times New Roman" w:hAnsi="Times New Roman" w:cs="Times New Roman"/>
@@ -757,95 +679,287 @@
           <w:sz w:val="36"/>
           <w:u w:val="single"/>
         </w:rPr>
-        <w:lastRenderedPageBreak/>
-        <w:t>ACKNOWLEDGEMENT</w:t>
-      </w:r>
-      <w:bookmarkEnd w:id="3"/>
-    </w:p>
-    <w:p>
-      <w:pPr>
-        <w:spacing w:after="120" w:line="360" w:lineRule="auto"/>
-        <w:jc w:val="both"/>
-        <w:rPr>
-          <w:rFonts w:ascii="Times New Roman" w:hAnsi="Times New Roman" w:cs="Times New Roman"/>
-        </w:rPr>
-      </w:pPr>
-      <w:r>
-        <w:rPr>
-          <w:rFonts w:ascii="Times New Roman" w:hAnsi="Times New Roman" w:cs="Times New Roman"/>
-          <w:sz w:val="24"/>
-        </w:rPr>
-        <w:t>I express my profound gratitude to the Department of Computer Science &amp; Engineering for providing the academic infrastructure, computing resources, and research guidance necessary to complete this project.</w:t>
-      </w:r>
-    </w:p>
-    <w:p>
-      <w:pPr>
-        <w:spacing w:after="120" w:line="360" w:lineRule="auto"/>
-        <w:jc w:val="both"/>
-        <w:rPr>
-          <w:rFonts w:ascii="Times New Roman" w:hAnsi="Times New Roman" w:cs="Times New Roman"/>
-        </w:rPr>
-      </w:pPr>
-      <w:r>
-        <w:rPr>
-          <w:rFonts w:ascii="Times New Roman" w:hAnsi="Times New Roman" w:cs="Times New Roman"/>
-          <w:sz w:val="24"/>
-        </w:rPr>
-        <w:t>I extend my sincere thanks to my project supervisor for invaluable technical guidance, constructive critiques, and meticulous review of the modeling formulation, particularly in formulating the non-linear objective function and addressing collinearity in generalized linear models.</w:t>
-      </w:r>
-    </w:p>
-    <w:p>
-      <w:pPr>
-        <w:spacing w:after="120" w:line="360" w:lineRule="auto"/>
-        <w:jc w:val="both"/>
-        <w:rPr>
-          <w:rFonts w:ascii="Times New Roman" w:hAnsi="Times New Roman" w:cs="Times New Roman"/>
-        </w:rPr>
-      </w:pPr>
-      <w:r>
-        <w:rPr>
-          <w:rFonts w:ascii="Times New Roman" w:hAnsi="Times New Roman" w:cs="Times New Roman"/>
-          <w:sz w:val="24"/>
-        </w:rPr>
-        <w:t>I also acknowledge the open-source data science community behind Python, Scikit-learn, LightGBM, and Statsmodels, whose rigorous algorithmic frameworks enabled the seamless empirical execution of both tree-based ensemble learning and classical SARIMA time-series econometrics.</w:t>
-      </w:r>
-    </w:p>
-    <w:p>
-      <w:pPr>
-        <w:rPr>
-          <w:rFonts w:ascii="Times New Roman" w:hAnsi="Times New Roman" w:cs="Times New Roman"/>
-        </w:rPr>
-      </w:pPr>
-      <w:r>
-        <w:rPr>
-          <w:rFonts w:ascii="Times New Roman" w:hAnsi="Times New Roman" w:cs="Times New Roman"/>
-        </w:rPr>
-        <w:br w:type="page"/>
-      </w:r>
-    </w:p>
-    <w:p>
-      <w:pPr>
-        <w:pStyle w:val="Heading1"/>
-        <w:jc w:val="center"/>
+        <w:t xml:space="preserve"> / RESEARCHER</w:t>
+      </w:r>
+      <w:r>
         <w:rPr>
           <w:rFonts w:ascii="Times New Roman" w:hAnsi="Times New Roman" w:cs="Times New Roman"/>
           <w:color w:val="auto"/>
           <w:sz w:val="36"/>
           <w:u w:val="single"/>
         </w:rPr>
-      </w:pPr>
-      <w:bookmarkStart w:id="4" w:name="_Toc243862133"/>
-      <w:r>
+        <w:t>S</w:t>
+      </w:r>
+      <w:bookmarkEnd w:id="1"/>
+    </w:p>
+    <w:p>
+      <w:pPr>
+        <w:spacing w:after="120" w:line="360" w:lineRule="auto"/>
+        <w:jc w:val="both"/>
+        <w:rPr>
+          <w:rFonts w:ascii="Times New Roman" w:hAnsi="Times New Roman" w:cs="Times New Roman"/>
+        </w:rPr>
+      </w:pPr>
+      <w:r>
+        <w:rPr>
+          <w:rFonts w:ascii="Times New Roman" w:hAnsi="Times New Roman" w:cs="Times New Roman"/>
+          <w:sz w:val="24"/>
+        </w:rPr>
+        <w:t xml:space="preserve">We </w:t>
+      </w:r>
+      <w:r>
+        <w:rPr>
+          <w:rFonts w:ascii="Times New Roman" w:hAnsi="Times New Roman" w:cs="Times New Roman"/>
+          <w:sz w:val="24"/>
+        </w:rPr>
+        <w:t>hereby declare that the research project report entitled "Dual-Tier Hierarchical Demand Forecasting in Large-Scale Kitchen Logistics: Integrating Gradient Boosted Regressors with Multiplic</w:t>
+      </w:r>
+      <w:r>
+        <w:rPr>
+          <w:rFonts w:ascii="Times New Roman" w:hAnsi="Times New Roman" w:cs="Times New Roman"/>
+          <w:sz w:val="24"/>
+        </w:rPr>
+        <w:t>ative SARIMA Econometrics" is our</w:t>
+      </w:r>
+      <w:r>
+        <w:rPr>
+          <w:rFonts w:ascii="Times New Roman" w:hAnsi="Times New Roman" w:cs="Times New Roman"/>
+          <w:sz w:val="24"/>
+        </w:rPr>
+        <w:t xml:space="preserve"> own original work conducted under the academic guidance of faculty members of the Department of Computer Science &amp; Engineering.</w:t>
+      </w:r>
+    </w:p>
+    <w:p>
+      <w:pPr>
+        <w:spacing w:after="120" w:line="360" w:lineRule="auto"/>
+        <w:jc w:val="both"/>
+        <w:rPr>
+          <w:rFonts w:ascii="Times New Roman" w:hAnsi="Times New Roman" w:cs="Times New Roman"/>
+        </w:rPr>
+      </w:pPr>
+      <w:r>
+        <w:rPr>
+          <w:rFonts w:ascii="Times New Roman" w:hAnsi="Times New Roman" w:cs="Times New Roman"/>
+          <w:sz w:val="24"/>
+        </w:rPr>
+        <w:t>We</w:t>
+      </w:r>
+      <w:r>
+        <w:rPr>
+          <w:rFonts w:ascii="Times New Roman" w:hAnsi="Times New Roman" w:cs="Times New Roman"/>
+          <w:sz w:val="24"/>
+        </w:rPr>
+        <w:t xml:space="preserve"> confirm that all empirical datasets analyzed (consisting of 456,548 fulfillment transactions across 145 weeks and 77 fulfillment centers) have been evaluated using authentic, reproducible econometric and machine learning methodologies. All literature sources, baseline implementations, and statistical libraries have been duly acknowledged and cited in accordance with IEEE reference guidelines.</w:t>
+      </w:r>
+    </w:p>
+    <w:p>
+      <w:pPr>
+        <w:spacing w:before="1200" w:after="120" w:line="360" w:lineRule="auto"/>
+        <w:rPr>
+          <w:rFonts w:ascii="Times New Roman" w:hAnsi="Times New Roman" w:cs="Times New Roman"/>
+          <w:b/>
+        </w:rPr>
+      </w:pPr>
+      <w:r>
+        <w:rPr>
+          <w:rFonts w:ascii="Times New Roman" w:hAnsi="Times New Roman" w:cs="Times New Roman"/>
+          <w:b/>
+        </w:rPr>
+        <w:t>Date: October 25, 2026</w:t>
+      </w:r>
+      <w:r>
+        <w:rPr>
+          <w:rFonts w:ascii="Times New Roman" w:hAnsi="Times New Roman" w:cs="Times New Roman"/>
+          <w:b/>
+        </w:rPr>
+        <w:br/>
+        <w:t>Place: Jaipur,</w:t>
+      </w:r>
+      <w:r>
+        <w:rPr>
+          <w:rFonts w:ascii="Times New Roman" w:hAnsi="Times New Roman" w:cs="Times New Roman"/>
+          <w:b/>
+        </w:rPr>
+        <w:t xml:space="preserve"> India</w:t>
+      </w:r>
+      <w:r>
+        <w:rPr>
+          <w:rFonts w:ascii="Times New Roman" w:hAnsi="Times New Roman" w:cs="Times New Roman"/>
+          <w:b/>
+        </w:rPr>
+        <w:br/>
+      </w:r>
+      <w:r>
+        <w:rPr>
+          <w:rFonts w:ascii="Times New Roman" w:hAnsi="Times New Roman" w:cs="Times New Roman"/>
+          <w:b/>
+        </w:rPr>
+        <w:t>[Signature of the Student]</w:t>
+      </w:r>
+      <w:r>
+        <w:rPr>
+          <w:rFonts w:ascii="Times New Roman" w:hAnsi="Times New Roman" w:cs="Times New Roman"/>
+          <w:b/>
+        </w:rPr>
+        <w:br/>
+      </w:r>
+      <w:r>
+        <w:rPr>
+          <w:rFonts w:ascii="Times New Roman" w:hAnsi="Times New Roman" w:cs="Times New Roman"/>
+          <w:b/>
+        </w:rPr>
+        <w:t>[Student Name]</w:t>
+      </w:r>
+    </w:p>
+    <w:p>
+      <w:pPr>
+        <w:rPr>
+          <w:rFonts w:ascii="Times New Roman" w:hAnsi="Times New Roman" w:cs="Times New Roman"/>
+        </w:rPr>
+      </w:pPr>
+      <w:r>
+        <w:rPr>
+          <w:rFonts w:ascii="Times New Roman" w:hAnsi="Times New Roman" w:cs="Times New Roman"/>
+        </w:rPr>
+        <w:br w:type="page"/>
+      </w:r>
+    </w:p>
+    <w:p>
+      <w:pPr>
+        <w:pStyle w:val="Heading1"/>
+        <w:jc w:val="center"/>
         <w:rPr>
           <w:rFonts w:ascii="Times New Roman" w:hAnsi="Times New Roman" w:cs="Times New Roman"/>
           <w:color w:val="auto"/>
           <w:sz w:val="36"/>
           <w:u w:val="single"/>
         </w:rPr>
+      </w:pPr>
+      <w:bookmarkStart w:id="2" w:name="_Toc243864529"/>
+      <w:r>
+        <w:rPr>
+          <w:rFonts w:ascii="Times New Roman" w:hAnsi="Times New Roman" w:cs="Times New Roman"/>
+          <w:color w:val="auto"/>
+          <w:sz w:val="36"/>
+          <w:u w:val="single"/>
+        </w:rPr>
+        <w:lastRenderedPageBreak/>
+        <w:t>ACKNOWLEDGEMENT</w:t>
+      </w:r>
+      <w:bookmarkEnd w:id="2"/>
+    </w:p>
+    <w:p>
+      <w:pPr>
+        <w:spacing w:after="120" w:line="360" w:lineRule="auto"/>
+        <w:jc w:val="both"/>
+        <w:rPr>
+          <w:rFonts w:ascii="Times New Roman" w:hAnsi="Times New Roman" w:cs="Times New Roman"/>
+        </w:rPr>
+      </w:pPr>
+      <w:r>
+        <w:rPr>
+          <w:rFonts w:ascii="Times New Roman" w:hAnsi="Times New Roman" w:cs="Times New Roman"/>
+          <w:sz w:val="24"/>
+        </w:rPr>
+        <w:t>We express our</w:t>
+      </w:r>
+      <w:r>
+        <w:rPr>
+          <w:rFonts w:ascii="Times New Roman" w:hAnsi="Times New Roman" w:cs="Times New Roman"/>
+          <w:sz w:val="24"/>
+        </w:rPr>
+        <w:t xml:space="preserve"> profound gratitude to the Department of Computer Science &amp; Engineering for providing the academic infrastructure, computing resources, and research guidance necessary to complete this project.</w:t>
+      </w:r>
+    </w:p>
+    <w:p>
+      <w:pPr>
+        <w:spacing w:after="120" w:line="360" w:lineRule="auto"/>
+        <w:jc w:val="both"/>
+        <w:rPr>
+          <w:rFonts w:ascii="Times New Roman" w:hAnsi="Times New Roman" w:cs="Times New Roman"/>
+        </w:rPr>
+      </w:pPr>
+      <w:r>
+        <w:rPr>
+          <w:rFonts w:ascii="Times New Roman" w:hAnsi="Times New Roman" w:cs="Times New Roman"/>
+          <w:sz w:val="24"/>
+        </w:rPr>
+        <w:t>We extend our</w:t>
+      </w:r>
+      <w:r>
+        <w:rPr>
+          <w:rFonts w:ascii="Times New Roman" w:hAnsi="Times New Roman" w:cs="Times New Roman"/>
+          <w:sz w:val="24"/>
+        </w:rPr>
+        <w:t xml:space="preserve"> sincere thanks to our</w:t>
+      </w:r>
+      <w:r>
+        <w:rPr>
+          <w:rFonts w:ascii="Times New Roman" w:hAnsi="Times New Roman" w:cs="Times New Roman"/>
+          <w:sz w:val="24"/>
+        </w:rPr>
+        <w:t xml:space="preserve"> project supervisor for invaluable technical guidance, constructive critiques, and meticulous review of the modeling formulation, particularly in formulating the non-linear objective function and addressing collinearity in generalized linear models.</w:t>
+      </w:r>
+    </w:p>
+    <w:p>
+      <w:pPr>
+        <w:spacing w:after="120" w:line="360" w:lineRule="auto"/>
+        <w:jc w:val="both"/>
+        <w:rPr>
+          <w:rFonts w:ascii="Times New Roman" w:hAnsi="Times New Roman" w:cs="Times New Roman"/>
+        </w:rPr>
+      </w:pPr>
+      <w:r>
+        <w:rPr>
+          <w:rFonts w:ascii="Times New Roman" w:hAnsi="Times New Roman" w:cs="Times New Roman"/>
+          <w:sz w:val="24"/>
+        </w:rPr>
+        <w:t>We</w:t>
+      </w:r>
+      <w:r>
+        <w:rPr>
+          <w:rFonts w:ascii="Times New Roman" w:hAnsi="Times New Roman" w:cs="Times New Roman"/>
+          <w:sz w:val="24"/>
+        </w:rPr>
+        <w:t xml:space="preserve"> also acknowledge the open-source data science community behind Python, Scikit-learn, LightGBM, and Statsmodels, whose rigorous algorithmic frameworks enabled the seamless empirical execution of both tree-based ensemble learning and classical SARIMA time-series econometrics.</w:t>
+      </w:r>
+    </w:p>
+    <w:p>
+      <w:pPr>
+        <w:rPr>
+          <w:rFonts w:ascii="Times New Roman" w:hAnsi="Times New Roman" w:cs="Times New Roman"/>
+        </w:rPr>
+      </w:pPr>
+      <w:r>
+        <w:rPr>
+          <w:rFonts w:ascii="Times New Roman" w:hAnsi="Times New Roman" w:cs="Times New Roman"/>
+        </w:rPr>
+        <w:br w:type="page"/>
+      </w:r>
+    </w:p>
+    <w:p>
+      <w:pPr>
+        <w:pStyle w:val="Heading1"/>
+        <w:jc w:val="center"/>
+        <w:rPr>
+          <w:rFonts w:ascii="Times New Roman" w:hAnsi="Times New Roman" w:cs="Times New Roman"/>
+          <w:color w:val="auto"/>
+          <w:sz w:val="36"/>
+          <w:u w:val="single"/>
+        </w:rPr>
+      </w:pPr>
+      <w:bookmarkStart w:id="3" w:name="_Toc243864530"/>
+      <w:r>
+        <w:rPr>
+          <w:rFonts w:ascii="Times New Roman" w:hAnsi="Times New Roman" w:cs="Times New Roman"/>
+          <w:color w:val="auto"/>
+          <w:sz w:val="36"/>
+          <w:u w:val="single"/>
+        </w:rPr>
         <w:lastRenderedPageBreak/>
         <w:t>ABSTRACT</w:t>
       </w:r>
-      <w:bookmarkEnd w:id="4"/>
+      <w:bookmarkEnd w:id="3"/>
     </w:p>
     <w:p>
       <w:pPr>
@@ -952,7 +1066,7 @@
           <w:rFonts w:ascii="Times New Roman" w:hAnsi="Times New Roman" w:cs="Times New Roman"/>
           <w:sz w:val="24"/>
         </w:rPr>
-        <w:t>Keywords: Demand Forecasting, Cloud Kitchen Logistics, LightGBM, SARIMA Econometrics, Price Elasticity, Time Series Decomposition, Supply Chain Optimization.</w:t>
+        <w:t>Demand Forecasting, Cloud Kitchen Logistics, LightGBM, SARIMA Econometrics, Price Elasticity, Time Series Decomposition, Supply Chain Optimization.</w:t>
       </w:r>
     </w:p>
     <w:p>
@@ -968,7 +1082,7 @@
         <w:br w:type="page"/>
       </w:r>
     </w:p>
-    <w:bookmarkStart w:id="5" w:name="_Toc243862134" w:displacedByCustomXml="next"/>
+    <w:bookmarkStart w:id="4" w:name="_Toc243864531" w:displacedByCustomXml="next"/>
     <w:sdt>
       <w:sdtPr>
         <w:rPr>
@@ -1014,14 +1128,7 @@
             </w:rPr>
             <w:t>TABLE OF CONTENTS</w:t>
           </w:r>
-          <w:bookmarkEnd w:id="5"/>
-        </w:p>
-        <w:p>
-          <w:pPr>
-            <w:rPr>
-              <w:rFonts w:ascii="Times New Roman" w:hAnsi="Times New Roman" w:cs="Times New Roman"/>
-            </w:rPr>
-          </w:pPr>
+          <w:bookmarkEnd w:id="4"/>
         </w:p>
         <w:p>
           <w:pPr>
@@ -1051,14 +1158,14 @@
             </w:rPr>
             <w:fldChar w:fldCharType="separate"/>
           </w:r>
-          <w:hyperlink w:anchor="_Toc243862130" w:history="1">
+          <w:hyperlink w:anchor="_Toc243864535" w:history="1">
             <w:r>
               <w:rPr>
                 <w:rStyle w:val="Hyperlink"/>
                 <w:rFonts w:ascii="Times New Roman" w:hAnsi="Times New Roman" w:cs="Times New Roman"/>
                 <w:noProof/>
               </w:rPr>
-              <w:t>CERTIFICATE OF APPROVAL</w:t>
+              <w:t>Chapter 1: Introduction</w:t>
             </w:r>
             <w:r>
               <w:rPr>
@@ -1079,7 +1186,7 @@
                 <w:noProof/>
                 <w:webHidden/>
               </w:rPr>
-              <w:instrText xml:space="preserve"> PAGEREF _Toc243862130 \h </w:instrText>
+              <w:instrText xml:space="preserve"> PAGEREF _Toc243864535 \h </w:instrText>
             </w:r>
             <w:r>
               <w:rPr>
@@ -1099,7 +1206,2703 @@
                 <w:noProof/>
                 <w:webHidden/>
               </w:rPr>
+              <w:t>1</w:t>
+            </w:r>
+            <w:r>
+              <w:rPr>
+                <w:noProof/>
+                <w:webHidden/>
+              </w:rPr>
+              <w:fldChar w:fldCharType="end"/>
+            </w:r>
+          </w:hyperlink>
+        </w:p>
+        <w:p>
+          <w:pPr>
+            <w:pStyle w:val="TOC2"/>
+            <w:tabs>
+              <w:tab w:val="right" w:leader="dot" w:pos="9350"/>
+            </w:tabs>
+            <w:rPr>
+              <w:noProof/>
+            </w:rPr>
+          </w:pPr>
+          <w:hyperlink w:anchor="_Toc243864536" w:history="1">
+            <w:r>
+              <w:rPr>
+                <w:rStyle w:val="Hyperlink"/>
+                <w:rFonts w:ascii="Times New Roman" w:hAnsi="Times New Roman" w:cs="Times New Roman"/>
+                <w:noProof/>
+              </w:rPr>
+              <w:t>1.1 Background of the Study</w:t>
+            </w:r>
+            <w:r>
+              <w:rPr>
+                <w:noProof/>
+                <w:webHidden/>
+              </w:rPr>
+              <w:tab/>
+            </w:r>
+            <w:r>
+              <w:rPr>
+                <w:noProof/>
+                <w:webHidden/>
+              </w:rPr>
+              <w:fldChar w:fldCharType="begin"/>
+            </w:r>
+            <w:r>
+              <w:rPr>
+                <w:noProof/>
+                <w:webHidden/>
+              </w:rPr>
+              <w:instrText xml:space="preserve"> PAGEREF _Toc243864536 \h </w:instrText>
+            </w:r>
+            <w:r>
+              <w:rPr>
+                <w:noProof/>
+                <w:webHidden/>
+              </w:rPr>
+            </w:r>
+            <w:r>
+              <w:rPr>
+                <w:noProof/>
+                <w:webHidden/>
+              </w:rPr>
+              <w:fldChar w:fldCharType="separate"/>
+            </w:r>
+            <w:r>
+              <w:rPr>
+                <w:noProof/>
+                <w:webHidden/>
+              </w:rPr>
+              <w:t>1</w:t>
+            </w:r>
+            <w:r>
+              <w:rPr>
+                <w:noProof/>
+                <w:webHidden/>
+              </w:rPr>
+              <w:fldChar w:fldCharType="end"/>
+            </w:r>
+          </w:hyperlink>
+        </w:p>
+        <w:p>
+          <w:pPr>
+            <w:pStyle w:val="TOC2"/>
+            <w:tabs>
+              <w:tab w:val="right" w:leader="dot" w:pos="9350"/>
+            </w:tabs>
+            <w:rPr>
+              <w:noProof/>
+            </w:rPr>
+          </w:pPr>
+          <w:hyperlink w:anchor="_Toc243864537" w:history="1">
+            <w:r>
+              <w:rPr>
+                <w:rStyle w:val="Hyperlink"/>
+                <w:rFonts w:ascii="Times New Roman" w:hAnsi="Times New Roman" w:cs="Times New Roman"/>
+                <w:noProof/>
+              </w:rPr>
+              <w:t>1.2 Problem Statement</w:t>
+            </w:r>
+            <w:r>
+              <w:rPr>
+                <w:noProof/>
+                <w:webHidden/>
+              </w:rPr>
+              <w:tab/>
+            </w:r>
+            <w:r>
+              <w:rPr>
+                <w:noProof/>
+                <w:webHidden/>
+              </w:rPr>
+              <w:fldChar w:fldCharType="begin"/>
+            </w:r>
+            <w:r>
+              <w:rPr>
+                <w:noProof/>
+                <w:webHidden/>
+              </w:rPr>
+              <w:instrText xml:space="preserve"> PAGEREF _Toc243864537 \h </w:instrText>
+            </w:r>
+            <w:r>
+              <w:rPr>
+                <w:noProof/>
+                <w:webHidden/>
+              </w:rPr>
+            </w:r>
+            <w:r>
+              <w:rPr>
+                <w:noProof/>
+                <w:webHidden/>
+              </w:rPr>
+              <w:fldChar w:fldCharType="separate"/>
+            </w:r>
+            <w:r>
+              <w:rPr>
+                <w:noProof/>
+                <w:webHidden/>
+              </w:rPr>
+              <w:t>1</w:t>
+            </w:r>
+            <w:r>
+              <w:rPr>
+                <w:noProof/>
+                <w:webHidden/>
+              </w:rPr>
+              <w:fldChar w:fldCharType="end"/>
+            </w:r>
+          </w:hyperlink>
+        </w:p>
+        <w:p>
+          <w:pPr>
+            <w:pStyle w:val="TOC2"/>
+            <w:tabs>
+              <w:tab w:val="right" w:leader="dot" w:pos="9350"/>
+            </w:tabs>
+            <w:rPr>
+              <w:noProof/>
+            </w:rPr>
+          </w:pPr>
+          <w:hyperlink w:anchor="_Toc243864538" w:history="1">
+            <w:r>
+              <w:rPr>
+                <w:rStyle w:val="Hyperlink"/>
+                <w:rFonts w:ascii="Times New Roman" w:hAnsi="Times New Roman" w:cs="Times New Roman"/>
+                <w:noProof/>
+              </w:rPr>
+              <w:t>1.3 Research Motivation and Significance</w:t>
+            </w:r>
+            <w:r>
+              <w:rPr>
+                <w:noProof/>
+                <w:webHidden/>
+              </w:rPr>
+              <w:tab/>
+            </w:r>
+            <w:r>
+              <w:rPr>
+                <w:noProof/>
+                <w:webHidden/>
+              </w:rPr>
+              <w:fldChar w:fldCharType="begin"/>
+            </w:r>
+            <w:r>
+              <w:rPr>
+                <w:noProof/>
+                <w:webHidden/>
+              </w:rPr>
+              <w:instrText xml:space="preserve"> PAGEREF _Toc243864538 \h </w:instrText>
+            </w:r>
+            <w:r>
+              <w:rPr>
+                <w:noProof/>
+                <w:webHidden/>
+              </w:rPr>
+            </w:r>
+            <w:r>
+              <w:rPr>
+                <w:noProof/>
+                <w:webHidden/>
+              </w:rPr>
+              <w:fldChar w:fldCharType="separate"/>
+            </w:r>
+            <w:r>
+              <w:rPr>
+                <w:noProof/>
+                <w:webHidden/>
+              </w:rPr>
               <w:t>2</w:t>
+            </w:r>
+            <w:r>
+              <w:rPr>
+                <w:noProof/>
+                <w:webHidden/>
+              </w:rPr>
+              <w:fldChar w:fldCharType="end"/>
+            </w:r>
+          </w:hyperlink>
+        </w:p>
+        <w:p>
+          <w:pPr>
+            <w:pStyle w:val="TOC2"/>
+            <w:tabs>
+              <w:tab w:val="right" w:leader="dot" w:pos="9350"/>
+            </w:tabs>
+            <w:rPr>
+              <w:noProof/>
+            </w:rPr>
+          </w:pPr>
+          <w:hyperlink w:anchor="_Toc243864539" w:history="1">
+            <w:r>
+              <w:rPr>
+                <w:rStyle w:val="Hyperlink"/>
+                <w:rFonts w:ascii="Times New Roman" w:hAnsi="Times New Roman" w:cs="Times New Roman"/>
+                <w:noProof/>
+              </w:rPr>
+              <w:t>1.4 Research Aim and Objectives</w:t>
+            </w:r>
+            <w:r>
+              <w:rPr>
+                <w:noProof/>
+                <w:webHidden/>
+              </w:rPr>
+              <w:tab/>
+            </w:r>
+            <w:r>
+              <w:rPr>
+                <w:noProof/>
+                <w:webHidden/>
+              </w:rPr>
+              <w:fldChar w:fldCharType="begin"/>
+            </w:r>
+            <w:r>
+              <w:rPr>
+                <w:noProof/>
+                <w:webHidden/>
+              </w:rPr>
+              <w:instrText xml:space="preserve"> PAGEREF _Toc243864539 \h </w:instrText>
+            </w:r>
+            <w:r>
+              <w:rPr>
+                <w:noProof/>
+                <w:webHidden/>
+              </w:rPr>
+            </w:r>
+            <w:r>
+              <w:rPr>
+                <w:noProof/>
+                <w:webHidden/>
+              </w:rPr>
+              <w:fldChar w:fldCharType="separate"/>
+            </w:r>
+            <w:r>
+              <w:rPr>
+                <w:noProof/>
+                <w:webHidden/>
+              </w:rPr>
+              <w:t>2</w:t>
+            </w:r>
+            <w:r>
+              <w:rPr>
+                <w:noProof/>
+                <w:webHidden/>
+              </w:rPr>
+              <w:fldChar w:fldCharType="end"/>
+            </w:r>
+          </w:hyperlink>
+        </w:p>
+        <w:p>
+          <w:pPr>
+            <w:pStyle w:val="TOC2"/>
+            <w:tabs>
+              <w:tab w:val="right" w:leader="dot" w:pos="9350"/>
+            </w:tabs>
+            <w:rPr>
+              <w:noProof/>
+            </w:rPr>
+          </w:pPr>
+          <w:hyperlink w:anchor="_Toc243864540" w:history="1">
+            <w:r>
+              <w:rPr>
+                <w:rStyle w:val="Hyperlink"/>
+                <w:rFonts w:ascii="Times New Roman" w:hAnsi="Times New Roman" w:cs="Times New Roman"/>
+                <w:noProof/>
+              </w:rPr>
+              <w:t>1.5 Research Questions and Hypotheses</w:t>
+            </w:r>
+            <w:r>
+              <w:rPr>
+                <w:noProof/>
+                <w:webHidden/>
+              </w:rPr>
+              <w:tab/>
+            </w:r>
+            <w:r>
+              <w:rPr>
+                <w:noProof/>
+                <w:webHidden/>
+              </w:rPr>
+              <w:fldChar w:fldCharType="begin"/>
+            </w:r>
+            <w:r>
+              <w:rPr>
+                <w:noProof/>
+                <w:webHidden/>
+              </w:rPr>
+              <w:instrText xml:space="preserve"> PAGEREF _Toc243864540 \h </w:instrText>
+            </w:r>
+            <w:r>
+              <w:rPr>
+                <w:noProof/>
+                <w:webHidden/>
+              </w:rPr>
+            </w:r>
+            <w:r>
+              <w:rPr>
+                <w:noProof/>
+                <w:webHidden/>
+              </w:rPr>
+              <w:fldChar w:fldCharType="separate"/>
+            </w:r>
+            <w:r>
+              <w:rPr>
+                <w:noProof/>
+                <w:webHidden/>
+              </w:rPr>
+              <w:t>3</w:t>
+            </w:r>
+            <w:r>
+              <w:rPr>
+                <w:noProof/>
+                <w:webHidden/>
+              </w:rPr>
+              <w:fldChar w:fldCharType="end"/>
+            </w:r>
+          </w:hyperlink>
+        </w:p>
+        <w:p>
+          <w:pPr>
+            <w:pStyle w:val="TOC2"/>
+            <w:tabs>
+              <w:tab w:val="right" w:leader="dot" w:pos="9350"/>
+            </w:tabs>
+            <w:rPr>
+              <w:noProof/>
+            </w:rPr>
+          </w:pPr>
+          <w:hyperlink w:anchor="_Toc243864541" w:history="1">
+            <w:r>
+              <w:rPr>
+                <w:rStyle w:val="Hyperlink"/>
+                <w:rFonts w:ascii="Times New Roman" w:hAnsi="Times New Roman" w:cs="Times New Roman"/>
+                <w:noProof/>
+              </w:rPr>
+              <w:t>1.6 Scope of the Study</w:t>
+            </w:r>
+            <w:r>
+              <w:rPr>
+                <w:noProof/>
+                <w:webHidden/>
+              </w:rPr>
+              <w:tab/>
+            </w:r>
+            <w:r>
+              <w:rPr>
+                <w:noProof/>
+                <w:webHidden/>
+              </w:rPr>
+              <w:fldChar w:fldCharType="begin"/>
+            </w:r>
+            <w:r>
+              <w:rPr>
+                <w:noProof/>
+                <w:webHidden/>
+              </w:rPr>
+              <w:instrText xml:space="preserve"> PAGEREF _Toc243864541 \h </w:instrText>
+            </w:r>
+            <w:r>
+              <w:rPr>
+                <w:noProof/>
+                <w:webHidden/>
+              </w:rPr>
+            </w:r>
+            <w:r>
+              <w:rPr>
+                <w:noProof/>
+                <w:webHidden/>
+              </w:rPr>
+              <w:fldChar w:fldCharType="separate"/>
+            </w:r>
+            <w:r>
+              <w:rPr>
+                <w:noProof/>
+                <w:webHidden/>
+              </w:rPr>
+              <w:t>4</w:t>
+            </w:r>
+            <w:r>
+              <w:rPr>
+                <w:noProof/>
+                <w:webHidden/>
+              </w:rPr>
+              <w:fldChar w:fldCharType="end"/>
+            </w:r>
+          </w:hyperlink>
+        </w:p>
+        <w:p>
+          <w:pPr>
+            <w:pStyle w:val="TOC2"/>
+            <w:tabs>
+              <w:tab w:val="right" w:leader="dot" w:pos="9350"/>
+            </w:tabs>
+            <w:rPr>
+              <w:noProof/>
+            </w:rPr>
+          </w:pPr>
+          <w:hyperlink w:anchor="_Toc243864542" w:history="1">
+            <w:r>
+              <w:rPr>
+                <w:rStyle w:val="Hyperlink"/>
+                <w:rFonts w:ascii="Times New Roman" w:hAnsi="Times New Roman" w:cs="Times New Roman"/>
+                <w:noProof/>
+              </w:rPr>
+              <w:t>1.7 Organization of the Report</w:t>
+            </w:r>
+            <w:r>
+              <w:rPr>
+                <w:noProof/>
+                <w:webHidden/>
+              </w:rPr>
+              <w:tab/>
+            </w:r>
+            <w:r>
+              <w:rPr>
+                <w:noProof/>
+                <w:webHidden/>
+              </w:rPr>
+              <w:fldChar w:fldCharType="begin"/>
+            </w:r>
+            <w:r>
+              <w:rPr>
+                <w:noProof/>
+                <w:webHidden/>
+              </w:rPr>
+              <w:instrText xml:space="preserve"> PAGEREF _Toc243864542 \h </w:instrText>
+            </w:r>
+            <w:r>
+              <w:rPr>
+                <w:noProof/>
+                <w:webHidden/>
+              </w:rPr>
+            </w:r>
+            <w:r>
+              <w:rPr>
+                <w:noProof/>
+                <w:webHidden/>
+              </w:rPr>
+              <w:fldChar w:fldCharType="separate"/>
+            </w:r>
+            <w:r>
+              <w:rPr>
+                <w:noProof/>
+                <w:webHidden/>
+              </w:rPr>
+              <w:t>4</w:t>
+            </w:r>
+            <w:r>
+              <w:rPr>
+                <w:noProof/>
+                <w:webHidden/>
+              </w:rPr>
+              <w:fldChar w:fldCharType="end"/>
+            </w:r>
+          </w:hyperlink>
+        </w:p>
+        <w:p>
+          <w:pPr>
+            <w:pStyle w:val="TOC2"/>
+            <w:tabs>
+              <w:tab w:val="right" w:leader="dot" w:pos="9350"/>
+            </w:tabs>
+            <w:ind w:left="0"/>
+            <w:rPr>
+              <w:noProof/>
+            </w:rPr>
+          </w:pPr>
+          <w:hyperlink w:anchor="_Toc243864543" w:history="1">
+            <w:r>
+              <w:rPr>
+                <w:rStyle w:val="Hyperlink"/>
+                <w:rFonts w:ascii="Times New Roman" w:hAnsi="Times New Roman" w:cs="Times New Roman"/>
+                <w:noProof/>
+              </w:rPr>
+              <w:t>Chapter 2: Literature Review</w:t>
+            </w:r>
+            <w:r>
+              <w:rPr>
+                <w:noProof/>
+                <w:webHidden/>
+              </w:rPr>
+              <w:tab/>
+            </w:r>
+            <w:r>
+              <w:rPr>
+                <w:noProof/>
+                <w:webHidden/>
+              </w:rPr>
+              <w:fldChar w:fldCharType="begin"/>
+            </w:r>
+            <w:r>
+              <w:rPr>
+                <w:noProof/>
+                <w:webHidden/>
+              </w:rPr>
+              <w:instrText xml:space="preserve"> PAGEREF _Toc243864543 \h </w:instrText>
+            </w:r>
+            <w:r>
+              <w:rPr>
+                <w:noProof/>
+                <w:webHidden/>
+              </w:rPr>
+            </w:r>
+            <w:r>
+              <w:rPr>
+                <w:noProof/>
+                <w:webHidden/>
+              </w:rPr>
+              <w:fldChar w:fldCharType="separate"/>
+            </w:r>
+            <w:r>
+              <w:rPr>
+                <w:noProof/>
+                <w:webHidden/>
+              </w:rPr>
+              <w:t>5</w:t>
+            </w:r>
+            <w:r>
+              <w:rPr>
+                <w:noProof/>
+                <w:webHidden/>
+              </w:rPr>
+              <w:fldChar w:fldCharType="end"/>
+            </w:r>
+          </w:hyperlink>
+        </w:p>
+        <w:p>
+          <w:pPr>
+            <w:pStyle w:val="TOC2"/>
+            <w:tabs>
+              <w:tab w:val="right" w:leader="dot" w:pos="9350"/>
+            </w:tabs>
+            <w:rPr>
+              <w:noProof/>
+            </w:rPr>
+          </w:pPr>
+          <w:hyperlink w:anchor="_Toc243864544" w:history="1">
+            <w:r>
+              <w:rPr>
+                <w:rStyle w:val="Hyperlink"/>
+                <w:rFonts w:ascii="Times New Roman" w:hAnsi="Times New Roman" w:cs="Times New Roman"/>
+                <w:noProof/>
+              </w:rPr>
+              <w:t>2.1 Introduction</w:t>
+            </w:r>
+            <w:r>
+              <w:rPr>
+                <w:noProof/>
+                <w:webHidden/>
+              </w:rPr>
+              <w:tab/>
+            </w:r>
+            <w:r>
+              <w:rPr>
+                <w:noProof/>
+                <w:webHidden/>
+              </w:rPr>
+              <w:fldChar w:fldCharType="begin"/>
+            </w:r>
+            <w:r>
+              <w:rPr>
+                <w:noProof/>
+                <w:webHidden/>
+              </w:rPr>
+              <w:instrText xml:space="preserve"> PAGEREF _Toc243864544 \h </w:instrText>
+            </w:r>
+            <w:r>
+              <w:rPr>
+                <w:noProof/>
+                <w:webHidden/>
+              </w:rPr>
+            </w:r>
+            <w:r>
+              <w:rPr>
+                <w:noProof/>
+                <w:webHidden/>
+              </w:rPr>
+              <w:fldChar w:fldCharType="separate"/>
+            </w:r>
+            <w:r>
+              <w:rPr>
+                <w:noProof/>
+                <w:webHidden/>
+              </w:rPr>
+              <w:t>5</w:t>
+            </w:r>
+            <w:r>
+              <w:rPr>
+                <w:noProof/>
+                <w:webHidden/>
+              </w:rPr>
+              <w:fldChar w:fldCharType="end"/>
+            </w:r>
+          </w:hyperlink>
+        </w:p>
+        <w:p>
+          <w:pPr>
+            <w:pStyle w:val="TOC2"/>
+            <w:tabs>
+              <w:tab w:val="right" w:leader="dot" w:pos="9350"/>
+            </w:tabs>
+            <w:rPr>
+              <w:noProof/>
+            </w:rPr>
+          </w:pPr>
+          <w:hyperlink w:anchor="_Toc243864545" w:history="1">
+            <w:r>
+              <w:rPr>
+                <w:rStyle w:val="Hyperlink"/>
+                <w:rFonts w:ascii="Times New Roman" w:hAnsi="Times New Roman" w:cs="Times New Roman"/>
+                <w:noProof/>
+              </w:rPr>
+              <w:t>2.2 Review of Existing Studies</w:t>
+            </w:r>
+            <w:r>
+              <w:rPr>
+                <w:noProof/>
+                <w:webHidden/>
+              </w:rPr>
+              <w:tab/>
+            </w:r>
+            <w:r>
+              <w:rPr>
+                <w:noProof/>
+                <w:webHidden/>
+              </w:rPr>
+              <w:fldChar w:fldCharType="begin"/>
+            </w:r>
+            <w:r>
+              <w:rPr>
+                <w:noProof/>
+                <w:webHidden/>
+              </w:rPr>
+              <w:instrText xml:space="preserve"> PAGEREF _Toc243864545 \h </w:instrText>
+            </w:r>
+            <w:r>
+              <w:rPr>
+                <w:noProof/>
+                <w:webHidden/>
+              </w:rPr>
+            </w:r>
+            <w:r>
+              <w:rPr>
+                <w:noProof/>
+                <w:webHidden/>
+              </w:rPr>
+              <w:fldChar w:fldCharType="separate"/>
+            </w:r>
+            <w:r>
+              <w:rPr>
+                <w:noProof/>
+                <w:webHidden/>
+              </w:rPr>
+              <w:t>5</w:t>
+            </w:r>
+            <w:r>
+              <w:rPr>
+                <w:noProof/>
+                <w:webHidden/>
+              </w:rPr>
+              <w:fldChar w:fldCharType="end"/>
+            </w:r>
+          </w:hyperlink>
+        </w:p>
+        <w:p>
+          <w:pPr>
+            <w:pStyle w:val="TOC2"/>
+            <w:tabs>
+              <w:tab w:val="right" w:leader="dot" w:pos="9350"/>
+            </w:tabs>
+            <w:rPr>
+              <w:noProof/>
+            </w:rPr>
+          </w:pPr>
+          <w:hyperlink w:anchor="_Toc243864546" w:history="1">
+            <w:r>
+              <w:rPr>
+                <w:rStyle w:val="Hyperlink"/>
+                <w:rFonts w:ascii="Times New Roman" w:hAnsi="Times New Roman" w:cs="Times New Roman"/>
+                <w:noProof/>
+              </w:rPr>
+              <w:t>2.3 Comparison of Existing Methods</w:t>
+            </w:r>
+            <w:r>
+              <w:rPr>
+                <w:noProof/>
+                <w:webHidden/>
+              </w:rPr>
+              <w:tab/>
+            </w:r>
+            <w:r>
+              <w:rPr>
+                <w:noProof/>
+                <w:webHidden/>
+              </w:rPr>
+              <w:fldChar w:fldCharType="begin"/>
+            </w:r>
+            <w:r>
+              <w:rPr>
+                <w:noProof/>
+                <w:webHidden/>
+              </w:rPr>
+              <w:instrText xml:space="preserve"> PAGEREF _Toc243864546 \h </w:instrText>
+            </w:r>
+            <w:r>
+              <w:rPr>
+                <w:noProof/>
+                <w:webHidden/>
+              </w:rPr>
+            </w:r>
+            <w:r>
+              <w:rPr>
+                <w:noProof/>
+                <w:webHidden/>
+              </w:rPr>
+              <w:fldChar w:fldCharType="separate"/>
+            </w:r>
+            <w:r>
+              <w:rPr>
+                <w:noProof/>
+                <w:webHidden/>
+              </w:rPr>
+              <w:t>6</w:t>
+            </w:r>
+            <w:r>
+              <w:rPr>
+                <w:noProof/>
+                <w:webHidden/>
+              </w:rPr>
+              <w:fldChar w:fldCharType="end"/>
+            </w:r>
+          </w:hyperlink>
+        </w:p>
+        <w:p>
+          <w:pPr>
+            <w:pStyle w:val="TOC2"/>
+            <w:tabs>
+              <w:tab w:val="right" w:leader="dot" w:pos="9350"/>
+            </w:tabs>
+            <w:rPr>
+              <w:noProof/>
+            </w:rPr>
+          </w:pPr>
+          <w:hyperlink w:anchor="_Toc243864547" w:history="1">
+            <w:r>
+              <w:rPr>
+                <w:rStyle w:val="Hyperlink"/>
+                <w:rFonts w:ascii="Times New Roman" w:hAnsi="Times New Roman" w:cs="Times New Roman"/>
+                <w:noProof/>
+              </w:rPr>
+              <w:t>2.4 Identified Research Gaps</w:t>
+            </w:r>
+            <w:r>
+              <w:rPr>
+                <w:noProof/>
+                <w:webHidden/>
+              </w:rPr>
+              <w:tab/>
+            </w:r>
+            <w:r>
+              <w:rPr>
+                <w:noProof/>
+                <w:webHidden/>
+              </w:rPr>
+              <w:fldChar w:fldCharType="begin"/>
+            </w:r>
+            <w:r>
+              <w:rPr>
+                <w:noProof/>
+                <w:webHidden/>
+              </w:rPr>
+              <w:instrText xml:space="preserve"> PAGEREF _Toc243864547 \h </w:instrText>
+            </w:r>
+            <w:r>
+              <w:rPr>
+                <w:noProof/>
+                <w:webHidden/>
+              </w:rPr>
+            </w:r>
+            <w:r>
+              <w:rPr>
+                <w:noProof/>
+                <w:webHidden/>
+              </w:rPr>
+              <w:fldChar w:fldCharType="separate"/>
+            </w:r>
+            <w:r>
+              <w:rPr>
+                <w:noProof/>
+                <w:webHidden/>
+              </w:rPr>
+              <w:t>6</w:t>
+            </w:r>
+            <w:r>
+              <w:rPr>
+                <w:noProof/>
+                <w:webHidden/>
+              </w:rPr>
+              <w:fldChar w:fldCharType="end"/>
+            </w:r>
+          </w:hyperlink>
+        </w:p>
+        <w:p>
+          <w:pPr>
+            <w:pStyle w:val="TOC2"/>
+            <w:tabs>
+              <w:tab w:val="right" w:leader="dot" w:pos="9350"/>
+            </w:tabs>
+            <w:rPr>
+              <w:noProof/>
+            </w:rPr>
+          </w:pPr>
+          <w:hyperlink w:anchor="_Toc243864548" w:history="1">
+            <w:r>
+              <w:rPr>
+                <w:rStyle w:val="Hyperlink"/>
+                <w:rFonts w:ascii="Times New Roman" w:hAnsi="Times New Roman" w:cs="Times New Roman"/>
+                <w:noProof/>
+              </w:rPr>
+              <w:t>2.5 Chapter Summary</w:t>
+            </w:r>
+            <w:r>
+              <w:rPr>
+                <w:noProof/>
+                <w:webHidden/>
+              </w:rPr>
+              <w:tab/>
+            </w:r>
+            <w:r>
+              <w:rPr>
+                <w:noProof/>
+                <w:webHidden/>
+              </w:rPr>
+              <w:fldChar w:fldCharType="begin"/>
+            </w:r>
+            <w:r>
+              <w:rPr>
+                <w:noProof/>
+                <w:webHidden/>
+              </w:rPr>
+              <w:instrText xml:space="preserve"> PAGEREF _Toc243864548 \h </w:instrText>
+            </w:r>
+            <w:r>
+              <w:rPr>
+                <w:noProof/>
+                <w:webHidden/>
+              </w:rPr>
+            </w:r>
+            <w:r>
+              <w:rPr>
+                <w:noProof/>
+                <w:webHidden/>
+              </w:rPr>
+              <w:fldChar w:fldCharType="separate"/>
+            </w:r>
+            <w:r>
+              <w:rPr>
+                <w:noProof/>
+                <w:webHidden/>
+              </w:rPr>
+              <w:t>7</w:t>
+            </w:r>
+            <w:r>
+              <w:rPr>
+                <w:noProof/>
+                <w:webHidden/>
+              </w:rPr>
+              <w:fldChar w:fldCharType="end"/>
+            </w:r>
+          </w:hyperlink>
+        </w:p>
+        <w:p>
+          <w:pPr>
+            <w:pStyle w:val="TOC2"/>
+            <w:tabs>
+              <w:tab w:val="right" w:leader="dot" w:pos="9350"/>
+            </w:tabs>
+            <w:ind w:left="0"/>
+            <w:rPr>
+              <w:noProof/>
+            </w:rPr>
+          </w:pPr>
+          <w:hyperlink w:anchor="_Toc243864549" w:history="1">
+            <w:r>
+              <w:rPr>
+                <w:rStyle w:val="Hyperlink"/>
+                <w:rFonts w:ascii="Times New Roman" w:hAnsi="Times New Roman" w:cs="Times New Roman"/>
+                <w:noProof/>
+              </w:rPr>
+              <w:t>Chapter 3: Research Methodology</w:t>
+            </w:r>
+            <w:r>
+              <w:rPr>
+                <w:noProof/>
+                <w:webHidden/>
+              </w:rPr>
+              <w:tab/>
+            </w:r>
+            <w:r>
+              <w:rPr>
+                <w:noProof/>
+                <w:webHidden/>
+              </w:rPr>
+              <w:fldChar w:fldCharType="begin"/>
+            </w:r>
+            <w:r>
+              <w:rPr>
+                <w:noProof/>
+                <w:webHidden/>
+              </w:rPr>
+              <w:instrText xml:space="preserve"> PAGEREF _Toc243864549 \h </w:instrText>
+            </w:r>
+            <w:r>
+              <w:rPr>
+                <w:noProof/>
+                <w:webHidden/>
+              </w:rPr>
+            </w:r>
+            <w:r>
+              <w:rPr>
+                <w:noProof/>
+                <w:webHidden/>
+              </w:rPr>
+              <w:fldChar w:fldCharType="separate"/>
+            </w:r>
+            <w:r>
+              <w:rPr>
+                <w:noProof/>
+                <w:webHidden/>
+              </w:rPr>
+              <w:t>8</w:t>
+            </w:r>
+            <w:r>
+              <w:rPr>
+                <w:noProof/>
+                <w:webHidden/>
+              </w:rPr>
+              <w:fldChar w:fldCharType="end"/>
+            </w:r>
+          </w:hyperlink>
+        </w:p>
+        <w:p>
+          <w:pPr>
+            <w:pStyle w:val="TOC2"/>
+            <w:tabs>
+              <w:tab w:val="right" w:leader="dot" w:pos="9350"/>
+            </w:tabs>
+            <w:rPr>
+              <w:noProof/>
+            </w:rPr>
+          </w:pPr>
+          <w:hyperlink w:anchor="_Toc243864550" w:history="1">
+            <w:r>
+              <w:rPr>
+                <w:rStyle w:val="Hyperlink"/>
+                <w:rFonts w:ascii="Times New Roman" w:hAnsi="Times New Roman" w:cs="Times New Roman"/>
+                <w:noProof/>
+              </w:rPr>
+              <w:t>3.1 Research Design</w:t>
+            </w:r>
+            <w:r>
+              <w:rPr>
+                <w:noProof/>
+                <w:webHidden/>
+              </w:rPr>
+              <w:tab/>
+            </w:r>
+            <w:r>
+              <w:rPr>
+                <w:noProof/>
+                <w:webHidden/>
+              </w:rPr>
+              <w:fldChar w:fldCharType="begin"/>
+            </w:r>
+            <w:r>
+              <w:rPr>
+                <w:noProof/>
+                <w:webHidden/>
+              </w:rPr>
+              <w:instrText xml:space="preserve"> PAGEREF _Toc243864550 \h </w:instrText>
+            </w:r>
+            <w:r>
+              <w:rPr>
+                <w:noProof/>
+                <w:webHidden/>
+              </w:rPr>
+            </w:r>
+            <w:r>
+              <w:rPr>
+                <w:noProof/>
+                <w:webHidden/>
+              </w:rPr>
+              <w:fldChar w:fldCharType="separate"/>
+            </w:r>
+            <w:r>
+              <w:rPr>
+                <w:noProof/>
+                <w:webHidden/>
+              </w:rPr>
+              <w:t>8</w:t>
+            </w:r>
+            <w:r>
+              <w:rPr>
+                <w:noProof/>
+                <w:webHidden/>
+              </w:rPr>
+              <w:fldChar w:fldCharType="end"/>
+            </w:r>
+          </w:hyperlink>
+        </w:p>
+        <w:p>
+          <w:pPr>
+            <w:pStyle w:val="TOC2"/>
+            <w:tabs>
+              <w:tab w:val="right" w:leader="dot" w:pos="9350"/>
+            </w:tabs>
+            <w:rPr>
+              <w:noProof/>
+            </w:rPr>
+          </w:pPr>
+          <w:hyperlink w:anchor="_Toc243864551" w:history="1">
+            <w:r>
+              <w:rPr>
+                <w:rStyle w:val="Hyperlink"/>
+                <w:rFonts w:ascii="Times New Roman" w:hAnsi="Times New Roman" w:cs="Times New Roman"/>
+                <w:noProof/>
+              </w:rPr>
+              <w:t>3.2 Dataset and Data Sources</w:t>
+            </w:r>
+            <w:r>
+              <w:rPr>
+                <w:noProof/>
+                <w:webHidden/>
+              </w:rPr>
+              <w:tab/>
+            </w:r>
+            <w:r>
+              <w:rPr>
+                <w:noProof/>
+                <w:webHidden/>
+              </w:rPr>
+              <w:fldChar w:fldCharType="begin"/>
+            </w:r>
+            <w:r>
+              <w:rPr>
+                <w:noProof/>
+                <w:webHidden/>
+              </w:rPr>
+              <w:instrText xml:space="preserve"> PAGEREF _Toc243864551 \h </w:instrText>
+            </w:r>
+            <w:r>
+              <w:rPr>
+                <w:noProof/>
+                <w:webHidden/>
+              </w:rPr>
+            </w:r>
+            <w:r>
+              <w:rPr>
+                <w:noProof/>
+                <w:webHidden/>
+              </w:rPr>
+              <w:fldChar w:fldCharType="separate"/>
+            </w:r>
+            <w:r>
+              <w:rPr>
+                <w:noProof/>
+                <w:webHidden/>
+              </w:rPr>
+              <w:t>8</w:t>
+            </w:r>
+            <w:r>
+              <w:rPr>
+                <w:noProof/>
+                <w:webHidden/>
+              </w:rPr>
+              <w:fldChar w:fldCharType="end"/>
+            </w:r>
+          </w:hyperlink>
+        </w:p>
+        <w:p>
+          <w:pPr>
+            <w:pStyle w:val="TOC2"/>
+            <w:tabs>
+              <w:tab w:val="right" w:leader="dot" w:pos="9350"/>
+            </w:tabs>
+            <w:rPr>
+              <w:noProof/>
+            </w:rPr>
+          </w:pPr>
+          <w:hyperlink w:anchor="_Toc243864552" w:history="1">
+            <w:r>
+              <w:rPr>
+                <w:rStyle w:val="Hyperlink"/>
+                <w:rFonts w:ascii="Times New Roman" w:hAnsi="Times New Roman" w:cs="Times New Roman"/>
+                <w:noProof/>
+              </w:rPr>
+              <w:t>3.3 Data Collection and Preprocessing</w:t>
+            </w:r>
+            <w:r>
+              <w:rPr>
+                <w:noProof/>
+                <w:webHidden/>
+              </w:rPr>
+              <w:tab/>
+            </w:r>
+            <w:r>
+              <w:rPr>
+                <w:noProof/>
+                <w:webHidden/>
+              </w:rPr>
+              <w:fldChar w:fldCharType="begin"/>
+            </w:r>
+            <w:r>
+              <w:rPr>
+                <w:noProof/>
+                <w:webHidden/>
+              </w:rPr>
+              <w:instrText xml:space="preserve"> PAGEREF _Toc243864552 \h </w:instrText>
+            </w:r>
+            <w:r>
+              <w:rPr>
+                <w:noProof/>
+                <w:webHidden/>
+              </w:rPr>
+            </w:r>
+            <w:r>
+              <w:rPr>
+                <w:noProof/>
+                <w:webHidden/>
+              </w:rPr>
+              <w:fldChar w:fldCharType="separate"/>
+            </w:r>
+            <w:r>
+              <w:rPr>
+                <w:noProof/>
+                <w:webHidden/>
+              </w:rPr>
+              <w:t>9</w:t>
+            </w:r>
+            <w:r>
+              <w:rPr>
+                <w:noProof/>
+                <w:webHidden/>
+              </w:rPr>
+              <w:fldChar w:fldCharType="end"/>
+            </w:r>
+          </w:hyperlink>
+        </w:p>
+        <w:p>
+          <w:pPr>
+            <w:pStyle w:val="TOC2"/>
+            <w:tabs>
+              <w:tab w:val="right" w:leader="dot" w:pos="9350"/>
+            </w:tabs>
+            <w:rPr>
+              <w:noProof/>
+            </w:rPr>
+          </w:pPr>
+          <w:hyperlink w:anchor="_Toc243864553" w:history="1">
+            <w:r>
+              <w:rPr>
+                <w:rStyle w:val="Hyperlink"/>
+                <w:rFonts w:ascii="Times New Roman" w:hAnsi="Times New Roman" w:cs="Times New Roman"/>
+                <w:noProof/>
+              </w:rPr>
+              <w:t>3.4 Proposed Methods and Mathematical Formulations</w:t>
+            </w:r>
+            <w:r>
+              <w:rPr>
+                <w:noProof/>
+                <w:webHidden/>
+              </w:rPr>
+              <w:tab/>
+            </w:r>
+            <w:r>
+              <w:rPr>
+                <w:noProof/>
+                <w:webHidden/>
+              </w:rPr>
+              <w:fldChar w:fldCharType="begin"/>
+            </w:r>
+            <w:r>
+              <w:rPr>
+                <w:noProof/>
+                <w:webHidden/>
+              </w:rPr>
+              <w:instrText xml:space="preserve"> PAGEREF _Toc243864553 \h </w:instrText>
+            </w:r>
+            <w:r>
+              <w:rPr>
+                <w:noProof/>
+                <w:webHidden/>
+              </w:rPr>
+            </w:r>
+            <w:r>
+              <w:rPr>
+                <w:noProof/>
+                <w:webHidden/>
+              </w:rPr>
+              <w:fldChar w:fldCharType="separate"/>
+            </w:r>
+            <w:r>
+              <w:rPr>
+                <w:noProof/>
+                <w:webHidden/>
+              </w:rPr>
+              <w:t>10</w:t>
+            </w:r>
+            <w:r>
+              <w:rPr>
+                <w:noProof/>
+                <w:webHidden/>
+              </w:rPr>
+              <w:fldChar w:fldCharType="end"/>
+            </w:r>
+          </w:hyperlink>
+        </w:p>
+        <w:p>
+          <w:pPr>
+            <w:pStyle w:val="TOC2"/>
+            <w:tabs>
+              <w:tab w:val="right" w:leader="dot" w:pos="9350"/>
+            </w:tabs>
+            <w:rPr>
+              <w:noProof/>
+            </w:rPr>
+          </w:pPr>
+          <w:hyperlink w:anchor="_Toc243864554" w:history="1">
+            <w:r>
+              <w:rPr>
+                <w:rStyle w:val="Hyperlink"/>
+                <w:rFonts w:ascii="Times New Roman" w:hAnsi="Times New Roman" w:cs="Times New Roman"/>
+                <w:noProof/>
+              </w:rPr>
+              <w:t>3.5 Tools, Software, and Experimental Setup</w:t>
+            </w:r>
+            <w:r>
+              <w:rPr>
+                <w:noProof/>
+                <w:webHidden/>
+              </w:rPr>
+              <w:tab/>
+            </w:r>
+            <w:r>
+              <w:rPr>
+                <w:noProof/>
+                <w:webHidden/>
+              </w:rPr>
+              <w:fldChar w:fldCharType="begin"/>
+            </w:r>
+            <w:r>
+              <w:rPr>
+                <w:noProof/>
+                <w:webHidden/>
+              </w:rPr>
+              <w:instrText xml:space="preserve"> PAGEREF _Toc243864554 \h </w:instrText>
+            </w:r>
+            <w:r>
+              <w:rPr>
+                <w:noProof/>
+                <w:webHidden/>
+              </w:rPr>
+            </w:r>
+            <w:r>
+              <w:rPr>
+                <w:noProof/>
+                <w:webHidden/>
+              </w:rPr>
+              <w:fldChar w:fldCharType="separate"/>
+            </w:r>
+            <w:r>
+              <w:rPr>
+                <w:noProof/>
+                <w:webHidden/>
+              </w:rPr>
+              <w:t>12</w:t>
+            </w:r>
+            <w:r>
+              <w:rPr>
+                <w:noProof/>
+                <w:webHidden/>
+              </w:rPr>
+              <w:fldChar w:fldCharType="end"/>
+            </w:r>
+          </w:hyperlink>
+        </w:p>
+        <w:p>
+          <w:pPr>
+            <w:pStyle w:val="TOC2"/>
+            <w:tabs>
+              <w:tab w:val="right" w:leader="dot" w:pos="9350"/>
+            </w:tabs>
+            <w:rPr>
+              <w:noProof/>
+            </w:rPr>
+          </w:pPr>
+          <w:hyperlink w:anchor="_Toc243864555" w:history="1">
+            <w:r>
+              <w:rPr>
+                <w:rStyle w:val="Hyperlink"/>
+                <w:rFonts w:ascii="Times New Roman" w:hAnsi="Times New Roman" w:cs="Times New Roman"/>
+                <w:noProof/>
+              </w:rPr>
+              <w:t>3.6 Evaluation Metrics</w:t>
+            </w:r>
+            <w:r>
+              <w:rPr>
+                <w:noProof/>
+                <w:webHidden/>
+              </w:rPr>
+              <w:tab/>
+            </w:r>
+            <w:r>
+              <w:rPr>
+                <w:noProof/>
+                <w:webHidden/>
+              </w:rPr>
+              <w:fldChar w:fldCharType="begin"/>
+            </w:r>
+            <w:r>
+              <w:rPr>
+                <w:noProof/>
+                <w:webHidden/>
+              </w:rPr>
+              <w:instrText xml:space="preserve"> PAGEREF _Toc243864555 \h </w:instrText>
+            </w:r>
+            <w:r>
+              <w:rPr>
+                <w:noProof/>
+                <w:webHidden/>
+              </w:rPr>
+            </w:r>
+            <w:r>
+              <w:rPr>
+                <w:noProof/>
+                <w:webHidden/>
+              </w:rPr>
+              <w:fldChar w:fldCharType="separate"/>
+            </w:r>
+            <w:r>
+              <w:rPr>
+                <w:noProof/>
+                <w:webHidden/>
+              </w:rPr>
+              <w:t>12</w:t>
+            </w:r>
+            <w:r>
+              <w:rPr>
+                <w:noProof/>
+                <w:webHidden/>
+              </w:rPr>
+              <w:fldChar w:fldCharType="end"/>
+            </w:r>
+          </w:hyperlink>
+        </w:p>
+        <w:p>
+          <w:pPr>
+            <w:pStyle w:val="TOC2"/>
+            <w:tabs>
+              <w:tab w:val="right" w:leader="dot" w:pos="9350"/>
+            </w:tabs>
+            <w:rPr>
+              <w:noProof/>
+            </w:rPr>
+          </w:pPr>
+          <w:hyperlink w:anchor="_Toc243864556" w:history="1">
+            <w:r>
+              <w:rPr>
+                <w:rStyle w:val="Hyperlink"/>
+                <w:rFonts w:ascii="Times New Roman" w:hAnsi="Times New Roman" w:cs="Times New Roman"/>
+                <w:noProof/>
+              </w:rPr>
+              <w:t>3.7 Ethical Considerations</w:t>
+            </w:r>
+            <w:r>
+              <w:rPr>
+                <w:noProof/>
+                <w:webHidden/>
+              </w:rPr>
+              <w:tab/>
+            </w:r>
+            <w:r>
+              <w:rPr>
+                <w:noProof/>
+                <w:webHidden/>
+              </w:rPr>
+              <w:fldChar w:fldCharType="begin"/>
+            </w:r>
+            <w:r>
+              <w:rPr>
+                <w:noProof/>
+                <w:webHidden/>
+              </w:rPr>
+              <w:instrText xml:space="preserve"> PAGEREF _Toc243864556 \h </w:instrText>
+            </w:r>
+            <w:r>
+              <w:rPr>
+                <w:noProof/>
+                <w:webHidden/>
+              </w:rPr>
+            </w:r>
+            <w:r>
+              <w:rPr>
+                <w:noProof/>
+                <w:webHidden/>
+              </w:rPr>
+              <w:fldChar w:fldCharType="separate"/>
+            </w:r>
+            <w:r>
+              <w:rPr>
+                <w:noProof/>
+                <w:webHidden/>
+              </w:rPr>
+              <w:t>13</w:t>
+            </w:r>
+            <w:r>
+              <w:rPr>
+                <w:noProof/>
+                <w:webHidden/>
+              </w:rPr>
+              <w:fldChar w:fldCharType="end"/>
+            </w:r>
+          </w:hyperlink>
+        </w:p>
+        <w:p>
+          <w:pPr>
+            <w:pStyle w:val="TOC2"/>
+            <w:tabs>
+              <w:tab w:val="right" w:leader="dot" w:pos="9350"/>
+            </w:tabs>
+            <w:ind w:left="0"/>
+            <w:rPr>
+              <w:noProof/>
+            </w:rPr>
+          </w:pPr>
+          <w:hyperlink w:anchor="_Toc243864557" w:history="1">
+            <w:r>
+              <w:rPr>
+                <w:rStyle w:val="Hyperlink"/>
+                <w:rFonts w:ascii="Times New Roman" w:hAnsi="Times New Roman" w:cs="Times New Roman"/>
+                <w:noProof/>
+              </w:rPr>
+              <w:t>Chapter 4: System Design and Implementation</w:t>
+            </w:r>
+            <w:r>
+              <w:rPr>
+                <w:noProof/>
+                <w:webHidden/>
+              </w:rPr>
+              <w:tab/>
+            </w:r>
+            <w:r>
+              <w:rPr>
+                <w:noProof/>
+                <w:webHidden/>
+              </w:rPr>
+              <w:fldChar w:fldCharType="begin"/>
+            </w:r>
+            <w:r>
+              <w:rPr>
+                <w:noProof/>
+                <w:webHidden/>
+              </w:rPr>
+              <w:instrText xml:space="preserve"> PAGEREF _Toc243864557 \h </w:instrText>
+            </w:r>
+            <w:r>
+              <w:rPr>
+                <w:noProof/>
+                <w:webHidden/>
+              </w:rPr>
+            </w:r>
+            <w:r>
+              <w:rPr>
+                <w:noProof/>
+                <w:webHidden/>
+              </w:rPr>
+              <w:fldChar w:fldCharType="separate"/>
+            </w:r>
+            <w:r>
+              <w:rPr>
+                <w:noProof/>
+                <w:webHidden/>
+              </w:rPr>
+              <w:t>14</w:t>
+            </w:r>
+            <w:r>
+              <w:rPr>
+                <w:noProof/>
+                <w:webHidden/>
+              </w:rPr>
+              <w:fldChar w:fldCharType="end"/>
+            </w:r>
+          </w:hyperlink>
+        </w:p>
+        <w:p>
+          <w:pPr>
+            <w:pStyle w:val="TOC2"/>
+            <w:tabs>
+              <w:tab w:val="right" w:leader="dot" w:pos="9350"/>
+            </w:tabs>
+            <w:rPr>
+              <w:noProof/>
+            </w:rPr>
+          </w:pPr>
+          <w:hyperlink w:anchor="_Toc243864558" w:history="1">
+            <w:r>
+              <w:rPr>
+                <w:rStyle w:val="Hyperlink"/>
+                <w:rFonts w:ascii="Times New Roman" w:hAnsi="Times New Roman" w:cs="Times New Roman"/>
+                <w:noProof/>
+              </w:rPr>
+              <w:t>4.1 System Architecture and Proposed Framework</w:t>
+            </w:r>
+            <w:r>
+              <w:rPr>
+                <w:noProof/>
+                <w:webHidden/>
+              </w:rPr>
+              <w:tab/>
+            </w:r>
+            <w:r>
+              <w:rPr>
+                <w:noProof/>
+                <w:webHidden/>
+              </w:rPr>
+              <w:fldChar w:fldCharType="begin"/>
+            </w:r>
+            <w:r>
+              <w:rPr>
+                <w:noProof/>
+                <w:webHidden/>
+              </w:rPr>
+              <w:instrText xml:space="preserve"> PAGEREF _Toc243864558 \h </w:instrText>
+            </w:r>
+            <w:r>
+              <w:rPr>
+                <w:noProof/>
+                <w:webHidden/>
+              </w:rPr>
+            </w:r>
+            <w:r>
+              <w:rPr>
+                <w:noProof/>
+                <w:webHidden/>
+              </w:rPr>
+              <w:fldChar w:fldCharType="separate"/>
+            </w:r>
+            <w:r>
+              <w:rPr>
+                <w:noProof/>
+                <w:webHidden/>
+              </w:rPr>
+              <w:t>14</w:t>
+            </w:r>
+            <w:r>
+              <w:rPr>
+                <w:noProof/>
+                <w:webHidden/>
+              </w:rPr>
+              <w:fldChar w:fldCharType="end"/>
+            </w:r>
+          </w:hyperlink>
+        </w:p>
+        <w:p>
+          <w:pPr>
+            <w:pStyle w:val="TOC2"/>
+            <w:tabs>
+              <w:tab w:val="right" w:leader="dot" w:pos="9350"/>
+            </w:tabs>
+            <w:rPr>
+              <w:noProof/>
+            </w:rPr>
+          </w:pPr>
+          <w:hyperlink w:anchor="_Toc243864559" w:history="1">
+            <w:r>
+              <w:rPr>
+                <w:rStyle w:val="Hyperlink"/>
+                <w:rFonts w:ascii="Times New Roman" w:hAnsi="Times New Roman" w:cs="Times New Roman"/>
+                <w:noProof/>
+              </w:rPr>
+              <w:t>4.2 Workflow and Process Pipeline</w:t>
+            </w:r>
+            <w:r>
+              <w:rPr>
+                <w:noProof/>
+                <w:webHidden/>
+              </w:rPr>
+              <w:tab/>
+            </w:r>
+            <w:r>
+              <w:rPr>
+                <w:noProof/>
+                <w:webHidden/>
+              </w:rPr>
+              <w:fldChar w:fldCharType="begin"/>
+            </w:r>
+            <w:r>
+              <w:rPr>
+                <w:noProof/>
+                <w:webHidden/>
+              </w:rPr>
+              <w:instrText xml:space="preserve"> PAGEREF _Toc243864559 \h </w:instrText>
+            </w:r>
+            <w:r>
+              <w:rPr>
+                <w:noProof/>
+                <w:webHidden/>
+              </w:rPr>
+            </w:r>
+            <w:r>
+              <w:rPr>
+                <w:noProof/>
+                <w:webHidden/>
+              </w:rPr>
+              <w:fldChar w:fldCharType="separate"/>
+            </w:r>
+            <w:r>
+              <w:rPr>
+                <w:noProof/>
+                <w:webHidden/>
+              </w:rPr>
+              <w:t>14</w:t>
+            </w:r>
+            <w:r>
+              <w:rPr>
+                <w:noProof/>
+                <w:webHidden/>
+              </w:rPr>
+              <w:fldChar w:fldCharType="end"/>
+            </w:r>
+          </w:hyperlink>
+        </w:p>
+        <w:p>
+          <w:pPr>
+            <w:pStyle w:val="TOC2"/>
+            <w:tabs>
+              <w:tab w:val="right" w:leader="dot" w:pos="9350"/>
+            </w:tabs>
+            <w:rPr>
+              <w:noProof/>
+            </w:rPr>
+          </w:pPr>
+          <w:hyperlink w:anchor="_Toc243864560" w:history="1">
+            <w:r>
+              <w:rPr>
+                <w:rStyle w:val="Hyperlink"/>
+                <w:rFonts w:ascii="Times New Roman" w:hAnsi="Times New Roman" w:cs="Times New Roman"/>
+                <w:noProof/>
+              </w:rPr>
+              <w:t>4.3 Model and System Design</w:t>
+            </w:r>
+            <w:r>
+              <w:rPr>
+                <w:noProof/>
+                <w:webHidden/>
+              </w:rPr>
+              <w:tab/>
+            </w:r>
+            <w:r>
+              <w:rPr>
+                <w:noProof/>
+                <w:webHidden/>
+              </w:rPr>
+              <w:fldChar w:fldCharType="begin"/>
+            </w:r>
+            <w:r>
+              <w:rPr>
+                <w:noProof/>
+                <w:webHidden/>
+              </w:rPr>
+              <w:instrText xml:space="preserve"> PAGEREF _Toc243864560 \h </w:instrText>
+            </w:r>
+            <w:r>
+              <w:rPr>
+                <w:noProof/>
+                <w:webHidden/>
+              </w:rPr>
+            </w:r>
+            <w:r>
+              <w:rPr>
+                <w:noProof/>
+                <w:webHidden/>
+              </w:rPr>
+              <w:fldChar w:fldCharType="separate"/>
+            </w:r>
+            <w:r>
+              <w:rPr>
+                <w:noProof/>
+                <w:webHidden/>
+              </w:rPr>
+              <w:t>14</w:t>
+            </w:r>
+            <w:r>
+              <w:rPr>
+                <w:noProof/>
+                <w:webHidden/>
+              </w:rPr>
+              <w:fldChar w:fldCharType="end"/>
+            </w:r>
+          </w:hyperlink>
+        </w:p>
+        <w:p>
+          <w:pPr>
+            <w:pStyle w:val="TOC2"/>
+            <w:tabs>
+              <w:tab w:val="right" w:leader="dot" w:pos="9350"/>
+            </w:tabs>
+            <w:rPr>
+              <w:noProof/>
+            </w:rPr>
+          </w:pPr>
+          <w:hyperlink w:anchor="_Toc243864561" w:history="1">
+            <w:r>
+              <w:rPr>
+                <w:rStyle w:val="Hyperlink"/>
+                <w:rFonts w:ascii="Times New Roman" w:hAnsi="Times New Roman" w:cs="Times New Roman"/>
+                <w:noProof/>
+              </w:rPr>
+              <w:t>4.4 Implementation Details and Training Protocol</w:t>
+            </w:r>
+            <w:r>
+              <w:rPr>
+                <w:noProof/>
+                <w:webHidden/>
+              </w:rPr>
+              <w:tab/>
+            </w:r>
+            <w:r>
+              <w:rPr>
+                <w:noProof/>
+                <w:webHidden/>
+              </w:rPr>
+              <w:fldChar w:fldCharType="begin"/>
+            </w:r>
+            <w:r>
+              <w:rPr>
+                <w:noProof/>
+                <w:webHidden/>
+              </w:rPr>
+              <w:instrText xml:space="preserve"> PAGEREF _Toc243864561 \h </w:instrText>
+            </w:r>
+            <w:r>
+              <w:rPr>
+                <w:noProof/>
+                <w:webHidden/>
+              </w:rPr>
+            </w:r>
+            <w:r>
+              <w:rPr>
+                <w:noProof/>
+                <w:webHidden/>
+              </w:rPr>
+              <w:fldChar w:fldCharType="separate"/>
+            </w:r>
+            <w:r>
+              <w:rPr>
+                <w:noProof/>
+                <w:webHidden/>
+              </w:rPr>
+              <w:t>15</w:t>
+            </w:r>
+            <w:r>
+              <w:rPr>
+                <w:noProof/>
+                <w:webHidden/>
+              </w:rPr>
+              <w:fldChar w:fldCharType="end"/>
+            </w:r>
+          </w:hyperlink>
+        </w:p>
+        <w:p>
+          <w:pPr>
+            <w:pStyle w:val="TOC2"/>
+            <w:tabs>
+              <w:tab w:val="right" w:leader="dot" w:pos="9350"/>
+            </w:tabs>
+            <w:rPr>
+              <w:noProof/>
+            </w:rPr>
+          </w:pPr>
+          <w:hyperlink w:anchor="_Toc243864562" w:history="1">
+            <w:r>
+              <w:rPr>
+                <w:rStyle w:val="Hyperlink"/>
+                <w:rFonts w:ascii="Times New Roman" w:hAnsi="Times New Roman" w:cs="Times New Roman"/>
+                <w:noProof/>
+              </w:rPr>
+              <w:t>4.5 Computational Requirements and Latency</w:t>
+            </w:r>
+            <w:r>
+              <w:rPr>
+                <w:noProof/>
+                <w:webHidden/>
+              </w:rPr>
+              <w:tab/>
+            </w:r>
+            <w:r>
+              <w:rPr>
+                <w:noProof/>
+                <w:webHidden/>
+              </w:rPr>
+              <w:fldChar w:fldCharType="begin"/>
+            </w:r>
+            <w:r>
+              <w:rPr>
+                <w:noProof/>
+                <w:webHidden/>
+              </w:rPr>
+              <w:instrText xml:space="preserve"> PAGEREF _Toc243864562 \h </w:instrText>
+            </w:r>
+            <w:r>
+              <w:rPr>
+                <w:noProof/>
+                <w:webHidden/>
+              </w:rPr>
+            </w:r>
+            <w:r>
+              <w:rPr>
+                <w:noProof/>
+                <w:webHidden/>
+              </w:rPr>
+              <w:fldChar w:fldCharType="separate"/>
+            </w:r>
+            <w:r>
+              <w:rPr>
+                <w:noProof/>
+                <w:webHidden/>
+              </w:rPr>
+              <w:t>15</w:t>
+            </w:r>
+            <w:r>
+              <w:rPr>
+                <w:noProof/>
+                <w:webHidden/>
+              </w:rPr>
+              <w:fldChar w:fldCharType="end"/>
+            </w:r>
+          </w:hyperlink>
+        </w:p>
+        <w:p>
+          <w:pPr>
+            <w:pStyle w:val="TOC2"/>
+            <w:tabs>
+              <w:tab w:val="right" w:leader="dot" w:pos="9350"/>
+            </w:tabs>
+            <w:ind w:left="0"/>
+            <w:rPr>
+              <w:noProof/>
+            </w:rPr>
+          </w:pPr>
+          <w:hyperlink w:anchor="_Toc243864563" w:history="1">
+            <w:r>
+              <w:rPr>
+                <w:rStyle w:val="Hyperlink"/>
+                <w:rFonts w:ascii="Times New Roman" w:hAnsi="Times New Roman" w:cs="Times New Roman"/>
+                <w:noProof/>
+              </w:rPr>
+              <w:t>Chapter 5: Results and Discussion</w:t>
+            </w:r>
+            <w:r>
+              <w:rPr>
+                <w:noProof/>
+                <w:webHidden/>
+              </w:rPr>
+              <w:tab/>
+            </w:r>
+            <w:r>
+              <w:rPr>
+                <w:noProof/>
+                <w:webHidden/>
+              </w:rPr>
+              <w:fldChar w:fldCharType="begin"/>
+            </w:r>
+            <w:r>
+              <w:rPr>
+                <w:noProof/>
+                <w:webHidden/>
+              </w:rPr>
+              <w:instrText xml:space="preserve"> PAGEREF _Toc243864563 \h </w:instrText>
+            </w:r>
+            <w:r>
+              <w:rPr>
+                <w:noProof/>
+                <w:webHidden/>
+              </w:rPr>
+            </w:r>
+            <w:r>
+              <w:rPr>
+                <w:noProof/>
+                <w:webHidden/>
+              </w:rPr>
+              <w:fldChar w:fldCharType="separate"/>
+            </w:r>
+            <w:r>
+              <w:rPr>
+                <w:noProof/>
+                <w:webHidden/>
+              </w:rPr>
+              <w:t>16</w:t>
+            </w:r>
+            <w:r>
+              <w:rPr>
+                <w:noProof/>
+                <w:webHidden/>
+              </w:rPr>
+              <w:fldChar w:fldCharType="end"/>
+            </w:r>
+          </w:hyperlink>
+        </w:p>
+        <w:p>
+          <w:pPr>
+            <w:pStyle w:val="TOC2"/>
+            <w:tabs>
+              <w:tab w:val="right" w:leader="dot" w:pos="9350"/>
+            </w:tabs>
+            <w:rPr>
+              <w:noProof/>
+            </w:rPr>
+          </w:pPr>
+          <w:hyperlink w:anchor="_Toc243864564" w:history="1">
+            <w:r>
+              <w:rPr>
+                <w:rStyle w:val="Hyperlink"/>
+                <w:rFonts w:ascii="Times New Roman" w:hAnsi="Times New Roman" w:cs="Times New Roman"/>
+                <w:noProof/>
+              </w:rPr>
+              <w:t>5.1 Experimental Results Leaderboard</w:t>
+            </w:r>
+            <w:r>
+              <w:rPr>
+                <w:noProof/>
+                <w:webHidden/>
+              </w:rPr>
+              <w:tab/>
+            </w:r>
+            <w:r>
+              <w:rPr>
+                <w:noProof/>
+                <w:webHidden/>
+              </w:rPr>
+              <w:fldChar w:fldCharType="begin"/>
+            </w:r>
+            <w:r>
+              <w:rPr>
+                <w:noProof/>
+                <w:webHidden/>
+              </w:rPr>
+              <w:instrText xml:space="preserve"> PAGEREF _Toc243864564 \h </w:instrText>
+            </w:r>
+            <w:r>
+              <w:rPr>
+                <w:noProof/>
+                <w:webHidden/>
+              </w:rPr>
+            </w:r>
+            <w:r>
+              <w:rPr>
+                <w:noProof/>
+                <w:webHidden/>
+              </w:rPr>
+              <w:fldChar w:fldCharType="separate"/>
+            </w:r>
+            <w:r>
+              <w:rPr>
+                <w:noProof/>
+                <w:webHidden/>
+              </w:rPr>
+              <w:t>16</w:t>
+            </w:r>
+            <w:r>
+              <w:rPr>
+                <w:noProof/>
+                <w:webHidden/>
+              </w:rPr>
+              <w:fldChar w:fldCharType="end"/>
+            </w:r>
+          </w:hyperlink>
+        </w:p>
+        <w:p>
+          <w:pPr>
+            <w:pStyle w:val="TOC2"/>
+            <w:tabs>
+              <w:tab w:val="right" w:leader="dot" w:pos="9350"/>
+            </w:tabs>
+            <w:rPr>
+              <w:noProof/>
+            </w:rPr>
+          </w:pPr>
+          <w:hyperlink w:anchor="_Toc243864565" w:history="1">
+            <w:r>
+              <w:rPr>
+                <w:rStyle w:val="Hyperlink"/>
+                <w:rFonts w:ascii="Times New Roman" w:hAnsi="Times New Roman" w:cs="Times New Roman"/>
+                <w:noProof/>
+              </w:rPr>
+              <w:t>5.2 Quantitative and Qualitative Evaluation</w:t>
+            </w:r>
+            <w:r>
+              <w:rPr>
+                <w:noProof/>
+                <w:webHidden/>
+              </w:rPr>
+              <w:tab/>
+            </w:r>
+            <w:r>
+              <w:rPr>
+                <w:noProof/>
+                <w:webHidden/>
+              </w:rPr>
+              <w:fldChar w:fldCharType="begin"/>
+            </w:r>
+            <w:r>
+              <w:rPr>
+                <w:noProof/>
+                <w:webHidden/>
+              </w:rPr>
+              <w:instrText xml:space="preserve"> PAGEREF _Toc243864565 \h </w:instrText>
+            </w:r>
+            <w:r>
+              <w:rPr>
+                <w:noProof/>
+                <w:webHidden/>
+              </w:rPr>
+            </w:r>
+            <w:r>
+              <w:rPr>
+                <w:noProof/>
+                <w:webHidden/>
+              </w:rPr>
+              <w:fldChar w:fldCharType="separate"/>
+            </w:r>
+            <w:r>
+              <w:rPr>
+                <w:noProof/>
+                <w:webHidden/>
+              </w:rPr>
+              <w:t>16</w:t>
+            </w:r>
+            <w:r>
+              <w:rPr>
+                <w:noProof/>
+                <w:webHidden/>
+              </w:rPr>
+              <w:fldChar w:fldCharType="end"/>
+            </w:r>
+          </w:hyperlink>
+        </w:p>
+        <w:p>
+          <w:pPr>
+            <w:pStyle w:val="TOC2"/>
+            <w:tabs>
+              <w:tab w:val="right" w:leader="dot" w:pos="9350"/>
+            </w:tabs>
+            <w:rPr>
+              <w:noProof/>
+            </w:rPr>
+          </w:pPr>
+          <w:hyperlink w:anchor="_Toc243864566" w:history="1">
+            <w:r>
+              <w:rPr>
+                <w:rStyle w:val="Hyperlink"/>
+                <w:rFonts w:ascii="Times New Roman" w:hAnsi="Times New Roman" w:cs="Times New Roman"/>
+                <w:noProof/>
+              </w:rPr>
+              <w:t>5.3 Comparison with Baseline and Existing Methods</w:t>
+            </w:r>
+            <w:r>
+              <w:rPr>
+                <w:noProof/>
+                <w:webHidden/>
+              </w:rPr>
+              <w:tab/>
+            </w:r>
+            <w:r>
+              <w:rPr>
+                <w:noProof/>
+                <w:webHidden/>
+              </w:rPr>
+              <w:fldChar w:fldCharType="begin"/>
+            </w:r>
+            <w:r>
+              <w:rPr>
+                <w:noProof/>
+                <w:webHidden/>
+              </w:rPr>
+              <w:instrText xml:space="preserve"> PAGEREF _Toc243864566 \h </w:instrText>
+            </w:r>
+            <w:r>
+              <w:rPr>
+                <w:noProof/>
+                <w:webHidden/>
+              </w:rPr>
+            </w:r>
+            <w:r>
+              <w:rPr>
+                <w:noProof/>
+                <w:webHidden/>
+              </w:rPr>
+              <w:fldChar w:fldCharType="separate"/>
+            </w:r>
+            <w:r>
+              <w:rPr>
+                <w:noProof/>
+                <w:webHidden/>
+              </w:rPr>
+              <w:t>17</w:t>
+            </w:r>
+            <w:r>
+              <w:rPr>
+                <w:noProof/>
+                <w:webHidden/>
+              </w:rPr>
+              <w:fldChar w:fldCharType="end"/>
+            </w:r>
+          </w:hyperlink>
+        </w:p>
+        <w:p>
+          <w:pPr>
+            <w:pStyle w:val="TOC2"/>
+            <w:tabs>
+              <w:tab w:val="right" w:leader="dot" w:pos="9350"/>
+            </w:tabs>
+            <w:rPr>
+              <w:noProof/>
+            </w:rPr>
+          </w:pPr>
+          <w:hyperlink w:anchor="_Toc243864567" w:history="1">
+            <w:r>
+              <w:rPr>
+                <w:rStyle w:val="Hyperlink"/>
+                <w:rFonts w:ascii="Times New Roman" w:hAnsi="Times New Roman" w:cs="Times New Roman"/>
+                <w:noProof/>
+              </w:rPr>
+              <w:t>5.4 Interpretation of Findings and Feature Elasticity</w:t>
+            </w:r>
+            <w:r>
+              <w:rPr>
+                <w:noProof/>
+                <w:webHidden/>
+              </w:rPr>
+              <w:tab/>
+            </w:r>
+            <w:r>
+              <w:rPr>
+                <w:noProof/>
+                <w:webHidden/>
+              </w:rPr>
+              <w:fldChar w:fldCharType="begin"/>
+            </w:r>
+            <w:r>
+              <w:rPr>
+                <w:noProof/>
+                <w:webHidden/>
+              </w:rPr>
+              <w:instrText xml:space="preserve"> PAGEREF _Toc243864567 \h </w:instrText>
+            </w:r>
+            <w:r>
+              <w:rPr>
+                <w:noProof/>
+                <w:webHidden/>
+              </w:rPr>
+            </w:r>
+            <w:r>
+              <w:rPr>
+                <w:noProof/>
+                <w:webHidden/>
+              </w:rPr>
+              <w:fldChar w:fldCharType="separate"/>
+            </w:r>
+            <w:r>
+              <w:rPr>
+                <w:noProof/>
+                <w:webHidden/>
+              </w:rPr>
+              <w:t>18</w:t>
+            </w:r>
+            <w:r>
+              <w:rPr>
+                <w:noProof/>
+                <w:webHidden/>
+              </w:rPr>
+              <w:fldChar w:fldCharType="end"/>
+            </w:r>
+          </w:hyperlink>
+        </w:p>
+        <w:p>
+          <w:pPr>
+            <w:pStyle w:val="TOC2"/>
+            <w:tabs>
+              <w:tab w:val="right" w:leader="dot" w:pos="9350"/>
+            </w:tabs>
+            <w:rPr>
+              <w:noProof/>
+            </w:rPr>
+          </w:pPr>
+          <w:hyperlink w:anchor="_Toc243864568" w:history="1">
+            <w:r>
+              <w:rPr>
+                <w:rStyle w:val="Hyperlink"/>
+                <w:rFonts w:ascii="Times New Roman" w:hAnsi="Times New Roman" w:cs="Times New Roman"/>
+                <w:noProof/>
+              </w:rPr>
+              <w:t>5.5 Limitations and Threats to Validity</w:t>
+            </w:r>
+            <w:r>
+              <w:rPr>
+                <w:noProof/>
+                <w:webHidden/>
+              </w:rPr>
+              <w:tab/>
+            </w:r>
+            <w:r>
+              <w:rPr>
+                <w:noProof/>
+                <w:webHidden/>
+              </w:rPr>
+              <w:fldChar w:fldCharType="begin"/>
+            </w:r>
+            <w:r>
+              <w:rPr>
+                <w:noProof/>
+                <w:webHidden/>
+              </w:rPr>
+              <w:instrText xml:space="preserve"> PAGEREF _Toc243864568 \h </w:instrText>
+            </w:r>
+            <w:r>
+              <w:rPr>
+                <w:noProof/>
+                <w:webHidden/>
+              </w:rPr>
+            </w:r>
+            <w:r>
+              <w:rPr>
+                <w:noProof/>
+                <w:webHidden/>
+              </w:rPr>
+              <w:fldChar w:fldCharType="separate"/>
+            </w:r>
+            <w:r>
+              <w:rPr>
+                <w:noProof/>
+                <w:webHidden/>
+              </w:rPr>
+              <w:t>19</w:t>
+            </w:r>
+            <w:r>
+              <w:rPr>
+                <w:noProof/>
+                <w:webHidden/>
+              </w:rPr>
+              <w:fldChar w:fldCharType="end"/>
+            </w:r>
+          </w:hyperlink>
+        </w:p>
+        <w:p>
+          <w:pPr>
+            <w:pStyle w:val="TOC2"/>
+            <w:tabs>
+              <w:tab w:val="right" w:leader="dot" w:pos="9350"/>
+            </w:tabs>
+            <w:ind w:left="0"/>
+            <w:rPr>
+              <w:noProof/>
+            </w:rPr>
+          </w:pPr>
+          <w:hyperlink w:anchor="_Toc243864569" w:history="1">
+            <w:r>
+              <w:rPr>
+                <w:rStyle w:val="Hyperlink"/>
+                <w:rFonts w:ascii="Times New Roman" w:hAnsi="Times New Roman" w:cs="Times New Roman"/>
+                <w:noProof/>
+              </w:rPr>
+              <w:t>Chapter 6: Conclusion and Future Work</w:t>
+            </w:r>
+            <w:r>
+              <w:rPr>
+                <w:noProof/>
+                <w:webHidden/>
+              </w:rPr>
+              <w:tab/>
+            </w:r>
+            <w:r>
+              <w:rPr>
+                <w:noProof/>
+                <w:webHidden/>
+              </w:rPr>
+              <w:fldChar w:fldCharType="begin"/>
+            </w:r>
+            <w:r>
+              <w:rPr>
+                <w:noProof/>
+                <w:webHidden/>
+              </w:rPr>
+              <w:instrText xml:space="preserve"> PAGEREF _Toc243864569 \h </w:instrText>
+            </w:r>
+            <w:r>
+              <w:rPr>
+                <w:noProof/>
+                <w:webHidden/>
+              </w:rPr>
+            </w:r>
+            <w:r>
+              <w:rPr>
+                <w:noProof/>
+                <w:webHidden/>
+              </w:rPr>
+              <w:fldChar w:fldCharType="separate"/>
+            </w:r>
+            <w:r>
+              <w:rPr>
+                <w:noProof/>
+                <w:webHidden/>
+              </w:rPr>
+              <w:t>21</w:t>
+            </w:r>
+            <w:r>
+              <w:rPr>
+                <w:noProof/>
+                <w:webHidden/>
+              </w:rPr>
+              <w:fldChar w:fldCharType="end"/>
+            </w:r>
+          </w:hyperlink>
+        </w:p>
+        <w:p>
+          <w:pPr>
+            <w:pStyle w:val="TOC2"/>
+            <w:tabs>
+              <w:tab w:val="right" w:leader="dot" w:pos="9350"/>
+            </w:tabs>
+            <w:rPr>
+              <w:noProof/>
+            </w:rPr>
+          </w:pPr>
+          <w:hyperlink w:anchor="_Toc243864570" w:history="1">
+            <w:r>
+              <w:rPr>
+                <w:rStyle w:val="Hyperlink"/>
+                <w:rFonts w:ascii="Times New Roman" w:hAnsi="Times New Roman" w:cs="Times New Roman"/>
+                <w:noProof/>
+              </w:rPr>
+              <w:t>6.1 Summary of the Research</w:t>
+            </w:r>
+            <w:r>
+              <w:rPr>
+                <w:noProof/>
+                <w:webHidden/>
+              </w:rPr>
+              <w:tab/>
+            </w:r>
+            <w:r>
+              <w:rPr>
+                <w:noProof/>
+                <w:webHidden/>
+              </w:rPr>
+              <w:fldChar w:fldCharType="begin"/>
+            </w:r>
+            <w:r>
+              <w:rPr>
+                <w:noProof/>
+                <w:webHidden/>
+              </w:rPr>
+              <w:instrText xml:space="preserve"> PAGEREF _Toc243864570 \h </w:instrText>
+            </w:r>
+            <w:r>
+              <w:rPr>
+                <w:noProof/>
+                <w:webHidden/>
+              </w:rPr>
+            </w:r>
+            <w:r>
+              <w:rPr>
+                <w:noProof/>
+                <w:webHidden/>
+              </w:rPr>
+              <w:fldChar w:fldCharType="separate"/>
+            </w:r>
+            <w:r>
+              <w:rPr>
+                <w:noProof/>
+                <w:webHidden/>
+              </w:rPr>
+              <w:t>21</w:t>
+            </w:r>
+            <w:r>
+              <w:rPr>
+                <w:noProof/>
+                <w:webHidden/>
+              </w:rPr>
+              <w:fldChar w:fldCharType="end"/>
+            </w:r>
+          </w:hyperlink>
+        </w:p>
+        <w:p>
+          <w:pPr>
+            <w:pStyle w:val="TOC2"/>
+            <w:tabs>
+              <w:tab w:val="right" w:leader="dot" w:pos="9350"/>
+            </w:tabs>
+            <w:rPr>
+              <w:noProof/>
+            </w:rPr>
+          </w:pPr>
+          <w:hyperlink w:anchor="_Toc243864571" w:history="1">
+            <w:r>
+              <w:rPr>
+                <w:rStyle w:val="Hyperlink"/>
+                <w:rFonts w:ascii="Times New Roman" w:hAnsi="Times New Roman" w:cs="Times New Roman"/>
+                <w:noProof/>
+              </w:rPr>
+              <w:t>6.2 Major Findings</w:t>
+            </w:r>
+            <w:r>
+              <w:rPr>
+                <w:noProof/>
+                <w:webHidden/>
+              </w:rPr>
+              <w:tab/>
+            </w:r>
+            <w:r>
+              <w:rPr>
+                <w:noProof/>
+                <w:webHidden/>
+              </w:rPr>
+              <w:fldChar w:fldCharType="begin"/>
+            </w:r>
+            <w:r>
+              <w:rPr>
+                <w:noProof/>
+                <w:webHidden/>
+              </w:rPr>
+              <w:instrText xml:space="preserve"> PAGEREF _Toc243864571 \h </w:instrText>
+            </w:r>
+            <w:r>
+              <w:rPr>
+                <w:noProof/>
+                <w:webHidden/>
+              </w:rPr>
+            </w:r>
+            <w:r>
+              <w:rPr>
+                <w:noProof/>
+                <w:webHidden/>
+              </w:rPr>
+              <w:fldChar w:fldCharType="separate"/>
+            </w:r>
+            <w:r>
+              <w:rPr>
+                <w:noProof/>
+                <w:webHidden/>
+              </w:rPr>
+              <w:t>21</w:t>
+            </w:r>
+            <w:r>
+              <w:rPr>
+                <w:noProof/>
+                <w:webHidden/>
+              </w:rPr>
+              <w:fldChar w:fldCharType="end"/>
+            </w:r>
+          </w:hyperlink>
+        </w:p>
+        <w:p>
+          <w:pPr>
+            <w:pStyle w:val="TOC2"/>
+            <w:tabs>
+              <w:tab w:val="right" w:leader="dot" w:pos="9350"/>
+            </w:tabs>
+            <w:rPr>
+              <w:noProof/>
+            </w:rPr>
+          </w:pPr>
+          <w:hyperlink w:anchor="_Toc243864572" w:history="1">
+            <w:r>
+              <w:rPr>
+                <w:rStyle w:val="Hyperlink"/>
+                <w:rFonts w:ascii="Times New Roman" w:hAnsi="Times New Roman" w:cs="Times New Roman"/>
+                <w:noProof/>
+              </w:rPr>
+              <w:t>6.3 Research Contributions</w:t>
+            </w:r>
+            <w:r>
+              <w:rPr>
+                <w:noProof/>
+                <w:webHidden/>
+              </w:rPr>
+              <w:tab/>
+            </w:r>
+            <w:r>
+              <w:rPr>
+                <w:noProof/>
+                <w:webHidden/>
+              </w:rPr>
+              <w:fldChar w:fldCharType="begin"/>
+            </w:r>
+            <w:r>
+              <w:rPr>
+                <w:noProof/>
+                <w:webHidden/>
+              </w:rPr>
+              <w:instrText xml:space="preserve"> PAGEREF _Toc243864572 \h </w:instrText>
+            </w:r>
+            <w:r>
+              <w:rPr>
+                <w:noProof/>
+                <w:webHidden/>
+              </w:rPr>
+            </w:r>
+            <w:r>
+              <w:rPr>
+                <w:noProof/>
+                <w:webHidden/>
+              </w:rPr>
+              <w:fldChar w:fldCharType="separate"/>
+            </w:r>
+            <w:r>
+              <w:rPr>
+                <w:noProof/>
+                <w:webHidden/>
+              </w:rPr>
+              <w:t>21</w:t>
+            </w:r>
+            <w:r>
+              <w:rPr>
+                <w:noProof/>
+                <w:webHidden/>
+              </w:rPr>
+              <w:fldChar w:fldCharType="end"/>
+            </w:r>
+          </w:hyperlink>
+        </w:p>
+        <w:p>
+          <w:pPr>
+            <w:pStyle w:val="TOC2"/>
+            <w:tabs>
+              <w:tab w:val="right" w:leader="dot" w:pos="9350"/>
+            </w:tabs>
+            <w:rPr>
+              <w:noProof/>
+            </w:rPr>
+          </w:pPr>
+          <w:hyperlink w:anchor="_Toc243864573" w:history="1">
+            <w:r>
+              <w:rPr>
+                <w:rStyle w:val="Hyperlink"/>
+                <w:rFonts w:ascii="Times New Roman" w:hAnsi="Times New Roman" w:cs="Times New Roman"/>
+                <w:noProof/>
+              </w:rPr>
+              <w:t>6.4 Limitations</w:t>
+            </w:r>
+            <w:r>
+              <w:rPr>
+                <w:noProof/>
+                <w:webHidden/>
+              </w:rPr>
+              <w:tab/>
+            </w:r>
+            <w:r>
+              <w:rPr>
+                <w:noProof/>
+                <w:webHidden/>
+              </w:rPr>
+              <w:fldChar w:fldCharType="begin"/>
+            </w:r>
+            <w:r>
+              <w:rPr>
+                <w:noProof/>
+                <w:webHidden/>
+              </w:rPr>
+              <w:instrText xml:space="preserve"> PAGEREF _Toc243864573 \h </w:instrText>
+            </w:r>
+            <w:r>
+              <w:rPr>
+                <w:noProof/>
+                <w:webHidden/>
+              </w:rPr>
+            </w:r>
+            <w:r>
+              <w:rPr>
+                <w:noProof/>
+                <w:webHidden/>
+              </w:rPr>
+              <w:fldChar w:fldCharType="separate"/>
+            </w:r>
+            <w:r>
+              <w:rPr>
+                <w:noProof/>
+                <w:webHidden/>
+              </w:rPr>
+              <w:t>22</w:t>
+            </w:r>
+            <w:r>
+              <w:rPr>
+                <w:noProof/>
+                <w:webHidden/>
+              </w:rPr>
+              <w:fldChar w:fldCharType="end"/>
+            </w:r>
+          </w:hyperlink>
+        </w:p>
+        <w:p>
+          <w:pPr>
+            <w:pStyle w:val="TOC2"/>
+            <w:tabs>
+              <w:tab w:val="right" w:leader="dot" w:pos="9350"/>
+            </w:tabs>
+            <w:rPr>
+              <w:noProof/>
+            </w:rPr>
+          </w:pPr>
+          <w:hyperlink w:anchor="_Toc243864574" w:history="1">
+            <w:r>
+              <w:rPr>
+                <w:rStyle w:val="Hyperlink"/>
+                <w:rFonts w:ascii="Times New Roman" w:hAnsi="Times New Roman" w:cs="Times New Roman"/>
+                <w:noProof/>
+              </w:rPr>
+              <w:t>6.5 Future Research Directions</w:t>
+            </w:r>
+            <w:r>
+              <w:rPr>
+                <w:noProof/>
+                <w:webHidden/>
+              </w:rPr>
+              <w:tab/>
+            </w:r>
+            <w:r>
+              <w:rPr>
+                <w:noProof/>
+                <w:webHidden/>
+              </w:rPr>
+              <w:fldChar w:fldCharType="begin"/>
+            </w:r>
+            <w:r>
+              <w:rPr>
+                <w:noProof/>
+                <w:webHidden/>
+              </w:rPr>
+              <w:instrText xml:space="preserve"> PAGEREF _Toc243864574 \h </w:instrText>
+            </w:r>
+            <w:r>
+              <w:rPr>
+                <w:noProof/>
+                <w:webHidden/>
+              </w:rPr>
+            </w:r>
+            <w:r>
+              <w:rPr>
+                <w:noProof/>
+                <w:webHidden/>
+              </w:rPr>
+              <w:fldChar w:fldCharType="separate"/>
+            </w:r>
+            <w:r>
+              <w:rPr>
+                <w:noProof/>
+                <w:webHidden/>
+              </w:rPr>
+              <w:t>22</w:t>
             </w:r>
             <w:r>
               <w:rPr>
@@ -1120,14 +3923,14 @@
               <w:noProof/>
             </w:rPr>
           </w:pPr>
-          <w:hyperlink w:anchor="_Toc243862131" w:history="1">
+          <w:hyperlink w:anchor="_Toc243864575" w:history="1">
             <w:r>
               <w:rPr>
                 <w:rStyle w:val="Hyperlink"/>
                 <w:rFonts w:ascii="Times New Roman" w:hAnsi="Times New Roman" w:cs="Times New Roman"/>
                 <w:noProof/>
               </w:rPr>
-              <w:t>DECLARATION BY THE STUDENT / RESEARCHER</w:t>
+              <w:t>REFERENCES / BIBLIOGRAPHY</w:t>
             </w:r>
             <w:r>
               <w:rPr>
@@ -1148,7 +3951,7 @@
                 <w:noProof/>
                 <w:webHidden/>
               </w:rPr>
-              <w:instrText xml:space="preserve"> PAGEREF _Toc243862131 \h </w:instrText>
+              <w:instrText xml:space="preserve"> PAGEREF _Toc243864575 \h </w:instrText>
             </w:r>
             <w:r>
               <w:rPr>
@@ -1168,7 +3971,7 @@
                 <w:noProof/>
                 <w:webHidden/>
               </w:rPr>
-              <w:t>3</w:t>
+              <w:t>23</w:t>
             </w:r>
             <w:r>
               <w:rPr>
@@ -1189,14 +3992,14 @@
               <w:noProof/>
             </w:rPr>
           </w:pPr>
-          <w:hyperlink w:anchor="_Toc243862132" w:history="1">
+          <w:hyperlink w:anchor="_Toc243864576" w:history="1">
             <w:r>
               <w:rPr>
                 <w:rStyle w:val="Hyperlink"/>
                 <w:rFonts w:ascii="Times New Roman" w:hAnsi="Times New Roman" w:cs="Times New Roman"/>
                 <w:noProof/>
               </w:rPr>
-              <w:t>ACKNOWLEDGEMENT</w:t>
+              <w:t>APPENDICES</w:t>
             </w:r>
             <w:r>
               <w:rPr>
@@ -1217,7 +4020,7 @@
                 <w:noProof/>
                 <w:webHidden/>
               </w:rPr>
-              <w:instrText xml:space="preserve"> PAGEREF _Toc243862132 \h </w:instrText>
+              <w:instrText xml:space="preserve"> PAGEREF _Toc243864576 \h </w:instrText>
             </w:r>
             <w:r>
               <w:rPr>
@@ -1237,3250 +4040,7 @@
                 <w:noProof/>
                 <w:webHidden/>
               </w:rPr>
-              <w:t>4</w:t>
-            </w:r>
-            <w:r>
-              <w:rPr>
-                <w:noProof/>
-                <w:webHidden/>
-              </w:rPr>
-              <w:fldChar w:fldCharType="end"/>
-            </w:r>
-          </w:hyperlink>
-        </w:p>
-        <w:p>
-          <w:pPr>
-            <w:pStyle w:val="TOC1"/>
-            <w:tabs>
-              <w:tab w:val="right" w:leader="dot" w:pos="9350"/>
-            </w:tabs>
-            <w:rPr>
-              <w:noProof/>
-            </w:rPr>
-          </w:pPr>
-          <w:hyperlink w:anchor="_Toc243862133" w:history="1">
-            <w:r>
-              <w:rPr>
-                <w:rStyle w:val="Hyperlink"/>
-                <w:rFonts w:ascii="Times New Roman" w:hAnsi="Times New Roman" w:cs="Times New Roman"/>
-                <w:noProof/>
-              </w:rPr>
-              <w:t>ABSTRACT</w:t>
-            </w:r>
-            <w:r>
-              <w:rPr>
-                <w:noProof/>
-                <w:webHidden/>
-              </w:rPr>
-              <w:tab/>
-            </w:r>
-            <w:r>
-              <w:rPr>
-                <w:noProof/>
-                <w:webHidden/>
-              </w:rPr>
-              <w:fldChar w:fldCharType="begin"/>
-            </w:r>
-            <w:r>
-              <w:rPr>
-                <w:noProof/>
-                <w:webHidden/>
-              </w:rPr>
-              <w:instrText xml:space="preserve"> PAGEREF _Toc243862133 \h </w:instrText>
-            </w:r>
-            <w:r>
-              <w:rPr>
-                <w:noProof/>
-                <w:webHidden/>
-              </w:rPr>
-            </w:r>
-            <w:r>
-              <w:rPr>
-                <w:noProof/>
-                <w:webHidden/>
-              </w:rPr>
-              <w:fldChar w:fldCharType="separate"/>
-            </w:r>
-            <w:r>
-              <w:rPr>
-                <w:noProof/>
-                <w:webHidden/>
-              </w:rPr>
-              <w:t>5</w:t>
-            </w:r>
-            <w:r>
-              <w:rPr>
-                <w:noProof/>
-                <w:webHidden/>
-              </w:rPr>
-              <w:fldChar w:fldCharType="end"/>
-            </w:r>
-          </w:hyperlink>
-        </w:p>
-        <w:p>
-          <w:pPr>
-            <w:pStyle w:val="TOC1"/>
-            <w:tabs>
-              <w:tab w:val="right" w:leader="dot" w:pos="9350"/>
-            </w:tabs>
-            <w:rPr>
-              <w:noProof/>
-            </w:rPr>
-          </w:pPr>
-          <w:hyperlink w:anchor="_Toc243862134" w:history="1">
-            <w:r>
-              <w:rPr>
-                <w:rStyle w:val="Hyperlink"/>
-                <w:rFonts w:ascii="Times New Roman" w:hAnsi="Times New Roman" w:cs="Times New Roman"/>
-                <w:noProof/>
-              </w:rPr>
-              <w:t>TABLE OF CONTENTS</w:t>
-            </w:r>
-            <w:r>
-              <w:rPr>
-                <w:noProof/>
-                <w:webHidden/>
-              </w:rPr>
-              <w:tab/>
-            </w:r>
-            <w:r>
-              <w:rPr>
-                <w:noProof/>
-                <w:webHidden/>
-              </w:rPr>
-              <w:fldChar w:fldCharType="begin"/>
-            </w:r>
-            <w:r>
-              <w:rPr>
-                <w:noProof/>
-                <w:webHidden/>
-              </w:rPr>
-              <w:instrText xml:space="preserve"> PAGEREF _Toc243862134 \h </w:instrText>
-            </w:r>
-            <w:r>
-              <w:rPr>
-                <w:noProof/>
-                <w:webHidden/>
-              </w:rPr>
-            </w:r>
-            <w:r>
-              <w:rPr>
-                <w:noProof/>
-                <w:webHidden/>
-              </w:rPr>
-              <w:fldChar w:fldCharType="separate"/>
-            </w:r>
-            <w:r>
-              <w:rPr>
-                <w:noProof/>
-                <w:webHidden/>
-              </w:rPr>
-              <w:t>7</w:t>
-            </w:r>
-            <w:r>
-              <w:rPr>
-                <w:noProof/>
-                <w:webHidden/>
-              </w:rPr>
-              <w:fldChar w:fldCharType="end"/>
-            </w:r>
-          </w:hyperlink>
-        </w:p>
-        <w:p>
-          <w:pPr>
-            <w:pStyle w:val="TOC1"/>
-            <w:tabs>
-              <w:tab w:val="right" w:leader="dot" w:pos="9350"/>
-            </w:tabs>
-            <w:rPr>
-              <w:noProof/>
-            </w:rPr>
-          </w:pPr>
-          <w:hyperlink w:anchor="_Toc243862135" w:history="1">
-            <w:r>
-              <w:rPr>
-                <w:rStyle w:val="Hyperlink"/>
-                <w:rFonts w:ascii="Times New Roman" w:hAnsi="Times New Roman" w:cs="Times New Roman"/>
-                <w:noProof/>
-              </w:rPr>
-              <w:t>LIST OF FIGURES</w:t>
-            </w:r>
-            <w:r>
-              <w:rPr>
-                <w:noProof/>
-                <w:webHidden/>
-              </w:rPr>
-              <w:tab/>
-            </w:r>
-            <w:r>
-              <w:rPr>
-                <w:noProof/>
-                <w:webHidden/>
-              </w:rPr>
-              <w:fldChar w:fldCharType="begin"/>
-            </w:r>
-            <w:r>
-              <w:rPr>
-                <w:noProof/>
-                <w:webHidden/>
-              </w:rPr>
-              <w:instrText xml:space="preserve"> PAGEREF _Toc243862135 \h </w:instrText>
-            </w:r>
-            <w:r>
-              <w:rPr>
-                <w:noProof/>
-                <w:webHidden/>
-              </w:rPr>
-            </w:r>
-            <w:r>
-              <w:rPr>
-                <w:noProof/>
-                <w:webHidden/>
-              </w:rPr>
-              <w:fldChar w:fldCharType="separate"/>
-            </w:r>
-            <w:r>
-              <w:rPr>
-                <w:noProof/>
-                <w:webHidden/>
-              </w:rPr>
-              <w:t>9</w:t>
-            </w:r>
-            <w:r>
-              <w:rPr>
-                <w:noProof/>
-                <w:webHidden/>
-              </w:rPr>
-              <w:fldChar w:fldCharType="end"/>
-            </w:r>
-          </w:hyperlink>
-        </w:p>
-        <w:p>
-          <w:pPr>
-            <w:pStyle w:val="TOC1"/>
-            <w:tabs>
-              <w:tab w:val="right" w:leader="dot" w:pos="9350"/>
-            </w:tabs>
-            <w:rPr>
-              <w:noProof/>
-            </w:rPr>
-          </w:pPr>
-          <w:hyperlink w:anchor="_Toc243862136" w:history="1">
-            <w:r>
-              <w:rPr>
-                <w:rStyle w:val="Hyperlink"/>
-                <w:rFonts w:ascii="Times New Roman" w:hAnsi="Times New Roman" w:cs="Times New Roman"/>
-                <w:noProof/>
-              </w:rPr>
-              <w:t>LIST OF TABLES</w:t>
-            </w:r>
-            <w:r>
-              <w:rPr>
-                <w:noProof/>
-                <w:webHidden/>
-              </w:rPr>
-              <w:tab/>
-            </w:r>
-            <w:r>
-              <w:rPr>
-                <w:noProof/>
-                <w:webHidden/>
-              </w:rPr>
-              <w:fldChar w:fldCharType="begin"/>
-            </w:r>
-            <w:r>
-              <w:rPr>
-                <w:noProof/>
-                <w:webHidden/>
-              </w:rPr>
-              <w:instrText xml:space="preserve"> PAGEREF _Toc243862136 \h </w:instrText>
-            </w:r>
-            <w:r>
-              <w:rPr>
-                <w:noProof/>
-                <w:webHidden/>
-              </w:rPr>
-            </w:r>
-            <w:r>
-              <w:rPr>
-                <w:noProof/>
-                <w:webHidden/>
-              </w:rPr>
-              <w:fldChar w:fldCharType="separate"/>
-            </w:r>
-            <w:r>
-              <w:rPr>
-                <w:noProof/>
-                <w:webHidden/>
-              </w:rPr>
-              <w:t>9</w:t>
-            </w:r>
-            <w:r>
-              <w:rPr>
-                <w:noProof/>
-                <w:webHidden/>
-              </w:rPr>
-              <w:fldChar w:fldCharType="end"/>
-            </w:r>
-          </w:hyperlink>
-        </w:p>
-        <w:p>
-          <w:pPr>
-            <w:pStyle w:val="TOC1"/>
-            <w:tabs>
-              <w:tab w:val="right" w:leader="dot" w:pos="9350"/>
-            </w:tabs>
-            <w:rPr>
-              <w:noProof/>
-            </w:rPr>
-          </w:pPr>
-          <w:hyperlink w:anchor="_Toc243862137" w:history="1">
-            <w:r>
-              <w:rPr>
-                <w:rStyle w:val="Hyperlink"/>
-                <w:rFonts w:ascii="Times New Roman" w:hAnsi="Times New Roman" w:cs="Times New Roman"/>
-                <w:noProof/>
-              </w:rPr>
-              <w:t>LIST OF ABBREVIATIONS</w:t>
-            </w:r>
-            <w:r>
-              <w:rPr>
-                <w:noProof/>
-                <w:webHidden/>
-              </w:rPr>
-              <w:tab/>
-            </w:r>
-            <w:r>
-              <w:rPr>
-                <w:noProof/>
-                <w:webHidden/>
-              </w:rPr>
-              <w:fldChar w:fldCharType="begin"/>
-            </w:r>
-            <w:r>
-              <w:rPr>
-                <w:noProof/>
-                <w:webHidden/>
-              </w:rPr>
-              <w:instrText xml:space="preserve"> PAGEREF _Toc243862137 \h </w:instrText>
-            </w:r>
-            <w:r>
-              <w:rPr>
-                <w:noProof/>
-                <w:webHidden/>
-              </w:rPr>
-            </w:r>
-            <w:r>
-              <w:rPr>
-                <w:noProof/>
-                <w:webHidden/>
-              </w:rPr>
-              <w:fldChar w:fldCharType="separate"/>
-            </w:r>
-            <w:r>
-              <w:rPr>
-                <w:noProof/>
-                <w:webHidden/>
-              </w:rPr>
-              <w:t>9</w:t>
-            </w:r>
-            <w:r>
-              <w:rPr>
-                <w:noProof/>
-                <w:webHidden/>
-              </w:rPr>
-              <w:fldChar w:fldCharType="end"/>
-            </w:r>
-          </w:hyperlink>
-        </w:p>
-        <w:p>
-          <w:pPr>
-            <w:pStyle w:val="TOC2"/>
-            <w:tabs>
-              <w:tab w:val="right" w:leader="dot" w:pos="9350"/>
-            </w:tabs>
-            <w:rPr>
-              <w:noProof/>
-            </w:rPr>
-          </w:pPr>
-          <w:hyperlink w:anchor="_Toc243862138" w:history="1">
-            <w:r>
-              <w:rPr>
-                <w:rStyle w:val="Hyperlink"/>
-                <w:rFonts w:ascii="Times New Roman" w:hAnsi="Times New Roman" w:cs="Times New Roman"/>
-                <w:noProof/>
-              </w:rPr>
-              <w:t>Chapter 1: Introduction</w:t>
-            </w:r>
-            <w:r>
-              <w:rPr>
-                <w:noProof/>
-                <w:webHidden/>
-              </w:rPr>
-              <w:tab/>
-            </w:r>
-            <w:r>
-              <w:rPr>
-                <w:noProof/>
-                <w:webHidden/>
-              </w:rPr>
-              <w:fldChar w:fldCharType="begin"/>
-            </w:r>
-            <w:r>
-              <w:rPr>
-                <w:noProof/>
-                <w:webHidden/>
-              </w:rPr>
-              <w:instrText xml:space="preserve"> PAGEREF _Toc243862138 \h </w:instrText>
-            </w:r>
-            <w:r>
-              <w:rPr>
-                <w:noProof/>
-                <w:webHidden/>
-              </w:rPr>
-            </w:r>
-            <w:r>
-              <w:rPr>
-                <w:noProof/>
-                <w:webHidden/>
-              </w:rPr>
-              <w:fldChar w:fldCharType="separate"/>
-            </w:r>
-            <w:r>
-              <w:rPr>
-                <w:noProof/>
-                <w:webHidden/>
-              </w:rPr>
-              <w:t>11</w:t>
-            </w:r>
-            <w:r>
-              <w:rPr>
-                <w:noProof/>
-                <w:webHidden/>
-              </w:rPr>
-              <w:fldChar w:fldCharType="end"/>
-            </w:r>
-          </w:hyperlink>
-        </w:p>
-        <w:p>
-          <w:pPr>
-            <w:pStyle w:val="TOC2"/>
-            <w:tabs>
-              <w:tab w:val="right" w:leader="dot" w:pos="9350"/>
-            </w:tabs>
-            <w:rPr>
-              <w:noProof/>
-            </w:rPr>
-          </w:pPr>
-          <w:hyperlink w:anchor="_Toc243862139" w:history="1">
-            <w:r>
-              <w:rPr>
-                <w:rStyle w:val="Hyperlink"/>
-                <w:rFonts w:ascii="Times New Roman" w:hAnsi="Times New Roman" w:cs="Times New Roman"/>
-                <w:noProof/>
-              </w:rPr>
-              <w:t>1.1 Background of the Study</w:t>
-            </w:r>
-            <w:r>
-              <w:rPr>
-                <w:noProof/>
-                <w:webHidden/>
-              </w:rPr>
-              <w:tab/>
-            </w:r>
-            <w:r>
-              <w:rPr>
-                <w:noProof/>
-                <w:webHidden/>
-              </w:rPr>
-              <w:fldChar w:fldCharType="begin"/>
-            </w:r>
-            <w:r>
-              <w:rPr>
-                <w:noProof/>
-                <w:webHidden/>
-              </w:rPr>
-              <w:instrText xml:space="preserve"> PAGEREF _Toc243862139 \h </w:instrText>
-            </w:r>
-            <w:r>
-              <w:rPr>
-                <w:noProof/>
-                <w:webHidden/>
-              </w:rPr>
-            </w:r>
-            <w:r>
-              <w:rPr>
-                <w:noProof/>
-                <w:webHidden/>
-              </w:rPr>
-              <w:fldChar w:fldCharType="separate"/>
-            </w:r>
-            <w:r>
-              <w:rPr>
-                <w:noProof/>
-                <w:webHidden/>
-              </w:rPr>
-              <w:t>11</w:t>
-            </w:r>
-            <w:r>
-              <w:rPr>
-                <w:noProof/>
-                <w:webHidden/>
-              </w:rPr>
-              <w:fldChar w:fldCharType="end"/>
-            </w:r>
-          </w:hyperlink>
-        </w:p>
-        <w:p>
-          <w:pPr>
-            <w:pStyle w:val="TOC2"/>
-            <w:tabs>
-              <w:tab w:val="right" w:leader="dot" w:pos="9350"/>
-            </w:tabs>
-            <w:rPr>
-              <w:noProof/>
-            </w:rPr>
-          </w:pPr>
-          <w:hyperlink w:anchor="_Toc243862140" w:history="1">
-            <w:r>
-              <w:rPr>
-                <w:rStyle w:val="Hyperlink"/>
-                <w:rFonts w:ascii="Times New Roman" w:hAnsi="Times New Roman" w:cs="Times New Roman"/>
-                <w:noProof/>
-              </w:rPr>
-              <w:t>1.2 Problem Statement</w:t>
-            </w:r>
-            <w:r>
-              <w:rPr>
-                <w:noProof/>
-                <w:webHidden/>
-              </w:rPr>
-              <w:tab/>
-            </w:r>
-            <w:r>
-              <w:rPr>
-                <w:noProof/>
-                <w:webHidden/>
-              </w:rPr>
-              <w:fldChar w:fldCharType="begin"/>
-            </w:r>
-            <w:r>
-              <w:rPr>
-                <w:noProof/>
-                <w:webHidden/>
-              </w:rPr>
-              <w:instrText xml:space="preserve"> PAGEREF _Toc243862140 \h </w:instrText>
-            </w:r>
-            <w:r>
-              <w:rPr>
-                <w:noProof/>
-                <w:webHidden/>
-              </w:rPr>
-            </w:r>
-            <w:r>
-              <w:rPr>
-                <w:noProof/>
-                <w:webHidden/>
-              </w:rPr>
-              <w:fldChar w:fldCharType="separate"/>
-            </w:r>
-            <w:r>
-              <w:rPr>
-                <w:noProof/>
-                <w:webHidden/>
-              </w:rPr>
-              <w:t>11</w:t>
-            </w:r>
-            <w:r>
-              <w:rPr>
-                <w:noProof/>
-                <w:webHidden/>
-              </w:rPr>
-              <w:fldChar w:fldCharType="end"/>
-            </w:r>
-          </w:hyperlink>
-        </w:p>
-        <w:p>
-          <w:pPr>
-            <w:pStyle w:val="TOC2"/>
-            <w:tabs>
-              <w:tab w:val="right" w:leader="dot" w:pos="9350"/>
-            </w:tabs>
-            <w:rPr>
-              <w:noProof/>
-            </w:rPr>
-          </w:pPr>
-          <w:hyperlink w:anchor="_Toc243862141" w:history="1">
-            <w:r>
-              <w:rPr>
-                <w:rStyle w:val="Hyperlink"/>
-                <w:rFonts w:ascii="Times New Roman" w:hAnsi="Times New Roman" w:cs="Times New Roman"/>
-                <w:noProof/>
-              </w:rPr>
-              <w:t>1.3 Research Motivation and Significance</w:t>
-            </w:r>
-            <w:r>
-              <w:rPr>
-                <w:noProof/>
-                <w:webHidden/>
-              </w:rPr>
-              <w:tab/>
-            </w:r>
-            <w:r>
-              <w:rPr>
-                <w:noProof/>
-                <w:webHidden/>
-              </w:rPr>
-              <w:fldChar w:fldCharType="begin"/>
-            </w:r>
-            <w:r>
-              <w:rPr>
-                <w:noProof/>
-                <w:webHidden/>
-              </w:rPr>
-              <w:instrText xml:space="preserve"> PAGEREF _Toc243862141 \h </w:instrText>
-            </w:r>
-            <w:r>
-              <w:rPr>
-                <w:noProof/>
-                <w:webHidden/>
-              </w:rPr>
-            </w:r>
-            <w:r>
-              <w:rPr>
-                <w:noProof/>
-                <w:webHidden/>
-              </w:rPr>
-              <w:fldChar w:fldCharType="separate"/>
-            </w:r>
-            <w:r>
-              <w:rPr>
-                <w:noProof/>
-                <w:webHidden/>
-              </w:rPr>
-              <w:t>12</w:t>
-            </w:r>
-            <w:r>
-              <w:rPr>
-                <w:noProof/>
-                <w:webHidden/>
-              </w:rPr>
-              <w:fldChar w:fldCharType="end"/>
-            </w:r>
-          </w:hyperlink>
-        </w:p>
-        <w:p>
-          <w:pPr>
-            <w:pStyle w:val="TOC2"/>
-            <w:tabs>
-              <w:tab w:val="right" w:leader="dot" w:pos="9350"/>
-            </w:tabs>
-            <w:rPr>
-              <w:noProof/>
-            </w:rPr>
-          </w:pPr>
-          <w:hyperlink w:anchor="_Toc243862142" w:history="1">
-            <w:r>
-              <w:rPr>
-                <w:rStyle w:val="Hyperlink"/>
-                <w:rFonts w:ascii="Times New Roman" w:hAnsi="Times New Roman" w:cs="Times New Roman"/>
-                <w:noProof/>
-              </w:rPr>
-              <w:t>1.4 Research Aim and Objectives</w:t>
-            </w:r>
-            <w:r>
-              <w:rPr>
-                <w:noProof/>
-                <w:webHidden/>
-              </w:rPr>
-              <w:tab/>
-            </w:r>
-            <w:r>
-              <w:rPr>
-                <w:noProof/>
-                <w:webHidden/>
-              </w:rPr>
-              <w:fldChar w:fldCharType="begin"/>
-            </w:r>
-            <w:r>
-              <w:rPr>
-                <w:noProof/>
-                <w:webHidden/>
-              </w:rPr>
-              <w:instrText xml:space="preserve"> PAGEREF _Toc243862142 \h </w:instrText>
-            </w:r>
-            <w:r>
-              <w:rPr>
-                <w:noProof/>
-                <w:webHidden/>
-              </w:rPr>
-            </w:r>
-            <w:r>
-              <w:rPr>
-                <w:noProof/>
-                <w:webHidden/>
-              </w:rPr>
-              <w:fldChar w:fldCharType="separate"/>
-            </w:r>
-            <w:r>
-              <w:rPr>
-                <w:noProof/>
-                <w:webHidden/>
-              </w:rPr>
-              <w:t>12</w:t>
-            </w:r>
-            <w:r>
-              <w:rPr>
-                <w:noProof/>
-                <w:webHidden/>
-              </w:rPr>
-              <w:fldChar w:fldCharType="end"/>
-            </w:r>
-          </w:hyperlink>
-        </w:p>
-        <w:p>
-          <w:pPr>
-            <w:pStyle w:val="TOC2"/>
-            <w:tabs>
-              <w:tab w:val="right" w:leader="dot" w:pos="9350"/>
-            </w:tabs>
-            <w:rPr>
-              <w:noProof/>
-            </w:rPr>
-          </w:pPr>
-          <w:hyperlink w:anchor="_Toc243862143" w:history="1">
-            <w:r>
-              <w:rPr>
-                <w:rStyle w:val="Hyperlink"/>
-                <w:rFonts w:ascii="Times New Roman" w:hAnsi="Times New Roman" w:cs="Times New Roman"/>
-                <w:noProof/>
-              </w:rPr>
-              <w:t>1.5 Research Questions and Hypotheses</w:t>
-            </w:r>
-            <w:r>
-              <w:rPr>
-                <w:noProof/>
-                <w:webHidden/>
-              </w:rPr>
-              <w:tab/>
-            </w:r>
-            <w:r>
-              <w:rPr>
-                <w:noProof/>
-                <w:webHidden/>
-              </w:rPr>
-              <w:fldChar w:fldCharType="begin"/>
-            </w:r>
-            <w:r>
-              <w:rPr>
-                <w:noProof/>
-                <w:webHidden/>
-              </w:rPr>
-              <w:instrText xml:space="preserve"> PAGEREF _Toc243862143 \h </w:instrText>
-            </w:r>
-            <w:r>
-              <w:rPr>
-                <w:noProof/>
-                <w:webHidden/>
-              </w:rPr>
-            </w:r>
-            <w:r>
-              <w:rPr>
-                <w:noProof/>
-                <w:webHidden/>
-              </w:rPr>
-              <w:fldChar w:fldCharType="separate"/>
-            </w:r>
-            <w:r>
-              <w:rPr>
-                <w:noProof/>
-                <w:webHidden/>
-              </w:rPr>
-              <w:t>13</w:t>
-            </w:r>
-            <w:r>
-              <w:rPr>
-                <w:noProof/>
-                <w:webHidden/>
-              </w:rPr>
-              <w:fldChar w:fldCharType="end"/>
-            </w:r>
-          </w:hyperlink>
-        </w:p>
-        <w:p>
-          <w:pPr>
-            <w:pStyle w:val="TOC2"/>
-            <w:tabs>
-              <w:tab w:val="right" w:leader="dot" w:pos="9350"/>
-            </w:tabs>
-            <w:rPr>
-              <w:noProof/>
-            </w:rPr>
-          </w:pPr>
-          <w:hyperlink w:anchor="_Toc243862144" w:history="1">
-            <w:r>
-              <w:rPr>
-                <w:rStyle w:val="Hyperlink"/>
-                <w:rFonts w:ascii="Times New Roman" w:hAnsi="Times New Roman" w:cs="Times New Roman"/>
-                <w:noProof/>
-              </w:rPr>
-              <w:t>1.6 Scope of the Study</w:t>
-            </w:r>
-            <w:r>
-              <w:rPr>
-                <w:noProof/>
-                <w:webHidden/>
-              </w:rPr>
-              <w:tab/>
-            </w:r>
-            <w:r>
-              <w:rPr>
-                <w:noProof/>
-                <w:webHidden/>
-              </w:rPr>
-              <w:fldChar w:fldCharType="begin"/>
-            </w:r>
-            <w:r>
-              <w:rPr>
-                <w:noProof/>
-                <w:webHidden/>
-              </w:rPr>
-              <w:instrText xml:space="preserve"> PAGEREF _Toc243862144 \h </w:instrText>
-            </w:r>
-            <w:r>
-              <w:rPr>
-                <w:noProof/>
-                <w:webHidden/>
-              </w:rPr>
-            </w:r>
-            <w:r>
-              <w:rPr>
-                <w:noProof/>
-                <w:webHidden/>
-              </w:rPr>
-              <w:fldChar w:fldCharType="separate"/>
-            </w:r>
-            <w:r>
-              <w:rPr>
-                <w:noProof/>
-                <w:webHidden/>
-              </w:rPr>
-              <w:t>14</w:t>
-            </w:r>
-            <w:r>
-              <w:rPr>
-                <w:noProof/>
-                <w:webHidden/>
-              </w:rPr>
-              <w:fldChar w:fldCharType="end"/>
-            </w:r>
-          </w:hyperlink>
-        </w:p>
-        <w:p>
-          <w:pPr>
-            <w:pStyle w:val="TOC2"/>
-            <w:tabs>
-              <w:tab w:val="right" w:leader="dot" w:pos="9350"/>
-            </w:tabs>
-            <w:rPr>
-              <w:noProof/>
-            </w:rPr>
-          </w:pPr>
-          <w:hyperlink w:anchor="_Toc243862145" w:history="1">
-            <w:r>
-              <w:rPr>
-                <w:rStyle w:val="Hyperlink"/>
-                <w:rFonts w:ascii="Times New Roman" w:hAnsi="Times New Roman" w:cs="Times New Roman"/>
-                <w:noProof/>
-              </w:rPr>
-              <w:t>1.7 Organization of the Report</w:t>
-            </w:r>
-            <w:r>
-              <w:rPr>
-                <w:noProof/>
-                <w:webHidden/>
-              </w:rPr>
-              <w:tab/>
-            </w:r>
-            <w:r>
-              <w:rPr>
-                <w:noProof/>
-                <w:webHidden/>
-              </w:rPr>
-              <w:fldChar w:fldCharType="begin"/>
-            </w:r>
-            <w:r>
-              <w:rPr>
-                <w:noProof/>
-                <w:webHidden/>
-              </w:rPr>
-              <w:instrText xml:space="preserve"> PAGEREF _Toc243862145 \h </w:instrText>
-            </w:r>
-            <w:r>
-              <w:rPr>
-                <w:noProof/>
-                <w:webHidden/>
-              </w:rPr>
-            </w:r>
-            <w:r>
-              <w:rPr>
-                <w:noProof/>
-                <w:webHidden/>
-              </w:rPr>
-              <w:fldChar w:fldCharType="separate"/>
-            </w:r>
-            <w:r>
-              <w:rPr>
-                <w:noProof/>
-                <w:webHidden/>
-              </w:rPr>
-              <w:t>14</w:t>
-            </w:r>
-            <w:r>
-              <w:rPr>
-                <w:noProof/>
-                <w:webHidden/>
-              </w:rPr>
-              <w:fldChar w:fldCharType="end"/>
-            </w:r>
-          </w:hyperlink>
-        </w:p>
-        <w:p>
-          <w:pPr>
-            <w:pStyle w:val="TOC2"/>
-            <w:tabs>
-              <w:tab w:val="right" w:leader="dot" w:pos="9350"/>
-            </w:tabs>
-            <w:rPr>
-              <w:noProof/>
-            </w:rPr>
-          </w:pPr>
-          <w:hyperlink w:anchor="_Toc243862146" w:history="1">
-            <w:r>
-              <w:rPr>
-                <w:rStyle w:val="Hyperlink"/>
-                <w:rFonts w:ascii="Times New Roman" w:hAnsi="Times New Roman" w:cs="Times New Roman"/>
-                <w:noProof/>
-              </w:rPr>
-              <w:t>Chapter 2: Literature Review</w:t>
-            </w:r>
-            <w:r>
-              <w:rPr>
-                <w:noProof/>
-                <w:webHidden/>
-              </w:rPr>
-              <w:tab/>
-            </w:r>
-            <w:r>
-              <w:rPr>
-                <w:noProof/>
-                <w:webHidden/>
-              </w:rPr>
-              <w:fldChar w:fldCharType="begin"/>
-            </w:r>
-            <w:r>
-              <w:rPr>
-                <w:noProof/>
-                <w:webHidden/>
-              </w:rPr>
-              <w:instrText xml:space="preserve"> PAGEREF _Toc243862146 \h </w:instrText>
-            </w:r>
-            <w:r>
-              <w:rPr>
-                <w:noProof/>
-                <w:webHidden/>
-              </w:rPr>
-            </w:r>
-            <w:r>
-              <w:rPr>
-                <w:noProof/>
-                <w:webHidden/>
-              </w:rPr>
-              <w:fldChar w:fldCharType="separate"/>
-            </w:r>
-            <w:r>
-              <w:rPr>
-                <w:noProof/>
-                <w:webHidden/>
-              </w:rPr>
-              <w:t>15</w:t>
-            </w:r>
-            <w:r>
-              <w:rPr>
-                <w:noProof/>
-                <w:webHidden/>
-              </w:rPr>
-              <w:fldChar w:fldCharType="end"/>
-            </w:r>
-          </w:hyperlink>
-        </w:p>
-        <w:p>
-          <w:pPr>
-            <w:pStyle w:val="TOC2"/>
-            <w:tabs>
-              <w:tab w:val="right" w:leader="dot" w:pos="9350"/>
-            </w:tabs>
-            <w:rPr>
-              <w:noProof/>
-            </w:rPr>
-          </w:pPr>
-          <w:hyperlink w:anchor="_Toc243862147" w:history="1">
-            <w:r>
-              <w:rPr>
-                <w:rStyle w:val="Hyperlink"/>
-                <w:rFonts w:ascii="Times New Roman" w:hAnsi="Times New Roman" w:cs="Times New Roman"/>
-                <w:noProof/>
-              </w:rPr>
-              <w:t>2.1 Introduction</w:t>
-            </w:r>
-            <w:r>
-              <w:rPr>
-                <w:noProof/>
-                <w:webHidden/>
-              </w:rPr>
-              <w:tab/>
-            </w:r>
-            <w:r>
-              <w:rPr>
-                <w:noProof/>
-                <w:webHidden/>
-              </w:rPr>
-              <w:fldChar w:fldCharType="begin"/>
-            </w:r>
-            <w:r>
-              <w:rPr>
-                <w:noProof/>
-                <w:webHidden/>
-              </w:rPr>
-              <w:instrText xml:space="preserve"> PAGEREF _Toc243862147 \h </w:instrText>
-            </w:r>
-            <w:r>
-              <w:rPr>
-                <w:noProof/>
-                <w:webHidden/>
-              </w:rPr>
-            </w:r>
-            <w:r>
-              <w:rPr>
-                <w:noProof/>
-                <w:webHidden/>
-              </w:rPr>
-              <w:fldChar w:fldCharType="separate"/>
-            </w:r>
-            <w:r>
-              <w:rPr>
-                <w:noProof/>
-                <w:webHidden/>
-              </w:rPr>
-              <w:t>15</w:t>
-            </w:r>
-            <w:r>
-              <w:rPr>
-                <w:noProof/>
-                <w:webHidden/>
-              </w:rPr>
-              <w:fldChar w:fldCharType="end"/>
-            </w:r>
-          </w:hyperlink>
-        </w:p>
-        <w:p>
-          <w:pPr>
-            <w:pStyle w:val="TOC2"/>
-            <w:tabs>
-              <w:tab w:val="right" w:leader="dot" w:pos="9350"/>
-            </w:tabs>
-            <w:rPr>
-              <w:noProof/>
-            </w:rPr>
-          </w:pPr>
-          <w:hyperlink w:anchor="_Toc243862148" w:history="1">
-            <w:r>
-              <w:rPr>
-                <w:rStyle w:val="Hyperlink"/>
-                <w:rFonts w:ascii="Times New Roman" w:hAnsi="Times New Roman" w:cs="Times New Roman"/>
-                <w:noProof/>
-              </w:rPr>
-              <w:t>2.2 Review of Existing Studies</w:t>
-            </w:r>
-            <w:r>
-              <w:rPr>
-                <w:noProof/>
-                <w:webHidden/>
-              </w:rPr>
-              <w:tab/>
-            </w:r>
-            <w:r>
-              <w:rPr>
-                <w:noProof/>
-                <w:webHidden/>
-              </w:rPr>
-              <w:fldChar w:fldCharType="begin"/>
-            </w:r>
-            <w:r>
-              <w:rPr>
-                <w:noProof/>
-                <w:webHidden/>
-              </w:rPr>
-              <w:instrText xml:space="preserve"> PAGEREF _Toc243862148 \h </w:instrText>
-            </w:r>
-            <w:r>
-              <w:rPr>
-                <w:noProof/>
-                <w:webHidden/>
-              </w:rPr>
-            </w:r>
-            <w:r>
-              <w:rPr>
-                <w:noProof/>
-                <w:webHidden/>
-              </w:rPr>
-              <w:fldChar w:fldCharType="separate"/>
-            </w:r>
-            <w:r>
-              <w:rPr>
-                <w:noProof/>
-                <w:webHidden/>
-              </w:rPr>
-              <w:t>15</w:t>
-            </w:r>
-            <w:r>
-              <w:rPr>
-                <w:noProof/>
-                <w:webHidden/>
-              </w:rPr>
-              <w:fldChar w:fldCharType="end"/>
-            </w:r>
-          </w:hyperlink>
-        </w:p>
-        <w:p>
-          <w:pPr>
-            <w:pStyle w:val="TOC2"/>
-            <w:tabs>
-              <w:tab w:val="right" w:leader="dot" w:pos="9350"/>
-            </w:tabs>
-            <w:rPr>
-              <w:noProof/>
-            </w:rPr>
-          </w:pPr>
-          <w:hyperlink w:anchor="_Toc243862149" w:history="1">
-            <w:r>
-              <w:rPr>
-                <w:rStyle w:val="Hyperlink"/>
-                <w:rFonts w:ascii="Times New Roman" w:hAnsi="Times New Roman" w:cs="Times New Roman"/>
-                <w:noProof/>
-              </w:rPr>
-              <w:t>2.3 Comparison of Existing Methods</w:t>
-            </w:r>
-            <w:r>
-              <w:rPr>
-                <w:noProof/>
-                <w:webHidden/>
-              </w:rPr>
-              <w:tab/>
-            </w:r>
-            <w:r>
-              <w:rPr>
-                <w:noProof/>
-                <w:webHidden/>
-              </w:rPr>
-              <w:fldChar w:fldCharType="begin"/>
-            </w:r>
-            <w:r>
-              <w:rPr>
-                <w:noProof/>
-                <w:webHidden/>
-              </w:rPr>
-              <w:instrText xml:space="preserve"> PAGEREF _Toc243862149 \h </w:instrText>
-            </w:r>
-            <w:r>
-              <w:rPr>
-                <w:noProof/>
-                <w:webHidden/>
-              </w:rPr>
-            </w:r>
-            <w:r>
-              <w:rPr>
-                <w:noProof/>
-                <w:webHidden/>
-              </w:rPr>
-              <w:fldChar w:fldCharType="separate"/>
-            </w:r>
-            <w:r>
-              <w:rPr>
-                <w:noProof/>
-                <w:webHidden/>
-              </w:rPr>
-              <w:t>16</w:t>
-            </w:r>
-            <w:r>
-              <w:rPr>
-                <w:noProof/>
-                <w:webHidden/>
-              </w:rPr>
-              <w:fldChar w:fldCharType="end"/>
-            </w:r>
-          </w:hyperlink>
-        </w:p>
-        <w:p>
-          <w:pPr>
-            <w:pStyle w:val="TOC2"/>
-            <w:tabs>
-              <w:tab w:val="right" w:leader="dot" w:pos="9350"/>
-            </w:tabs>
-            <w:rPr>
-              <w:noProof/>
-            </w:rPr>
-          </w:pPr>
-          <w:hyperlink w:anchor="_Toc243862150" w:history="1">
-            <w:r>
-              <w:rPr>
-                <w:rStyle w:val="Hyperlink"/>
-                <w:rFonts w:ascii="Times New Roman" w:hAnsi="Times New Roman" w:cs="Times New Roman"/>
-                <w:noProof/>
-              </w:rPr>
-              <w:t>2.4 Identified Research Gaps</w:t>
-            </w:r>
-            <w:r>
-              <w:rPr>
-                <w:noProof/>
-                <w:webHidden/>
-              </w:rPr>
-              <w:tab/>
-            </w:r>
-            <w:r>
-              <w:rPr>
-                <w:noProof/>
-                <w:webHidden/>
-              </w:rPr>
-              <w:fldChar w:fldCharType="begin"/>
-            </w:r>
-            <w:r>
-              <w:rPr>
-                <w:noProof/>
-                <w:webHidden/>
-              </w:rPr>
-              <w:instrText xml:space="preserve"> PAGEREF _Toc243862150 \h </w:instrText>
-            </w:r>
-            <w:r>
-              <w:rPr>
-                <w:noProof/>
-                <w:webHidden/>
-              </w:rPr>
-            </w:r>
-            <w:r>
-              <w:rPr>
-                <w:noProof/>
-                <w:webHidden/>
-              </w:rPr>
-              <w:fldChar w:fldCharType="separate"/>
-            </w:r>
-            <w:r>
-              <w:rPr>
-                <w:noProof/>
-                <w:webHidden/>
-              </w:rPr>
-              <w:t>16</w:t>
-            </w:r>
-            <w:r>
-              <w:rPr>
-                <w:noProof/>
-                <w:webHidden/>
-              </w:rPr>
-              <w:fldChar w:fldCharType="end"/>
-            </w:r>
-          </w:hyperlink>
-        </w:p>
-        <w:p>
-          <w:pPr>
-            <w:pStyle w:val="TOC2"/>
-            <w:tabs>
-              <w:tab w:val="right" w:leader="dot" w:pos="9350"/>
-            </w:tabs>
-            <w:rPr>
-              <w:noProof/>
-            </w:rPr>
-          </w:pPr>
-          <w:hyperlink w:anchor="_Toc243862151" w:history="1">
-            <w:r>
-              <w:rPr>
-                <w:rStyle w:val="Hyperlink"/>
-                <w:rFonts w:ascii="Times New Roman" w:hAnsi="Times New Roman" w:cs="Times New Roman"/>
-                <w:noProof/>
-              </w:rPr>
-              <w:t>2.5 Chapter Summary</w:t>
-            </w:r>
-            <w:r>
-              <w:rPr>
-                <w:noProof/>
-                <w:webHidden/>
-              </w:rPr>
-              <w:tab/>
-            </w:r>
-            <w:r>
-              <w:rPr>
-                <w:noProof/>
-                <w:webHidden/>
-              </w:rPr>
-              <w:fldChar w:fldCharType="begin"/>
-            </w:r>
-            <w:r>
-              <w:rPr>
-                <w:noProof/>
-                <w:webHidden/>
-              </w:rPr>
-              <w:instrText xml:space="preserve"> PAGEREF _Toc243862151 \h </w:instrText>
-            </w:r>
-            <w:r>
-              <w:rPr>
-                <w:noProof/>
-                <w:webHidden/>
-              </w:rPr>
-            </w:r>
-            <w:r>
-              <w:rPr>
-                <w:noProof/>
-                <w:webHidden/>
-              </w:rPr>
-              <w:fldChar w:fldCharType="separate"/>
-            </w:r>
-            <w:r>
-              <w:rPr>
-                <w:noProof/>
-                <w:webHidden/>
-              </w:rPr>
-              <w:t>17</w:t>
-            </w:r>
-            <w:r>
-              <w:rPr>
-                <w:noProof/>
-                <w:webHidden/>
-              </w:rPr>
-              <w:fldChar w:fldCharType="end"/>
-            </w:r>
-          </w:hyperlink>
-        </w:p>
-        <w:p>
-          <w:pPr>
-            <w:pStyle w:val="TOC2"/>
-            <w:tabs>
-              <w:tab w:val="right" w:leader="dot" w:pos="9350"/>
-            </w:tabs>
-            <w:rPr>
-              <w:noProof/>
-            </w:rPr>
-          </w:pPr>
-          <w:hyperlink w:anchor="_Toc243862152" w:history="1">
-            <w:r>
-              <w:rPr>
-                <w:rStyle w:val="Hyperlink"/>
-                <w:rFonts w:ascii="Times New Roman" w:hAnsi="Times New Roman" w:cs="Times New Roman"/>
-                <w:noProof/>
-              </w:rPr>
-              <w:t>Chapter 3: Research Methodology</w:t>
-            </w:r>
-            <w:r>
-              <w:rPr>
-                <w:noProof/>
-                <w:webHidden/>
-              </w:rPr>
-              <w:tab/>
-            </w:r>
-            <w:r>
-              <w:rPr>
-                <w:noProof/>
-                <w:webHidden/>
-              </w:rPr>
-              <w:fldChar w:fldCharType="begin"/>
-            </w:r>
-            <w:r>
-              <w:rPr>
-                <w:noProof/>
-                <w:webHidden/>
-              </w:rPr>
-              <w:instrText xml:space="preserve"> PAGEREF _Toc243862152 \h </w:instrText>
-            </w:r>
-            <w:r>
-              <w:rPr>
-                <w:noProof/>
-                <w:webHidden/>
-              </w:rPr>
-            </w:r>
-            <w:r>
-              <w:rPr>
-                <w:noProof/>
-                <w:webHidden/>
-              </w:rPr>
-              <w:fldChar w:fldCharType="separate"/>
-            </w:r>
-            <w:r>
-              <w:rPr>
-                <w:noProof/>
-                <w:webHidden/>
-              </w:rPr>
-              <w:t>18</w:t>
-            </w:r>
-            <w:r>
-              <w:rPr>
-                <w:noProof/>
-                <w:webHidden/>
-              </w:rPr>
-              <w:fldChar w:fldCharType="end"/>
-            </w:r>
-          </w:hyperlink>
-        </w:p>
-        <w:p>
-          <w:pPr>
-            <w:pStyle w:val="TOC2"/>
-            <w:tabs>
-              <w:tab w:val="right" w:leader="dot" w:pos="9350"/>
-            </w:tabs>
-            <w:rPr>
-              <w:noProof/>
-            </w:rPr>
-          </w:pPr>
-          <w:hyperlink w:anchor="_Toc243862153" w:history="1">
-            <w:r>
-              <w:rPr>
-                <w:rStyle w:val="Hyperlink"/>
-                <w:rFonts w:ascii="Times New Roman" w:hAnsi="Times New Roman" w:cs="Times New Roman"/>
-                <w:noProof/>
-              </w:rPr>
-              <w:t>3.1 Research Design</w:t>
-            </w:r>
-            <w:r>
-              <w:rPr>
-                <w:noProof/>
-                <w:webHidden/>
-              </w:rPr>
-              <w:tab/>
-            </w:r>
-            <w:r>
-              <w:rPr>
-                <w:noProof/>
-                <w:webHidden/>
-              </w:rPr>
-              <w:fldChar w:fldCharType="begin"/>
-            </w:r>
-            <w:r>
-              <w:rPr>
-                <w:noProof/>
-                <w:webHidden/>
-              </w:rPr>
-              <w:instrText xml:space="preserve"> PAGEREF _Toc243862153 \h </w:instrText>
-            </w:r>
-            <w:r>
-              <w:rPr>
-                <w:noProof/>
-                <w:webHidden/>
-              </w:rPr>
-            </w:r>
-            <w:r>
-              <w:rPr>
-                <w:noProof/>
-                <w:webHidden/>
-              </w:rPr>
-              <w:fldChar w:fldCharType="separate"/>
-            </w:r>
-            <w:r>
-              <w:rPr>
-                <w:noProof/>
-                <w:webHidden/>
-              </w:rPr>
-              <w:t>18</w:t>
-            </w:r>
-            <w:r>
-              <w:rPr>
-                <w:noProof/>
-                <w:webHidden/>
-              </w:rPr>
-              <w:fldChar w:fldCharType="end"/>
-            </w:r>
-          </w:hyperlink>
-        </w:p>
-        <w:p>
-          <w:pPr>
-            <w:pStyle w:val="TOC2"/>
-            <w:tabs>
-              <w:tab w:val="right" w:leader="dot" w:pos="9350"/>
-            </w:tabs>
-            <w:rPr>
-              <w:noProof/>
-            </w:rPr>
-          </w:pPr>
-          <w:hyperlink w:anchor="_Toc243862154" w:history="1">
-            <w:r>
-              <w:rPr>
-                <w:rStyle w:val="Hyperlink"/>
-                <w:rFonts w:ascii="Times New Roman" w:hAnsi="Times New Roman" w:cs="Times New Roman"/>
-                <w:noProof/>
-              </w:rPr>
-              <w:t>3.2 Dataset and Data Sources</w:t>
-            </w:r>
-            <w:r>
-              <w:rPr>
-                <w:noProof/>
-                <w:webHidden/>
-              </w:rPr>
-              <w:tab/>
-            </w:r>
-            <w:r>
-              <w:rPr>
-                <w:noProof/>
-                <w:webHidden/>
-              </w:rPr>
-              <w:fldChar w:fldCharType="begin"/>
-            </w:r>
-            <w:r>
-              <w:rPr>
-                <w:noProof/>
-                <w:webHidden/>
-              </w:rPr>
-              <w:instrText xml:space="preserve"> PAGEREF _Toc243862154 \h </w:instrText>
-            </w:r>
-            <w:r>
-              <w:rPr>
-                <w:noProof/>
-                <w:webHidden/>
-              </w:rPr>
-            </w:r>
-            <w:r>
-              <w:rPr>
-                <w:noProof/>
-                <w:webHidden/>
-              </w:rPr>
-              <w:fldChar w:fldCharType="separate"/>
-            </w:r>
-            <w:r>
-              <w:rPr>
-                <w:noProof/>
-                <w:webHidden/>
-              </w:rPr>
-              <w:t>18</w:t>
-            </w:r>
-            <w:r>
-              <w:rPr>
-                <w:noProof/>
-                <w:webHidden/>
-              </w:rPr>
-              <w:fldChar w:fldCharType="end"/>
-            </w:r>
-          </w:hyperlink>
-        </w:p>
-        <w:p>
-          <w:pPr>
-            <w:pStyle w:val="TOC2"/>
-            <w:tabs>
-              <w:tab w:val="right" w:leader="dot" w:pos="9350"/>
-            </w:tabs>
-            <w:rPr>
-              <w:noProof/>
-            </w:rPr>
-          </w:pPr>
-          <w:hyperlink w:anchor="_Toc243862155" w:history="1">
-            <w:r>
-              <w:rPr>
-                <w:rStyle w:val="Hyperlink"/>
-                <w:rFonts w:ascii="Times New Roman" w:hAnsi="Times New Roman" w:cs="Times New Roman"/>
-                <w:noProof/>
-              </w:rPr>
-              <w:t>3.3 Data Collection and Preprocessing</w:t>
-            </w:r>
-            <w:r>
-              <w:rPr>
-                <w:noProof/>
-                <w:webHidden/>
-              </w:rPr>
-              <w:tab/>
-            </w:r>
-            <w:r>
-              <w:rPr>
-                <w:noProof/>
-                <w:webHidden/>
-              </w:rPr>
-              <w:fldChar w:fldCharType="begin"/>
-            </w:r>
-            <w:r>
-              <w:rPr>
-                <w:noProof/>
-                <w:webHidden/>
-              </w:rPr>
-              <w:instrText xml:space="preserve"> PAGEREF _Toc243862155 \h </w:instrText>
-            </w:r>
-            <w:r>
-              <w:rPr>
-                <w:noProof/>
-                <w:webHidden/>
-              </w:rPr>
-            </w:r>
-            <w:r>
-              <w:rPr>
-                <w:noProof/>
-                <w:webHidden/>
-              </w:rPr>
-              <w:fldChar w:fldCharType="separate"/>
-            </w:r>
-            <w:r>
-              <w:rPr>
-                <w:noProof/>
-                <w:webHidden/>
-              </w:rPr>
-              <w:t>19</w:t>
-            </w:r>
-            <w:r>
-              <w:rPr>
-                <w:noProof/>
-                <w:webHidden/>
-              </w:rPr>
-              <w:fldChar w:fldCharType="end"/>
-            </w:r>
-          </w:hyperlink>
-        </w:p>
-        <w:p>
-          <w:pPr>
-            <w:pStyle w:val="TOC2"/>
-            <w:tabs>
-              <w:tab w:val="right" w:leader="dot" w:pos="9350"/>
-            </w:tabs>
-            <w:rPr>
-              <w:noProof/>
-            </w:rPr>
-          </w:pPr>
-          <w:hyperlink w:anchor="_Toc243862156" w:history="1">
-            <w:r>
-              <w:rPr>
-                <w:rStyle w:val="Hyperlink"/>
-                <w:rFonts w:ascii="Times New Roman" w:hAnsi="Times New Roman" w:cs="Times New Roman"/>
-                <w:noProof/>
-              </w:rPr>
-              <w:t>3.4 Proposed Methods and Mathematical Formulations</w:t>
-            </w:r>
-            <w:r>
-              <w:rPr>
-                <w:noProof/>
-                <w:webHidden/>
-              </w:rPr>
-              <w:tab/>
-            </w:r>
-            <w:r>
-              <w:rPr>
-                <w:noProof/>
-                <w:webHidden/>
-              </w:rPr>
-              <w:fldChar w:fldCharType="begin"/>
-            </w:r>
-            <w:r>
-              <w:rPr>
-                <w:noProof/>
-                <w:webHidden/>
-              </w:rPr>
-              <w:instrText xml:space="preserve"> PAGEREF _Toc243862156 \h </w:instrText>
-            </w:r>
-            <w:r>
-              <w:rPr>
-                <w:noProof/>
-                <w:webHidden/>
-              </w:rPr>
-            </w:r>
-            <w:r>
-              <w:rPr>
-                <w:noProof/>
-                <w:webHidden/>
-              </w:rPr>
-              <w:fldChar w:fldCharType="separate"/>
-            </w:r>
-            <w:r>
-              <w:rPr>
-                <w:noProof/>
-                <w:webHidden/>
-              </w:rPr>
-              <w:t>20</w:t>
-            </w:r>
-            <w:r>
-              <w:rPr>
-                <w:noProof/>
-                <w:webHidden/>
-              </w:rPr>
-              <w:fldChar w:fldCharType="end"/>
-            </w:r>
-          </w:hyperlink>
-        </w:p>
-        <w:p>
-          <w:pPr>
-            <w:pStyle w:val="TOC2"/>
-            <w:tabs>
-              <w:tab w:val="right" w:leader="dot" w:pos="9350"/>
-            </w:tabs>
-            <w:rPr>
-              <w:noProof/>
-            </w:rPr>
-          </w:pPr>
-          <w:hyperlink w:anchor="_Toc243862157" w:history="1">
-            <w:r>
-              <w:rPr>
-                <w:rStyle w:val="Hyperlink"/>
-                <w:rFonts w:ascii="Times New Roman" w:hAnsi="Times New Roman" w:cs="Times New Roman"/>
-                <w:noProof/>
-              </w:rPr>
-              <w:t>3.5 Tools, Software, and Experimental Setup</w:t>
-            </w:r>
-            <w:r>
-              <w:rPr>
-                <w:noProof/>
-                <w:webHidden/>
-              </w:rPr>
-              <w:tab/>
-            </w:r>
-            <w:r>
-              <w:rPr>
-                <w:noProof/>
-                <w:webHidden/>
-              </w:rPr>
-              <w:fldChar w:fldCharType="begin"/>
-            </w:r>
-            <w:r>
-              <w:rPr>
-                <w:noProof/>
-                <w:webHidden/>
-              </w:rPr>
-              <w:instrText xml:space="preserve"> PAGEREF _Toc243862157 \h </w:instrText>
-            </w:r>
-            <w:r>
-              <w:rPr>
-                <w:noProof/>
-                <w:webHidden/>
-              </w:rPr>
-            </w:r>
-            <w:r>
-              <w:rPr>
-                <w:noProof/>
-                <w:webHidden/>
-              </w:rPr>
-              <w:fldChar w:fldCharType="separate"/>
-            </w:r>
-            <w:r>
-              <w:rPr>
-                <w:noProof/>
-                <w:webHidden/>
-              </w:rPr>
-              <w:t>22</w:t>
-            </w:r>
-            <w:r>
-              <w:rPr>
-                <w:noProof/>
-                <w:webHidden/>
-              </w:rPr>
-              <w:fldChar w:fldCharType="end"/>
-            </w:r>
-          </w:hyperlink>
-        </w:p>
-        <w:p>
-          <w:pPr>
-            <w:pStyle w:val="TOC2"/>
-            <w:tabs>
-              <w:tab w:val="right" w:leader="dot" w:pos="9350"/>
-            </w:tabs>
-            <w:rPr>
-              <w:noProof/>
-            </w:rPr>
-          </w:pPr>
-          <w:hyperlink w:anchor="_Toc243862158" w:history="1">
-            <w:r>
-              <w:rPr>
-                <w:rStyle w:val="Hyperlink"/>
-                <w:rFonts w:ascii="Times New Roman" w:hAnsi="Times New Roman" w:cs="Times New Roman"/>
-                <w:noProof/>
-              </w:rPr>
-              <w:t>3.6 Evaluation Metrics</w:t>
-            </w:r>
-            <w:r>
-              <w:rPr>
-                <w:noProof/>
-                <w:webHidden/>
-              </w:rPr>
-              <w:tab/>
-            </w:r>
-            <w:r>
-              <w:rPr>
-                <w:noProof/>
-                <w:webHidden/>
-              </w:rPr>
-              <w:fldChar w:fldCharType="begin"/>
-            </w:r>
-            <w:r>
-              <w:rPr>
-                <w:noProof/>
-                <w:webHidden/>
-              </w:rPr>
-              <w:instrText xml:space="preserve"> PAGEREF _Toc243862158 \h </w:instrText>
-            </w:r>
-            <w:r>
-              <w:rPr>
-                <w:noProof/>
-                <w:webHidden/>
-              </w:rPr>
-            </w:r>
-            <w:r>
-              <w:rPr>
-                <w:noProof/>
-                <w:webHidden/>
-              </w:rPr>
-              <w:fldChar w:fldCharType="separate"/>
-            </w:r>
-            <w:r>
-              <w:rPr>
-                <w:noProof/>
-                <w:webHidden/>
-              </w:rPr>
-              <w:t>22</w:t>
-            </w:r>
-            <w:r>
-              <w:rPr>
-                <w:noProof/>
-                <w:webHidden/>
-              </w:rPr>
-              <w:fldChar w:fldCharType="end"/>
-            </w:r>
-          </w:hyperlink>
-        </w:p>
-        <w:p>
-          <w:pPr>
-            <w:pStyle w:val="TOC2"/>
-            <w:tabs>
-              <w:tab w:val="right" w:leader="dot" w:pos="9350"/>
-            </w:tabs>
-            <w:rPr>
-              <w:noProof/>
-            </w:rPr>
-          </w:pPr>
-          <w:hyperlink w:anchor="_Toc243862159" w:history="1">
-            <w:r>
-              <w:rPr>
-                <w:rStyle w:val="Hyperlink"/>
-                <w:rFonts w:ascii="Times New Roman" w:hAnsi="Times New Roman" w:cs="Times New Roman"/>
-                <w:noProof/>
-              </w:rPr>
-              <w:t>3.7 Ethical Considerations</w:t>
-            </w:r>
-            <w:r>
-              <w:rPr>
-                <w:noProof/>
-                <w:webHidden/>
-              </w:rPr>
-              <w:tab/>
-            </w:r>
-            <w:r>
-              <w:rPr>
-                <w:noProof/>
-                <w:webHidden/>
-              </w:rPr>
-              <w:fldChar w:fldCharType="begin"/>
-            </w:r>
-            <w:r>
-              <w:rPr>
-                <w:noProof/>
-                <w:webHidden/>
-              </w:rPr>
-              <w:instrText xml:space="preserve"> PAGEREF _Toc243862159 \h </w:instrText>
-            </w:r>
-            <w:r>
-              <w:rPr>
-                <w:noProof/>
-                <w:webHidden/>
-              </w:rPr>
-            </w:r>
-            <w:r>
-              <w:rPr>
-                <w:noProof/>
-                <w:webHidden/>
-              </w:rPr>
-              <w:fldChar w:fldCharType="separate"/>
-            </w:r>
-            <w:r>
-              <w:rPr>
-                <w:noProof/>
-                <w:webHidden/>
-              </w:rPr>
-              <w:t>23</w:t>
-            </w:r>
-            <w:r>
-              <w:rPr>
-                <w:noProof/>
-                <w:webHidden/>
-              </w:rPr>
-              <w:fldChar w:fldCharType="end"/>
-            </w:r>
-          </w:hyperlink>
-        </w:p>
-        <w:p>
-          <w:pPr>
-            <w:pStyle w:val="TOC2"/>
-            <w:tabs>
-              <w:tab w:val="right" w:leader="dot" w:pos="9350"/>
-            </w:tabs>
-            <w:rPr>
-              <w:noProof/>
-            </w:rPr>
-          </w:pPr>
-          <w:hyperlink w:anchor="_Toc243862160" w:history="1">
-            <w:r>
-              <w:rPr>
-                <w:rStyle w:val="Hyperlink"/>
-                <w:rFonts w:ascii="Times New Roman" w:hAnsi="Times New Roman" w:cs="Times New Roman"/>
-                <w:noProof/>
-              </w:rPr>
-              <w:t>Chapter 4: System Design and Implementation</w:t>
-            </w:r>
-            <w:r>
-              <w:rPr>
-                <w:noProof/>
-                <w:webHidden/>
-              </w:rPr>
-              <w:tab/>
-            </w:r>
-            <w:r>
-              <w:rPr>
-                <w:noProof/>
-                <w:webHidden/>
-              </w:rPr>
-              <w:fldChar w:fldCharType="begin"/>
-            </w:r>
-            <w:r>
-              <w:rPr>
-                <w:noProof/>
-                <w:webHidden/>
-              </w:rPr>
-              <w:instrText xml:space="preserve"> PAGEREF _Toc243862160 \h </w:instrText>
-            </w:r>
-            <w:r>
-              <w:rPr>
-                <w:noProof/>
-                <w:webHidden/>
-              </w:rPr>
-            </w:r>
-            <w:r>
-              <w:rPr>
-                <w:noProof/>
-                <w:webHidden/>
-              </w:rPr>
-              <w:fldChar w:fldCharType="separate"/>
-            </w:r>
-            <w:r>
-              <w:rPr>
-                <w:noProof/>
-                <w:webHidden/>
-              </w:rPr>
               <w:t>24</w:t>
-            </w:r>
-            <w:r>
-              <w:rPr>
-                <w:noProof/>
-                <w:webHidden/>
-              </w:rPr>
-              <w:fldChar w:fldCharType="end"/>
-            </w:r>
-          </w:hyperlink>
-        </w:p>
-        <w:p>
-          <w:pPr>
-            <w:pStyle w:val="TOC2"/>
-            <w:tabs>
-              <w:tab w:val="right" w:leader="dot" w:pos="9350"/>
-            </w:tabs>
-            <w:rPr>
-              <w:noProof/>
-            </w:rPr>
-          </w:pPr>
-          <w:hyperlink w:anchor="_Toc243862161" w:history="1">
-            <w:r>
-              <w:rPr>
-                <w:rStyle w:val="Hyperlink"/>
-                <w:rFonts w:ascii="Times New Roman" w:hAnsi="Times New Roman" w:cs="Times New Roman"/>
-                <w:noProof/>
-              </w:rPr>
-              <w:t>4.1 System Architecture and Proposed Framework</w:t>
-            </w:r>
-            <w:r>
-              <w:rPr>
-                <w:noProof/>
-                <w:webHidden/>
-              </w:rPr>
-              <w:tab/>
-            </w:r>
-            <w:r>
-              <w:rPr>
-                <w:noProof/>
-                <w:webHidden/>
-              </w:rPr>
-              <w:fldChar w:fldCharType="begin"/>
-            </w:r>
-            <w:r>
-              <w:rPr>
-                <w:noProof/>
-                <w:webHidden/>
-              </w:rPr>
-              <w:instrText xml:space="preserve"> PAGEREF _Toc243862161 \h </w:instrText>
-            </w:r>
-            <w:r>
-              <w:rPr>
-                <w:noProof/>
-                <w:webHidden/>
-              </w:rPr>
-            </w:r>
-            <w:r>
-              <w:rPr>
-                <w:noProof/>
-                <w:webHidden/>
-              </w:rPr>
-              <w:fldChar w:fldCharType="separate"/>
-            </w:r>
-            <w:r>
-              <w:rPr>
-                <w:noProof/>
-                <w:webHidden/>
-              </w:rPr>
-              <w:t>24</w:t>
-            </w:r>
-            <w:r>
-              <w:rPr>
-                <w:noProof/>
-                <w:webHidden/>
-              </w:rPr>
-              <w:fldChar w:fldCharType="end"/>
-            </w:r>
-          </w:hyperlink>
-        </w:p>
-        <w:p>
-          <w:pPr>
-            <w:pStyle w:val="TOC2"/>
-            <w:tabs>
-              <w:tab w:val="right" w:leader="dot" w:pos="9350"/>
-            </w:tabs>
-            <w:rPr>
-              <w:noProof/>
-            </w:rPr>
-          </w:pPr>
-          <w:hyperlink w:anchor="_Toc243862162" w:history="1">
-            <w:r>
-              <w:rPr>
-                <w:rStyle w:val="Hyperlink"/>
-                <w:rFonts w:ascii="Times New Roman" w:hAnsi="Times New Roman" w:cs="Times New Roman"/>
-                <w:noProof/>
-              </w:rPr>
-              <w:t>4.2 Workflow and Process Pipeline</w:t>
-            </w:r>
-            <w:r>
-              <w:rPr>
-                <w:noProof/>
-                <w:webHidden/>
-              </w:rPr>
-              <w:tab/>
-            </w:r>
-            <w:r>
-              <w:rPr>
-                <w:noProof/>
-                <w:webHidden/>
-              </w:rPr>
-              <w:fldChar w:fldCharType="begin"/>
-            </w:r>
-            <w:r>
-              <w:rPr>
-                <w:noProof/>
-                <w:webHidden/>
-              </w:rPr>
-              <w:instrText xml:space="preserve"> PAGEREF _Toc243862162 \h </w:instrText>
-            </w:r>
-            <w:r>
-              <w:rPr>
-                <w:noProof/>
-                <w:webHidden/>
-              </w:rPr>
-            </w:r>
-            <w:r>
-              <w:rPr>
-                <w:noProof/>
-                <w:webHidden/>
-              </w:rPr>
-              <w:fldChar w:fldCharType="separate"/>
-            </w:r>
-            <w:r>
-              <w:rPr>
-                <w:noProof/>
-                <w:webHidden/>
-              </w:rPr>
-              <w:t>24</w:t>
-            </w:r>
-            <w:r>
-              <w:rPr>
-                <w:noProof/>
-                <w:webHidden/>
-              </w:rPr>
-              <w:fldChar w:fldCharType="end"/>
-            </w:r>
-          </w:hyperlink>
-        </w:p>
-        <w:p>
-          <w:pPr>
-            <w:pStyle w:val="TOC2"/>
-            <w:tabs>
-              <w:tab w:val="right" w:leader="dot" w:pos="9350"/>
-            </w:tabs>
-            <w:rPr>
-              <w:noProof/>
-            </w:rPr>
-          </w:pPr>
-          <w:hyperlink w:anchor="_Toc243862163" w:history="1">
-            <w:r>
-              <w:rPr>
-                <w:rStyle w:val="Hyperlink"/>
-                <w:rFonts w:ascii="Times New Roman" w:hAnsi="Times New Roman" w:cs="Times New Roman"/>
-                <w:noProof/>
-              </w:rPr>
-              <w:t>4.3 Model and System Design</w:t>
-            </w:r>
-            <w:r>
-              <w:rPr>
-                <w:noProof/>
-                <w:webHidden/>
-              </w:rPr>
-              <w:tab/>
-            </w:r>
-            <w:r>
-              <w:rPr>
-                <w:noProof/>
-                <w:webHidden/>
-              </w:rPr>
-              <w:fldChar w:fldCharType="begin"/>
-            </w:r>
-            <w:r>
-              <w:rPr>
-                <w:noProof/>
-                <w:webHidden/>
-              </w:rPr>
-              <w:instrText xml:space="preserve"> PAGEREF _Toc243862163 \h </w:instrText>
-            </w:r>
-            <w:r>
-              <w:rPr>
-                <w:noProof/>
-                <w:webHidden/>
-              </w:rPr>
-            </w:r>
-            <w:r>
-              <w:rPr>
-                <w:noProof/>
-                <w:webHidden/>
-              </w:rPr>
-              <w:fldChar w:fldCharType="separate"/>
-            </w:r>
-            <w:r>
-              <w:rPr>
-                <w:noProof/>
-                <w:webHidden/>
-              </w:rPr>
-              <w:t>24</w:t>
-            </w:r>
-            <w:r>
-              <w:rPr>
-                <w:noProof/>
-                <w:webHidden/>
-              </w:rPr>
-              <w:fldChar w:fldCharType="end"/>
-            </w:r>
-          </w:hyperlink>
-        </w:p>
-        <w:p>
-          <w:pPr>
-            <w:pStyle w:val="TOC2"/>
-            <w:tabs>
-              <w:tab w:val="right" w:leader="dot" w:pos="9350"/>
-            </w:tabs>
-            <w:rPr>
-              <w:noProof/>
-            </w:rPr>
-          </w:pPr>
-          <w:hyperlink w:anchor="_Toc243862164" w:history="1">
-            <w:r>
-              <w:rPr>
-                <w:rStyle w:val="Hyperlink"/>
-                <w:rFonts w:ascii="Times New Roman" w:hAnsi="Times New Roman" w:cs="Times New Roman"/>
-                <w:noProof/>
-              </w:rPr>
-              <w:t>4.4 Implementation Details and Training Protocol</w:t>
-            </w:r>
-            <w:r>
-              <w:rPr>
-                <w:noProof/>
-                <w:webHidden/>
-              </w:rPr>
-              <w:tab/>
-            </w:r>
-            <w:r>
-              <w:rPr>
-                <w:noProof/>
-                <w:webHidden/>
-              </w:rPr>
-              <w:fldChar w:fldCharType="begin"/>
-            </w:r>
-            <w:r>
-              <w:rPr>
-                <w:noProof/>
-                <w:webHidden/>
-              </w:rPr>
-              <w:instrText xml:space="preserve"> PAGEREF _Toc243862164 \h </w:instrText>
-            </w:r>
-            <w:r>
-              <w:rPr>
-                <w:noProof/>
-                <w:webHidden/>
-              </w:rPr>
-            </w:r>
-            <w:r>
-              <w:rPr>
-                <w:noProof/>
-                <w:webHidden/>
-              </w:rPr>
-              <w:fldChar w:fldCharType="separate"/>
-            </w:r>
-            <w:r>
-              <w:rPr>
-                <w:noProof/>
-                <w:webHidden/>
-              </w:rPr>
-              <w:t>25</w:t>
-            </w:r>
-            <w:r>
-              <w:rPr>
-                <w:noProof/>
-                <w:webHidden/>
-              </w:rPr>
-              <w:fldChar w:fldCharType="end"/>
-            </w:r>
-          </w:hyperlink>
-        </w:p>
-        <w:p>
-          <w:pPr>
-            <w:pStyle w:val="TOC2"/>
-            <w:tabs>
-              <w:tab w:val="right" w:leader="dot" w:pos="9350"/>
-            </w:tabs>
-            <w:rPr>
-              <w:noProof/>
-            </w:rPr>
-          </w:pPr>
-          <w:hyperlink w:anchor="_Toc243862165" w:history="1">
-            <w:r>
-              <w:rPr>
-                <w:rStyle w:val="Hyperlink"/>
-                <w:rFonts w:ascii="Times New Roman" w:hAnsi="Times New Roman" w:cs="Times New Roman"/>
-                <w:noProof/>
-              </w:rPr>
-              <w:t>4.5 Computational Requirements and Latency</w:t>
-            </w:r>
-            <w:r>
-              <w:rPr>
-                <w:noProof/>
-                <w:webHidden/>
-              </w:rPr>
-              <w:tab/>
-            </w:r>
-            <w:r>
-              <w:rPr>
-                <w:noProof/>
-                <w:webHidden/>
-              </w:rPr>
-              <w:fldChar w:fldCharType="begin"/>
-            </w:r>
-            <w:r>
-              <w:rPr>
-                <w:noProof/>
-                <w:webHidden/>
-              </w:rPr>
-              <w:instrText xml:space="preserve"> PAGEREF _Toc243862165 \h </w:instrText>
-            </w:r>
-            <w:r>
-              <w:rPr>
-                <w:noProof/>
-                <w:webHidden/>
-              </w:rPr>
-            </w:r>
-            <w:r>
-              <w:rPr>
-                <w:noProof/>
-                <w:webHidden/>
-              </w:rPr>
-              <w:fldChar w:fldCharType="separate"/>
-            </w:r>
-            <w:r>
-              <w:rPr>
-                <w:noProof/>
-                <w:webHidden/>
-              </w:rPr>
-              <w:t>25</w:t>
-            </w:r>
-            <w:r>
-              <w:rPr>
-                <w:noProof/>
-                <w:webHidden/>
-              </w:rPr>
-              <w:fldChar w:fldCharType="end"/>
-            </w:r>
-          </w:hyperlink>
-        </w:p>
-        <w:p>
-          <w:pPr>
-            <w:pStyle w:val="TOC2"/>
-            <w:tabs>
-              <w:tab w:val="right" w:leader="dot" w:pos="9350"/>
-            </w:tabs>
-            <w:rPr>
-              <w:noProof/>
-            </w:rPr>
-          </w:pPr>
-          <w:hyperlink w:anchor="_Toc243862166" w:history="1">
-            <w:r>
-              <w:rPr>
-                <w:rStyle w:val="Hyperlink"/>
-                <w:rFonts w:ascii="Times New Roman" w:hAnsi="Times New Roman" w:cs="Times New Roman"/>
-                <w:noProof/>
-              </w:rPr>
-              <w:t>Chapter 5: Results and Discussion</w:t>
-            </w:r>
-            <w:r>
-              <w:rPr>
-                <w:noProof/>
-                <w:webHidden/>
-              </w:rPr>
-              <w:tab/>
-            </w:r>
-            <w:r>
-              <w:rPr>
-                <w:noProof/>
-                <w:webHidden/>
-              </w:rPr>
-              <w:fldChar w:fldCharType="begin"/>
-            </w:r>
-            <w:r>
-              <w:rPr>
-                <w:noProof/>
-                <w:webHidden/>
-              </w:rPr>
-              <w:instrText xml:space="preserve"> PAGEREF _Toc243862166 \h </w:instrText>
-            </w:r>
-            <w:r>
-              <w:rPr>
-                <w:noProof/>
-                <w:webHidden/>
-              </w:rPr>
-            </w:r>
-            <w:r>
-              <w:rPr>
-                <w:noProof/>
-                <w:webHidden/>
-              </w:rPr>
-              <w:fldChar w:fldCharType="separate"/>
-            </w:r>
-            <w:r>
-              <w:rPr>
-                <w:noProof/>
-                <w:webHidden/>
-              </w:rPr>
-              <w:t>26</w:t>
-            </w:r>
-            <w:r>
-              <w:rPr>
-                <w:noProof/>
-                <w:webHidden/>
-              </w:rPr>
-              <w:fldChar w:fldCharType="end"/>
-            </w:r>
-          </w:hyperlink>
-        </w:p>
-        <w:p>
-          <w:pPr>
-            <w:pStyle w:val="TOC2"/>
-            <w:tabs>
-              <w:tab w:val="right" w:leader="dot" w:pos="9350"/>
-            </w:tabs>
-            <w:rPr>
-              <w:noProof/>
-            </w:rPr>
-          </w:pPr>
-          <w:hyperlink w:anchor="_Toc243862167" w:history="1">
-            <w:r>
-              <w:rPr>
-                <w:rStyle w:val="Hyperlink"/>
-                <w:rFonts w:ascii="Times New Roman" w:hAnsi="Times New Roman" w:cs="Times New Roman"/>
-                <w:noProof/>
-              </w:rPr>
-              <w:t>5.1 Experimental Results Leaderboard</w:t>
-            </w:r>
-            <w:r>
-              <w:rPr>
-                <w:noProof/>
-                <w:webHidden/>
-              </w:rPr>
-              <w:tab/>
-            </w:r>
-            <w:r>
-              <w:rPr>
-                <w:noProof/>
-                <w:webHidden/>
-              </w:rPr>
-              <w:fldChar w:fldCharType="begin"/>
-            </w:r>
-            <w:r>
-              <w:rPr>
-                <w:noProof/>
-                <w:webHidden/>
-              </w:rPr>
-              <w:instrText xml:space="preserve"> PAGEREF _Toc243862167 \h </w:instrText>
-            </w:r>
-            <w:r>
-              <w:rPr>
-                <w:noProof/>
-                <w:webHidden/>
-              </w:rPr>
-            </w:r>
-            <w:r>
-              <w:rPr>
-                <w:noProof/>
-                <w:webHidden/>
-              </w:rPr>
-              <w:fldChar w:fldCharType="separate"/>
-            </w:r>
-            <w:r>
-              <w:rPr>
-                <w:noProof/>
-                <w:webHidden/>
-              </w:rPr>
-              <w:t>26</w:t>
-            </w:r>
-            <w:r>
-              <w:rPr>
-                <w:noProof/>
-                <w:webHidden/>
-              </w:rPr>
-              <w:fldChar w:fldCharType="end"/>
-            </w:r>
-          </w:hyperlink>
-        </w:p>
-        <w:p>
-          <w:pPr>
-            <w:pStyle w:val="TOC2"/>
-            <w:tabs>
-              <w:tab w:val="right" w:leader="dot" w:pos="9350"/>
-            </w:tabs>
-            <w:rPr>
-              <w:noProof/>
-            </w:rPr>
-          </w:pPr>
-          <w:hyperlink w:anchor="_Toc243862168" w:history="1">
-            <w:r>
-              <w:rPr>
-                <w:rStyle w:val="Hyperlink"/>
-                <w:rFonts w:ascii="Times New Roman" w:hAnsi="Times New Roman" w:cs="Times New Roman"/>
-                <w:noProof/>
-              </w:rPr>
-              <w:t>5.2 Quantitative and Qualitative Evaluation</w:t>
-            </w:r>
-            <w:r>
-              <w:rPr>
-                <w:noProof/>
-                <w:webHidden/>
-              </w:rPr>
-              <w:tab/>
-            </w:r>
-            <w:r>
-              <w:rPr>
-                <w:noProof/>
-                <w:webHidden/>
-              </w:rPr>
-              <w:fldChar w:fldCharType="begin"/>
-            </w:r>
-            <w:r>
-              <w:rPr>
-                <w:noProof/>
-                <w:webHidden/>
-              </w:rPr>
-              <w:instrText xml:space="preserve"> PAGEREF _Toc243862168 \h </w:instrText>
-            </w:r>
-            <w:r>
-              <w:rPr>
-                <w:noProof/>
-                <w:webHidden/>
-              </w:rPr>
-            </w:r>
-            <w:r>
-              <w:rPr>
-                <w:noProof/>
-                <w:webHidden/>
-              </w:rPr>
-              <w:fldChar w:fldCharType="separate"/>
-            </w:r>
-            <w:r>
-              <w:rPr>
-                <w:noProof/>
-                <w:webHidden/>
-              </w:rPr>
-              <w:t>26</w:t>
-            </w:r>
-            <w:r>
-              <w:rPr>
-                <w:noProof/>
-                <w:webHidden/>
-              </w:rPr>
-              <w:fldChar w:fldCharType="end"/>
-            </w:r>
-          </w:hyperlink>
-        </w:p>
-        <w:p>
-          <w:pPr>
-            <w:pStyle w:val="TOC2"/>
-            <w:tabs>
-              <w:tab w:val="right" w:leader="dot" w:pos="9350"/>
-            </w:tabs>
-            <w:rPr>
-              <w:noProof/>
-            </w:rPr>
-          </w:pPr>
-          <w:hyperlink w:anchor="_Toc243862169" w:history="1">
-            <w:r>
-              <w:rPr>
-                <w:rStyle w:val="Hyperlink"/>
-                <w:rFonts w:ascii="Times New Roman" w:hAnsi="Times New Roman" w:cs="Times New Roman"/>
-                <w:noProof/>
-              </w:rPr>
-              <w:t>5.3 Comparison with Baseline and Existing Methods</w:t>
-            </w:r>
-            <w:r>
-              <w:rPr>
-                <w:noProof/>
-                <w:webHidden/>
-              </w:rPr>
-              <w:tab/>
-            </w:r>
-            <w:r>
-              <w:rPr>
-                <w:noProof/>
-                <w:webHidden/>
-              </w:rPr>
-              <w:fldChar w:fldCharType="begin"/>
-            </w:r>
-            <w:r>
-              <w:rPr>
-                <w:noProof/>
-                <w:webHidden/>
-              </w:rPr>
-              <w:instrText xml:space="preserve"> PAGEREF _Toc243862169 \h </w:instrText>
-            </w:r>
-            <w:r>
-              <w:rPr>
-                <w:noProof/>
-                <w:webHidden/>
-              </w:rPr>
-            </w:r>
-            <w:r>
-              <w:rPr>
-                <w:noProof/>
-                <w:webHidden/>
-              </w:rPr>
-              <w:fldChar w:fldCharType="separate"/>
-            </w:r>
-            <w:r>
-              <w:rPr>
-                <w:noProof/>
-                <w:webHidden/>
-              </w:rPr>
-              <w:t>27</w:t>
-            </w:r>
-            <w:r>
-              <w:rPr>
-                <w:noProof/>
-                <w:webHidden/>
-              </w:rPr>
-              <w:fldChar w:fldCharType="end"/>
-            </w:r>
-          </w:hyperlink>
-        </w:p>
-        <w:p>
-          <w:pPr>
-            <w:pStyle w:val="TOC2"/>
-            <w:tabs>
-              <w:tab w:val="right" w:leader="dot" w:pos="9350"/>
-            </w:tabs>
-            <w:rPr>
-              <w:noProof/>
-            </w:rPr>
-          </w:pPr>
-          <w:hyperlink w:anchor="_Toc243862170" w:history="1">
-            <w:r>
-              <w:rPr>
-                <w:rStyle w:val="Hyperlink"/>
-                <w:rFonts w:ascii="Times New Roman" w:hAnsi="Times New Roman" w:cs="Times New Roman"/>
-                <w:noProof/>
-              </w:rPr>
-              <w:t>5.4 Interpretation of Findings and Feature Elasticity</w:t>
-            </w:r>
-            <w:r>
-              <w:rPr>
-                <w:noProof/>
-                <w:webHidden/>
-              </w:rPr>
-              <w:tab/>
-            </w:r>
-            <w:r>
-              <w:rPr>
-                <w:noProof/>
-                <w:webHidden/>
-              </w:rPr>
-              <w:fldChar w:fldCharType="begin"/>
-            </w:r>
-            <w:r>
-              <w:rPr>
-                <w:noProof/>
-                <w:webHidden/>
-              </w:rPr>
-              <w:instrText xml:space="preserve"> PAGEREF _Toc243862170 \h </w:instrText>
-            </w:r>
-            <w:r>
-              <w:rPr>
-                <w:noProof/>
-                <w:webHidden/>
-              </w:rPr>
-            </w:r>
-            <w:r>
-              <w:rPr>
-                <w:noProof/>
-                <w:webHidden/>
-              </w:rPr>
-              <w:fldChar w:fldCharType="separate"/>
-            </w:r>
-            <w:r>
-              <w:rPr>
-                <w:noProof/>
-                <w:webHidden/>
-              </w:rPr>
-              <w:t>28</w:t>
-            </w:r>
-            <w:r>
-              <w:rPr>
-                <w:noProof/>
-                <w:webHidden/>
-              </w:rPr>
-              <w:fldChar w:fldCharType="end"/>
-            </w:r>
-          </w:hyperlink>
-        </w:p>
-        <w:p>
-          <w:pPr>
-            <w:pStyle w:val="TOC2"/>
-            <w:tabs>
-              <w:tab w:val="right" w:leader="dot" w:pos="9350"/>
-            </w:tabs>
-            <w:rPr>
-              <w:noProof/>
-            </w:rPr>
-          </w:pPr>
-          <w:hyperlink w:anchor="_Toc243862171" w:history="1">
-            <w:r>
-              <w:rPr>
-                <w:rStyle w:val="Hyperlink"/>
-                <w:rFonts w:ascii="Times New Roman" w:hAnsi="Times New Roman" w:cs="Times New Roman"/>
-                <w:noProof/>
-              </w:rPr>
-              <w:t>5.5 Limitations and Threats to Validity</w:t>
-            </w:r>
-            <w:r>
-              <w:rPr>
-                <w:noProof/>
-                <w:webHidden/>
-              </w:rPr>
-              <w:tab/>
-            </w:r>
-            <w:r>
-              <w:rPr>
-                <w:noProof/>
-                <w:webHidden/>
-              </w:rPr>
-              <w:fldChar w:fldCharType="begin"/>
-            </w:r>
-            <w:r>
-              <w:rPr>
-                <w:noProof/>
-                <w:webHidden/>
-              </w:rPr>
-              <w:instrText xml:space="preserve"> PAGEREF _Toc243862171 \h </w:instrText>
-            </w:r>
-            <w:r>
-              <w:rPr>
-                <w:noProof/>
-                <w:webHidden/>
-              </w:rPr>
-            </w:r>
-            <w:r>
-              <w:rPr>
-                <w:noProof/>
-                <w:webHidden/>
-              </w:rPr>
-              <w:fldChar w:fldCharType="separate"/>
-            </w:r>
-            <w:r>
-              <w:rPr>
-                <w:noProof/>
-                <w:webHidden/>
-              </w:rPr>
-              <w:t>29</w:t>
-            </w:r>
-            <w:r>
-              <w:rPr>
-                <w:noProof/>
-                <w:webHidden/>
-              </w:rPr>
-              <w:fldChar w:fldCharType="end"/>
-            </w:r>
-          </w:hyperlink>
-        </w:p>
-        <w:p>
-          <w:pPr>
-            <w:pStyle w:val="TOC2"/>
-            <w:tabs>
-              <w:tab w:val="right" w:leader="dot" w:pos="9350"/>
-            </w:tabs>
-            <w:rPr>
-              <w:noProof/>
-            </w:rPr>
-          </w:pPr>
-          <w:hyperlink w:anchor="_Toc243862172" w:history="1">
-            <w:r>
-              <w:rPr>
-                <w:rStyle w:val="Hyperlink"/>
-                <w:rFonts w:ascii="Times New Roman" w:hAnsi="Times New Roman" w:cs="Times New Roman"/>
-                <w:noProof/>
-              </w:rPr>
-              <w:t>Chapter 6: Conclusion and Future Work</w:t>
-            </w:r>
-            <w:r>
-              <w:rPr>
-                <w:noProof/>
-                <w:webHidden/>
-              </w:rPr>
-              <w:tab/>
-            </w:r>
-            <w:r>
-              <w:rPr>
-                <w:noProof/>
-                <w:webHidden/>
-              </w:rPr>
-              <w:fldChar w:fldCharType="begin"/>
-            </w:r>
-            <w:r>
-              <w:rPr>
-                <w:noProof/>
-                <w:webHidden/>
-              </w:rPr>
-              <w:instrText xml:space="preserve"> PAGEREF _Toc243862172 \h </w:instrText>
-            </w:r>
-            <w:r>
-              <w:rPr>
-                <w:noProof/>
-                <w:webHidden/>
-              </w:rPr>
-            </w:r>
-            <w:r>
-              <w:rPr>
-                <w:noProof/>
-                <w:webHidden/>
-              </w:rPr>
-              <w:fldChar w:fldCharType="separate"/>
-            </w:r>
-            <w:r>
-              <w:rPr>
-                <w:noProof/>
-                <w:webHidden/>
-              </w:rPr>
-              <w:t>31</w:t>
-            </w:r>
-            <w:r>
-              <w:rPr>
-                <w:noProof/>
-                <w:webHidden/>
-              </w:rPr>
-              <w:fldChar w:fldCharType="end"/>
-            </w:r>
-          </w:hyperlink>
-        </w:p>
-        <w:p>
-          <w:pPr>
-            <w:pStyle w:val="TOC2"/>
-            <w:tabs>
-              <w:tab w:val="right" w:leader="dot" w:pos="9350"/>
-            </w:tabs>
-            <w:rPr>
-              <w:noProof/>
-            </w:rPr>
-          </w:pPr>
-          <w:hyperlink w:anchor="_Toc243862173" w:history="1">
-            <w:r>
-              <w:rPr>
-                <w:rStyle w:val="Hyperlink"/>
-                <w:rFonts w:ascii="Times New Roman" w:hAnsi="Times New Roman" w:cs="Times New Roman"/>
-                <w:noProof/>
-              </w:rPr>
-              <w:t>6.1 Summary of the Research</w:t>
-            </w:r>
-            <w:r>
-              <w:rPr>
-                <w:noProof/>
-                <w:webHidden/>
-              </w:rPr>
-              <w:tab/>
-            </w:r>
-            <w:r>
-              <w:rPr>
-                <w:noProof/>
-                <w:webHidden/>
-              </w:rPr>
-              <w:fldChar w:fldCharType="begin"/>
-            </w:r>
-            <w:r>
-              <w:rPr>
-                <w:noProof/>
-                <w:webHidden/>
-              </w:rPr>
-              <w:instrText xml:space="preserve"> PAGEREF _Toc243862173 \h </w:instrText>
-            </w:r>
-            <w:r>
-              <w:rPr>
-                <w:noProof/>
-                <w:webHidden/>
-              </w:rPr>
-            </w:r>
-            <w:r>
-              <w:rPr>
-                <w:noProof/>
-                <w:webHidden/>
-              </w:rPr>
-              <w:fldChar w:fldCharType="separate"/>
-            </w:r>
-            <w:r>
-              <w:rPr>
-                <w:noProof/>
-                <w:webHidden/>
-              </w:rPr>
-              <w:t>31</w:t>
-            </w:r>
-            <w:r>
-              <w:rPr>
-                <w:noProof/>
-                <w:webHidden/>
-              </w:rPr>
-              <w:fldChar w:fldCharType="end"/>
-            </w:r>
-          </w:hyperlink>
-        </w:p>
-        <w:p>
-          <w:pPr>
-            <w:pStyle w:val="TOC2"/>
-            <w:tabs>
-              <w:tab w:val="right" w:leader="dot" w:pos="9350"/>
-            </w:tabs>
-            <w:rPr>
-              <w:noProof/>
-            </w:rPr>
-          </w:pPr>
-          <w:hyperlink w:anchor="_Toc243862174" w:history="1">
-            <w:r>
-              <w:rPr>
-                <w:rStyle w:val="Hyperlink"/>
-                <w:rFonts w:ascii="Times New Roman" w:hAnsi="Times New Roman" w:cs="Times New Roman"/>
-                <w:noProof/>
-              </w:rPr>
-              <w:t>6.2 Major Findings</w:t>
-            </w:r>
-            <w:r>
-              <w:rPr>
-                <w:noProof/>
-                <w:webHidden/>
-              </w:rPr>
-              <w:tab/>
-            </w:r>
-            <w:r>
-              <w:rPr>
-                <w:noProof/>
-                <w:webHidden/>
-              </w:rPr>
-              <w:fldChar w:fldCharType="begin"/>
-            </w:r>
-            <w:r>
-              <w:rPr>
-                <w:noProof/>
-                <w:webHidden/>
-              </w:rPr>
-              <w:instrText xml:space="preserve"> PAGEREF _Toc243862174 \h </w:instrText>
-            </w:r>
-            <w:r>
-              <w:rPr>
-                <w:noProof/>
-                <w:webHidden/>
-              </w:rPr>
-            </w:r>
-            <w:r>
-              <w:rPr>
-                <w:noProof/>
-                <w:webHidden/>
-              </w:rPr>
-              <w:fldChar w:fldCharType="separate"/>
-            </w:r>
-            <w:r>
-              <w:rPr>
-                <w:noProof/>
-                <w:webHidden/>
-              </w:rPr>
-              <w:t>31</w:t>
-            </w:r>
-            <w:r>
-              <w:rPr>
-                <w:noProof/>
-                <w:webHidden/>
-              </w:rPr>
-              <w:fldChar w:fldCharType="end"/>
-            </w:r>
-          </w:hyperlink>
-        </w:p>
-        <w:p>
-          <w:pPr>
-            <w:pStyle w:val="TOC2"/>
-            <w:tabs>
-              <w:tab w:val="right" w:leader="dot" w:pos="9350"/>
-            </w:tabs>
-            <w:rPr>
-              <w:noProof/>
-            </w:rPr>
-          </w:pPr>
-          <w:hyperlink w:anchor="_Toc243862175" w:history="1">
-            <w:r>
-              <w:rPr>
-                <w:rStyle w:val="Hyperlink"/>
-                <w:rFonts w:ascii="Times New Roman" w:hAnsi="Times New Roman" w:cs="Times New Roman"/>
-                <w:noProof/>
-              </w:rPr>
-              <w:t>6.3 Research Contributions</w:t>
-            </w:r>
-            <w:r>
-              <w:rPr>
-                <w:noProof/>
-                <w:webHidden/>
-              </w:rPr>
-              <w:tab/>
-            </w:r>
-            <w:r>
-              <w:rPr>
-                <w:noProof/>
-                <w:webHidden/>
-              </w:rPr>
-              <w:fldChar w:fldCharType="begin"/>
-            </w:r>
-            <w:r>
-              <w:rPr>
-                <w:noProof/>
-                <w:webHidden/>
-              </w:rPr>
-              <w:instrText xml:space="preserve"> PAGEREF _Toc243862175 \h </w:instrText>
-            </w:r>
-            <w:r>
-              <w:rPr>
-                <w:noProof/>
-                <w:webHidden/>
-              </w:rPr>
-            </w:r>
-            <w:r>
-              <w:rPr>
-                <w:noProof/>
-                <w:webHidden/>
-              </w:rPr>
-              <w:fldChar w:fldCharType="separate"/>
-            </w:r>
-            <w:r>
-              <w:rPr>
-                <w:noProof/>
-                <w:webHidden/>
-              </w:rPr>
-              <w:t>31</w:t>
-            </w:r>
-            <w:r>
-              <w:rPr>
-                <w:noProof/>
-                <w:webHidden/>
-              </w:rPr>
-              <w:fldChar w:fldCharType="end"/>
-            </w:r>
-          </w:hyperlink>
-        </w:p>
-        <w:p>
-          <w:pPr>
-            <w:pStyle w:val="TOC2"/>
-            <w:tabs>
-              <w:tab w:val="right" w:leader="dot" w:pos="9350"/>
-            </w:tabs>
-            <w:rPr>
-              <w:noProof/>
-            </w:rPr>
-          </w:pPr>
-          <w:hyperlink w:anchor="_Toc243862176" w:history="1">
-            <w:r>
-              <w:rPr>
-                <w:rStyle w:val="Hyperlink"/>
-                <w:rFonts w:ascii="Times New Roman" w:hAnsi="Times New Roman" w:cs="Times New Roman"/>
-                <w:noProof/>
-              </w:rPr>
-              <w:t>6.4 Limitations</w:t>
-            </w:r>
-            <w:r>
-              <w:rPr>
-                <w:noProof/>
-                <w:webHidden/>
-              </w:rPr>
-              <w:tab/>
-            </w:r>
-            <w:r>
-              <w:rPr>
-                <w:noProof/>
-                <w:webHidden/>
-              </w:rPr>
-              <w:fldChar w:fldCharType="begin"/>
-            </w:r>
-            <w:r>
-              <w:rPr>
-                <w:noProof/>
-                <w:webHidden/>
-              </w:rPr>
-              <w:instrText xml:space="preserve"> PAGEREF _Toc243862176 \h </w:instrText>
-            </w:r>
-            <w:r>
-              <w:rPr>
-                <w:noProof/>
-                <w:webHidden/>
-              </w:rPr>
-            </w:r>
-            <w:r>
-              <w:rPr>
-                <w:noProof/>
-                <w:webHidden/>
-              </w:rPr>
-              <w:fldChar w:fldCharType="separate"/>
-            </w:r>
-            <w:r>
-              <w:rPr>
-                <w:noProof/>
-                <w:webHidden/>
-              </w:rPr>
-              <w:t>32</w:t>
-            </w:r>
-            <w:r>
-              <w:rPr>
-                <w:noProof/>
-                <w:webHidden/>
-              </w:rPr>
-              <w:fldChar w:fldCharType="end"/>
-            </w:r>
-          </w:hyperlink>
-        </w:p>
-        <w:p>
-          <w:pPr>
-            <w:pStyle w:val="TOC2"/>
-            <w:tabs>
-              <w:tab w:val="right" w:leader="dot" w:pos="9350"/>
-            </w:tabs>
-            <w:rPr>
-              <w:noProof/>
-            </w:rPr>
-          </w:pPr>
-          <w:hyperlink w:anchor="_Toc243862177" w:history="1">
-            <w:r>
-              <w:rPr>
-                <w:rStyle w:val="Hyperlink"/>
-                <w:rFonts w:ascii="Times New Roman" w:hAnsi="Times New Roman" w:cs="Times New Roman"/>
-                <w:noProof/>
-              </w:rPr>
-              <w:t>6.5 Future Research Directions</w:t>
-            </w:r>
-            <w:r>
-              <w:rPr>
-                <w:noProof/>
-                <w:webHidden/>
-              </w:rPr>
-              <w:tab/>
-            </w:r>
-            <w:r>
-              <w:rPr>
-                <w:noProof/>
-                <w:webHidden/>
-              </w:rPr>
-              <w:fldChar w:fldCharType="begin"/>
-            </w:r>
-            <w:r>
-              <w:rPr>
-                <w:noProof/>
-                <w:webHidden/>
-              </w:rPr>
-              <w:instrText xml:space="preserve"> PAGEREF _Toc243862177 \h </w:instrText>
-            </w:r>
-            <w:r>
-              <w:rPr>
-                <w:noProof/>
-                <w:webHidden/>
-              </w:rPr>
-            </w:r>
-            <w:r>
-              <w:rPr>
-                <w:noProof/>
-                <w:webHidden/>
-              </w:rPr>
-              <w:fldChar w:fldCharType="separate"/>
-            </w:r>
-            <w:r>
-              <w:rPr>
-                <w:noProof/>
-                <w:webHidden/>
-              </w:rPr>
-              <w:t>32</w:t>
-            </w:r>
-            <w:r>
-              <w:rPr>
-                <w:noProof/>
-                <w:webHidden/>
-              </w:rPr>
-              <w:fldChar w:fldCharType="end"/>
-            </w:r>
-          </w:hyperlink>
-        </w:p>
-        <w:p>
-          <w:pPr>
-            <w:pStyle w:val="TOC1"/>
-            <w:tabs>
-              <w:tab w:val="right" w:leader="dot" w:pos="9350"/>
-            </w:tabs>
-            <w:rPr>
-              <w:noProof/>
-            </w:rPr>
-          </w:pPr>
-          <w:hyperlink w:anchor="_Toc243862178" w:history="1">
-            <w:r>
-              <w:rPr>
-                <w:rStyle w:val="Hyperlink"/>
-                <w:rFonts w:ascii="Times New Roman" w:hAnsi="Times New Roman" w:cs="Times New Roman"/>
-                <w:noProof/>
-              </w:rPr>
-              <w:t>REFERENCES / BIBLIOGRAPHY</w:t>
-            </w:r>
-            <w:r>
-              <w:rPr>
-                <w:noProof/>
-                <w:webHidden/>
-              </w:rPr>
-              <w:tab/>
-            </w:r>
-            <w:r>
-              <w:rPr>
-                <w:noProof/>
-                <w:webHidden/>
-              </w:rPr>
-              <w:fldChar w:fldCharType="begin"/>
-            </w:r>
-            <w:r>
-              <w:rPr>
-                <w:noProof/>
-                <w:webHidden/>
-              </w:rPr>
-              <w:instrText xml:space="preserve"> PAGEREF _Toc243862178 \h </w:instrText>
-            </w:r>
-            <w:r>
-              <w:rPr>
-                <w:noProof/>
-                <w:webHidden/>
-              </w:rPr>
-            </w:r>
-            <w:r>
-              <w:rPr>
-                <w:noProof/>
-                <w:webHidden/>
-              </w:rPr>
-              <w:fldChar w:fldCharType="separate"/>
-            </w:r>
-            <w:r>
-              <w:rPr>
-                <w:noProof/>
-                <w:webHidden/>
-              </w:rPr>
-              <w:t>33</w:t>
-            </w:r>
-            <w:r>
-              <w:rPr>
-                <w:noProof/>
-                <w:webHidden/>
-              </w:rPr>
-              <w:fldChar w:fldCharType="end"/>
-            </w:r>
-          </w:hyperlink>
-        </w:p>
-        <w:p>
-          <w:pPr>
-            <w:pStyle w:val="TOC1"/>
-            <w:tabs>
-              <w:tab w:val="right" w:leader="dot" w:pos="9350"/>
-            </w:tabs>
-            <w:rPr>
-              <w:noProof/>
-            </w:rPr>
-          </w:pPr>
-          <w:hyperlink w:anchor="_Toc243862179" w:history="1">
-            <w:r>
-              <w:rPr>
-                <w:rStyle w:val="Hyperlink"/>
-                <w:rFonts w:ascii="Times New Roman" w:hAnsi="Times New Roman" w:cs="Times New Roman"/>
-                <w:noProof/>
-              </w:rPr>
-              <w:t>APPENDICES</w:t>
-            </w:r>
-            <w:r>
-              <w:rPr>
-                <w:noProof/>
-                <w:webHidden/>
-              </w:rPr>
-              <w:tab/>
-            </w:r>
-            <w:r>
-              <w:rPr>
-                <w:noProof/>
-                <w:webHidden/>
-              </w:rPr>
-              <w:fldChar w:fldCharType="begin"/>
-            </w:r>
-            <w:r>
-              <w:rPr>
-                <w:noProof/>
-                <w:webHidden/>
-              </w:rPr>
-              <w:instrText xml:space="preserve"> PAGEREF _Toc243862179 \h </w:instrText>
-            </w:r>
-            <w:r>
-              <w:rPr>
-                <w:noProof/>
-                <w:webHidden/>
-              </w:rPr>
-            </w:r>
-            <w:r>
-              <w:rPr>
-                <w:noProof/>
-                <w:webHidden/>
-              </w:rPr>
-              <w:fldChar w:fldCharType="separate"/>
-            </w:r>
-            <w:r>
-              <w:rPr>
-                <w:noProof/>
-                <w:webHidden/>
-              </w:rPr>
-              <w:t>34</w:t>
             </w:r>
             <w:r>
               <w:rPr>
@@ -4533,7 +4093,7 @@
           <w:u w:val="single"/>
         </w:rPr>
       </w:pPr>
-      <w:bookmarkStart w:id="6" w:name="_Toc243862135"/>
+      <w:bookmarkStart w:id="5" w:name="_Toc243864532"/>
       <w:r>
         <w:rPr>
           <w:rFonts w:ascii="Times New Roman" w:hAnsi="Times New Roman" w:cs="Times New Roman"/>
@@ -4544,7 +4104,7 @@
         <w:lastRenderedPageBreak/>
         <w:t>LIST OF FIGURES</w:t>
       </w:r>
-      <w:bookmarkEnd w:id="6"/>
+      <w:bookmarkEnd w:id="5"/>
     </w:p>
     <w:p>
       <w:pPr>
@@ -4558,13 +4118,26 @@
           <w:rFonts w:ascii="Times New Roman" w:hAnsi="Times New Roman" w:cs="Times New Roman"/>
           <w:b/>
         </w:rPr>
-        <w:t xml:space="preserve">Figure 1.1: </w:t>
-      </w:r>
-      <w:r>
-        <w:rPr>
-          <w:rFonts w:ascii="Times New Roman" w:hAnsi="Times New Roman" w:cs="Times New Roman"/>
-        </w:rPr>
-        <w:t>Target Order Distribution: Raw Demand Skewness vs. Log1p Transformed Normality  15</w:t>
+        <w:t>Figure 3.</w:t>
+      </w:r>
+      <w:r>
+        <w:rPr>
+          <w:rFonts w:ascii="Times New Roman" w:hAnsi="Times New Roman" w:cs="Times New Roman"/>
+          <w:b/>
+        </w:rPr>
+        <w:t xml:space="preserve">1: </w:t>
+      </w:r>
+      <w:r>
+        <w:rPr>
+          <w:rFonts w:ascii="Times New Roman" w:hAnsi="Times New Roman" w:cs="Times New Roman"/>
+        </w:rPr>
+        <w:t>Target Order Distribution: Raw Demand Skewness vs.</w:t>
+      </w:r>
+      <w:r>
+        <w:rPr>
+          <w:rFonts w:ascii="Times New Roman" w:hAnsi="Times New Roman" w:cs="Times New Roman"/>
+        </w:rPr>
+        <w:t xml:space="preserve"> Log1p Transformed Normality  9</w:t>
       </w:r>
     </w:p>
     <w:p>
@@ -4579,13 +4152,32 @@
           <w:rFonts w:ascii="Times New Roman" w:hAnsi="Times New Roman" w:cs="Times New Roman"/>
           <w:b/>
         </w:rPr>
-        <w:t xml:space="preserve">Figure 1.2: </w:t>
-      </w:r>
-      <w:r>
-        <w:rPr>
-          <w:rFonts w:ascii="Times New Roman" w:hAnsi="Times New Roman" w:cs="Times New Roman"/>
-        </w:rPr>
-        <w:t>Network-Wide 145-Week Aggregated Food Delivery Demand Telemetry ....... 16</w:t>
+        <w:t>Figure 3</w:t>
+      </w:r>
+      <w:r>
+        <w:rPr>
+          <w:rFonts w:ascii="Times New Roman" w:hAnsi="Times New Roman" w:cs="Times New Roman"/>
+          <w:b/>
+        </w:rPr>
+        <w:t xml:space="preserve">.2: </w:t>
+      </w:r>
+      <w:r>
+        <w:rPr>
+          <w:rFonts w:ascii="Times New Roman" w:hAnsi="Times New Roman" w:cs="Times New Roman"/>
+        </w:rPr>
+        <w:t xml:space="preserve">Network-Wide 145-Week Aggregated Food Delivery Demand Telemetry ....... </w:t>
+      </w:r>
+      <w:r>
+        <w:rPr>
+          <w:rFonts w:ascii="Times New Roman" w:hAnsi="Times New Roman" w:cs="Times New Roman"/>
+        </w:rPr>
+        <w:t>1</w:t>
+      </w:r>
+      <w:r>
+        <w:rPr>
+          <w:rFonts w:ascii="Times New Roman" w:hAnsi="Times New Roman" w:cs="Times New Roman"/>
+        </w:rPr>
+        <w:t>0</w:t>
       </w:r>
     </w:p>
     <w:p>
@@ -4600,13 +4192,38 @@
           <w:rFonts w:ascii="Times New Roman" w:hAnsi="Times New Roman" w:cs="Times New Roman"/>
           <w:b/>
         </w:rPr>
-        <w:t xml:space="preserve">Figure 1.3: </w:t>
-      </w:r>
-      <w:r>
-        <w:rPr>
-          <w:rFonts w:ascii="Times New Roman" w:hAnsi="Times New Roman" w:cs="Times New Roman"/>
-        </w:rPr>
-        <w:t>Empirical Promotional Lift: Order Volume under Emailer &amp; Homepage Features  18</w:t>
+        <w:t>Figure 3</w:t>
+      </w:r>
+      <w:r>
+        <w:rPr>
+          <w:rFonts w:ascii="Times New Roman" w:hAnsi="Times New Roman" w:cs="Times New Roman"/>
+          <w:b/>
+        </w:rPr>
+        <w:t xml:space="preserve">.3: </w:t>
+      </w:r>
+      <w:r>
+        <w:rPr>
+          <w:rFonts w:ascii="Times New Roman" w:hAnsi="Times New Roman" w:cs="Times New Roman"/>
+        </w:rPr>
+        <w:t>Empirical Promotional Lift: Order Volume under</w:t>
+      </w:r>
+      <w:r>
+        <w:rPr>
+          <w:rFonts w:ascii="Times New Roman" w:hAnsi="Times New Roman" w:cs="Times New Roman"/>
+        </w:rPr>
+        <w:t xml:space="preserve"> Emailer &amp; Homepage Features  </w:t>
+      </w:r>
+      <w:r>
+        <w:rPr>
+          <w:rFonts w:ascii="Times New Roman" w:hAnsi="Times New Roman" w:cs="Times New Roman"/>
+        </w:rPr>
+        <w:t>1</w:t>
+      </w:r>
+      <w:r>
+        <w:rPr>
+          <w:rFonts w:ascii="Times New Roman" w:hAnsi="Times New Roman" w:cs="Times New Roman"/>
+        </w:rPr>
+        <w:t>2</w:t>
       </w:r>
     </w:p>
     <w:p>
@@ -4621,13 +4238,32 @@
           <w:rFonts w:ascii="Times New Roman" w:hAnsi="Times New Roman" w:cs="Times New Roman"/>
           <w:b/>
         </w:rPr>
-        <w:t xml:space="preserve">Figure 1.4: </w:t>
-      </w:r>
-      <w:r>
-        <w:rPr>
-          <w:rFonts w:ascii="Times New Roman" w:hAnsi="Times New Roman" w:cs="Times New Roman"/>
-        </w:rPr>
-        <w:t>Order Distribution by Cuisine Category and Meal Offering Taxonomy ..... 28</w:t>
+        <w:t>Figure 5.1</w:t>
+      </w:r>
+      <w:r>
+        <w:rPr>
+          <w:rFonts w:ascii="Times New Roman" w:hAnsi="Times New Roman" w:cs="Times New Roman"/>
+          <w:b/>
+        </w:rPr>
+        <w:t xml:space="preserve">: </w:t>
+      </w:r>
+      <w:r>
+        <w:rPr>
+          <w:rFonts w:ascii="Times New Roman" w:hAnsi="Times New Roman" w:cs="Times New Roman"/>
+        </w:rPr>
+        <w:t>Order Distribution by Cuisine Category and</w:t>
+      </w:r>
+      <w:r>
+        <w:rPr>
+          <w:rFonts w:ascii="Times New Roman" w:hAnsi="Times New Roman" w:cs="Times New Roman"/>
+        </w:rPr>
+        <w:t xml:space="preserve"> Meal Offering Taxonomy ..... 1</w:t>
+      </w:r>
+      <w:r>
+        <w:rPr>
+          <w:rFonts w:ascii="Times New Roman" w:hAnsi="Times New Roman" w:cs="Times New Roman"/>
+        </w:rPr>
+        <w:t>6</w:t>
       </w:r>
     </w:p>
     <w:p>
@@ -4642,13 +4278,38 @@
           <w:rFonts w:ascii="Times New Roman" w:hAnsi="Times New Roman" w:cs="Times New Roman"/>
           <w:b/>
         </w:rPr>
-        <w:t xml:space="preserve">Figure 1.5: </w:t>
-      </w:r>
-      <w:r>
-        <w:rPr>
-          <w:rFonts w:ascii="Times New Roman" w:hAnsi="Times New Roman" w:cs="Times New Roman"/>
-        </w:rPr>
-        <w:t>Fulfillment Center Operational Dynamics: Center Types vs. Operational Area (km²)  29</w:t>
+        <w:t>Figure 5.2</w:t>
+      </w:r>
+      <w:r>
+        <w:rPr>
+          <w:rFonts w:ascii="Times New Roman" w:hAnsi="Times New Roman" w:cs="Times New Roman"/>
+          <w:b/>
+        </w:rPr>
+        <w:t xml:space="preserve">: </w:t>
+      </w:r>
+      <w:r>
+        <w:rPr>
+          <w:rFonts w:ascii="Times New Roman" w:hAnsi="Times New Roman" w:cs="Times New Roman"/>
+        </w:rPr>
+        <w:t>Fulfillment Center Operational Dynamics: Center Types vs. Opera</w:t>
+      </w:r>
+      <w:r>
+        <w:rPr>
+          <w:rFonts w:ascii="Times New Roman" w:hAnsi="Times New Roman" w:cs="Times New Roman"/>
+        </w:rPr>
+        <w:t>tional Area</w:t>
+      </w:r>
+      <w:r>
+        <w:rPr>
+          <w:rFonts w:ascii="Times New Roman" w:hAnsi="Times New Roman" w:cs="Times New Roman"/>
+        </w:rPr>
+        <w:t xml:space="preserve"> (km²)  1</w:t>
+      </w:r>
+      <w:r>
+        <w:rPr>
+          <w:rFonts w:ascii="Times New Roman" w:hAnsi="Times New Roman" w:cs="Times New Roman"/>
+        </w:rPr>
+        <w:t>7</w:t>
       </w:r>
     </w:p>
     <w:p>
@@ -4663,13 +4324,32 @@
           <w:rFonts w:ascii="Times New Roman" w:hAnsi="Times New Roman" w:cs="Times New Roman"/>
           <w:b/>
         </w:rPr>
-        <w:t xml:space="preserve">Figure 1.6: </w:t>
-      </w:r>
-      <w:r>
-        <w:rPr>
-          <w:rFonts w:ascii="Times New Roman" w:hAnsi="Times New Roman" w:cs="Times New Roman"/>
-        </w:rPr>
-        <w:t>Price Elasticity: Checkout Price vs. Weekly Order Volume across 4 Cuisines  30</w:t>
+        <w:t>Figure 5.3</w:t>
+      </w:r>
+      <w:r>
+        <w:rPr>
+          <w:rFonts w:ascii="Times New Roman" w:hAnsi="Times New Roman" w:cs="Times New Roman"/>
+          <w:b/>
+        </w:rPr>
+        <w:t xml:space="preserve">: </w:t>
+      </w:r>
+      <w:r>
+        <w:rPr>
+          <w:rFonts w:ascii="Times New Roman" w:hAnsi="Times New Roman" w:cs="Times New Roman"/>
+        </w:rPr>
+        <w:t>Price Elasticity: Checkout Price vs. Weekly Or</w:t>
+      </w:r>
+      <w:r>
+        <w:rPr>
+          <w:rFonts w:ascii="Times New Roman" w:hAnsi="Times New Roman" w:cs="Times New Roman"/>
+        </w:rPr>
+        <w:t>der Volume across 4 Cuisines  1</w:t>
+      </w:r>
+      <w:r>
+        <w:rPr>
+          <w:rFonts w:ascii="Times New Roman" w:hAnsi="Times New Roman" w:cs="Times New Roman"/>
+        </w:rPr>
+        <w:t>8</w:t>
       </w:r>
     </w:p>
     <w:p>
@@ -4684,13 +4364,32 @@
           <w:rFonts w:ascii="Times New Roman" w:hAnsi="Times New Roman" w:cs="Times New Roman"/>
           <w:b/>
         </w:rPr>
-        <w:t xml:space="preserve">Figure 1.7: </w:t>
-      </w:r>
-      <w:r>
-        <w:rPr>
-          <w:rFonts w:ascii="Times New Roman" w:hAnsi="Times New Roman" w:cs="Times New Roman"/>
-        </w:rPr>
-        <w:t>Pearson Correlation Matrix across Numerical Operational Features ...... 31</w:t>
+        <w:t>Figure 5.4</w:t>
+      </w:r>
+      <w:r>
+        <w:rPr>
+          <w:rFonts w:ascii="Times New Roman" w:hAnsi="Times New Roman" w:cs="Times New Roman"/>
+          <w:b/>
+        </w:rPr>
+        <w:t xml:space="preserve">: </w:t>
+      </w:r>
+      <w:r>
+        <w:rPr>
+          <w:rFonts w:ascii="Times New Roman" w:hAnsi="Times New Roman" w:cs="Times New Roman"/>
+        </w:rPr>
+        <w:t>Pearson Correlation Matrix across Numerica</w:t>
+      </w:r>
+      <w:r>
+        <w:rPr>
+          <w:rFonts w:ascii="Times New Roman" w:hAnsi="Times New Roman" w:cs="Times New Roman"/>
+        </w:rPr>
+        <w:t>l Operational Features ...... 1</w:t>
+      </w:r>
+      <w:r>
+        <w:rPr>
+          <w:rFonts w:ascii="Times New Roman" w:hAnsi="Times New Roman" w:cs="Times New Roman"/>
+        </w:rPr>
+        <w:t>9</w:t>
       </w:r>
     </w:p>
     <w:p>
@@ -4705,63 +4404,39 @@
           <w:rFonts w:ascii="Times New Roman" w:hAnsi="Times New Roman" w:cs="Times New Roman"/>
           <w:b/>
         </w:rPr>
-        <w:t xml:space="preserve">Figure 1.8: </w:t>
-      </w:r>
-      <w:r>
-        <w:rPr>
-          <w:rFonts w:ascii="Times New Roman" w:hAnsi="Times New Roman" w:cs="Times New Roman"/>
-        </w:rPr>
-        <w:t>Top 10 High-Velocity Meal Items Ranked by Cumulative Order Volume ..... 32</w:t>
-      </w:r>
-    </w:p>
-    <w:p>
-      <w:pPr>
-        <w:spacing w:after="80" w:line="312" w:lineRule="auto"/>
-        <w:rPr>
-          <w:rFonts w:ascii="Times New Roman" w:hAnsi="Times New Roman" w:cs="Times New Roman"/>
-        </w:rPr>
-      </w:pPr>
+        <w:t>Figure 5.5</w:t>
+      </w:r>
       <w:r>
         <w:rPr>
           <w:rFonts w:ascii="Times New Roman" w:hAnsi="Times New Roman" w:cs="Times New Roman"/>
           <w:b/>
         </w:rPr>
-        <w:t xml:space="preserve">Figure 4.1: </w:t>
-      </w:r>
-      <w:r>
-        <w:rPr>
-          <w:rFonts w:ascii="Times New Roman" w:hAnsi="Times New Roman" w:cs="Times New Roman"/>
-        </w:rPr>
-        <w:t>Dual-Tier Hierarchical Demand Forecasting System Architecture ......... 23</w:t>
-      </w:r>
-    </w:p>
-    <w:p>
-      <w:pPr>
-        <w:spacing w:after="80" w:line="312" w:lineRule="auto"/>
-        <w:rPr>
-          <w:rFonts w:ascii="Times New Roman" w:hAnsi="Times New Roman" w:cs="Times New Roman"/>
-        </w:rPr>
-      </w:pPr>
-      <w:r>
-        <w:rPr>
-          <w:rFonts w:ascii="Times New Roman" w:hAnsi="Times New Roman" w:cs="Times New Roman"/>
-          <w:b/>
-        </w:rPr>
-        <w:t xml:space="preserve">Figure 4.2: </w:t>
-      </w:r>
-      <w:r>
-        <w:rPr>
-          <w:rFonts w:ascii="Times New Roman" w:hAnsi="Times New Roman" w:cs="Times New Roman"/>
-        </w:rPr>
-        <w:t>End-to-End Ingestion, Feature Pipeline, and Model Inference Workflow .. 24</w:t>
-      </w:r>
-    </w:p>
-    <w:p>
-      <w:pPr>
-        <w:rPr>
-          <w:rFonts w:ascii="Times New Roman" w:hAnsi="Times New Roman" w:cs="Times New Roman"/>
-        </w:rPr>
-      </w:pPr>
+        <w:t xml:space="preserve">: </w:t>
+      </w:r>
+      <w:r>
+        <w:rPr>
+          <w:rFonts w:ascii="Times New Roman" w:hAnsi="Times New Roman" w:cs="Times New Roman"/>
+        </w:rPr>
+        <w:t>Top 10 High-Velocity Meal Items Ranked by Cu</w:t>
+      </w:r>
+      <w:r>
+        <w:rPr>
+          <w:rFonts w:ascii="Times New Roman" w:hAnsi="Times New Roman" w:cs="Times New Roman"/>
+        </w:rPr>
+        <w:t>mulative Or</w:t>
+      </w:r>
+      <w:r>
+        <w:rPr>
+          <w:rFonts w:ascii="Times New Roman" w:hAnsi="Times New Roman" w:cs="Times New Roman"/>
+        </w:rPr>
+        <w:t>der Volume ..... 1</w:t>
+      </w:r>
+      <w:r>
+        <w:rPr>
+          <w:rFonts w:ascii="Times New Roman" w:hAnsi="Times New Roman" w:cs="Times New Roman"/>
+        </w:rPr>
+        <w:t>9</w:t>
+      </w:r>
     </w:p>
     <w:p>
       <w:pPr>
@@ -4774,7 +4449,7 @@
           <w:u w:val="single"/>
         </w:rPr>
       </w:pPr>
-      <w:bookmarkStart w:id="7" w:name="_Toc243862136"/>
+      <w:bookmarkStart w:id="6" w:name="_Toc243864533"/>
       <w:r>
         <w:rPr>
           <w:rFonts w:ascii="Times New Roman" w:hAnsi="Times New Roman" w:cs="Times New Roman"/>
@@ -4784,7 +4459,7 @@
         </w:rPr>
         <w:t>LIST OF TABLES</w:t>
       </w:r>
-      <w:bookmarkEnd w:id="7"/>
+      <w:bookmarkEnd w:id="6"/>
     </w:p>
     <w:p>
       <w:pPr>
@@ -4798,13 +4473,25 @@
           <w:rFonts w:ascii="Times New Roman" w:hAnsi="Times New Roman" w:cs="Times New Roman"/>
           <w:b/>
         </w:rPr>
-        <w:t xml:space="preserve">Table 1.1: </w:t>
-      </w:r>
-      <w:r>
-        <w:rPr>
-          <w:rFonts w:ascii="Times New Roman" w:hAnsi="Times New Roman" w:cs="Times New Roman"/>
-        </w:rPr>
-        <w:t>Summary of Fulfillment Telemetry Dataset Attributes ................... 13</w:t>
+        <w:t xml:space="preserve">Table 2.1: </w:t>
+      </w:r>
+      <w:r>
+        <w:rPr>
+          <w:rFonts w:ascii="Times New Roman" w:hAnsi="Times New Roman" w:cs="Times New Roman"/>
+        </w:rPr>
+        <w:t>Comparative Analysis of Existing Demand F</w:t>
+      </w:r>
+      <w:r>
+        <w:rPr>
+          <w:rFonts w:ascii="Times New Roman" w:hAnsi="Times New Roman" w:cs="Times New Roman"/>
+        </w:rPr>
+        <w:t xml:space="preserve">orecasting Methodologies ..... </w:t>
+      </w:r>
+      <w:r>
+        <w:rPr>
+          <w:rFonts w:ascii="Times New Roman" w:hAnsi="Times New Roman" w:cs="Times New Roman"/>
+        </w:rPr>
+        <w:t>6</w:t>
       </w:r>
     </w:p>
     <w:p>
@@ -4819,13 +4506,25 @@
           <w:rFonts w:ascii="Times New Roman" w:hAnsi="Times New Roman" w:cs="Times New Roman"/>
           <w:b/>
         </w:rPr>
-        <w:t xml:space="preserve">Table 2.1: </w:t>
-      </w:r>
-      <w:r>
-        <w:rPr>
-          <w:rFonts w:ascii="Times New Roman" w:hAnsi="Times New Roman" w:cs="Times New Roman"/>
-        </w:rPr>
-        <w:t>Comparative Analysis of Existing Demand Forecasting Methodologies ..... 9</w:t>
+        <w:t xml:space="preserve">Table 3.1: </w:t>
+      </w:r>
+      <w:r>
+        <w:rPr>
+          <w:rFonts w:ascii="Times New Roman" w:hAnsi="Times New Roman" w:cs="Times New Roman"/>
+        </w:rPr>
+        <w:t xml:space="preserve">Chronological Out-of-Sample Train/Holdout </w:t>
+      </w:r>
+      <w:r>
+        <w:rPr>
+          <w:rFonts w:ascii="Times New Roman" w:hAnsi="Times New Roman" w:cs="Times New Roman"/>
+        </w:rPr>
+        <w:t xml:space="preserve">Partition Strategy .......... </w:t>
+      </w:r>
+      <w:r>
+        <w:rPr>
+          <w:rFonts w:ascii="Times New Roman" w:hAnsi="Times New Roman" w:cs="Times New Roman"/>
+        </w:rPr>
+        <w:t>8</w:t>
       </w:r>
     </w:p>
     <w:p>
@@ -4840,13 +4539,32 @@
           <w:rFonts w:ascii="Times New Roman" w:hAnsi="Times New Roman" w:cs="Times New Roman"/>
           <w:b/>
         </w:rPr>
-        <w:t xml:space="preserve">Table 3.1: </w:t>
-      </w:r>
-      <w:r>
-        <w:rPr>
-          <w:rFonts w:ascii="Times New Roman" w:hAnsi="Times New Roman" w:cs="Times New Roman"/>
-        </w:rPr>
-        <w:t>Chronological Out-of-Sample Train/Holdout Partition Strategy .......... 14</w:t>
+        <w:t>Table 4.1</w:t>
+      </w:r>
+      <w:r>
+        <w:rPr>
+          <w:rFonts w:ascii="Times New Roman" w:hAnsi="Times New Roman" w:cs="Times New Roman"/>
+          <w:b/>
+        </w:rPr>
+        <w:t xml:space="preserve">: </w:t>
+      </w:r>
+      <w:r>
+        <w:rPr>
+          <w:rFonts w:ascii="Times New Roman" w:hAnsi="Times New Roman" w:cs="Times New Roman"/>
+        </w:rPr>
+        <w:t>Hyperparameter Configuration for Productio</w:t>
+      </w:r>
+      <w:r>
+        <w:rPr>
+          <w:rFonts w:ascii="Times New Roman" w:hAnsi="Times New Roman" w:cs="Times New Roman"/>
+        </w:rPr>
+        <w:t>n LightGBM Regressor ........ 1</w:t>
+      </w:r>
+      <w:r>
+        <w:rPr>
+          <w:rFonts w:ascii="Times New Roman" w:hAnsi="Times New Roman" w:cs="Times New Roman"/>
+        </w:rPr>
+        <w:t>5</w:t>
       </w:r>
     </w:p>
     <w:p>
@@ -4861,13 +4579,32 @@
           <w:rFonts w:ascii="Times New Roman" w:hAnsi="Times New Roman" w:cs="Times New Roman"/>
           <w:b/>
         </w:rPr>
-        <w:t xml:space="preserve">Table 3.2: </w:t>
-      </w:r>
-      <w:r>
-        <w:rPr>
-          <w:rFonts w:ascii="Times New Roman" w:hAnsi="Times New Roman" w:cs="Times New Roman"/>
-        </w:rPr>
-        <w:t>Hyperparameter Configuration for Production LightGBM Regressor ........ 25</w:t>
+        <w:t>Table 4.2</w:t>
+      </w:r>
+      <w:r>
+        <w:rPr>
+          <w:rFonts w:ascii="Times New Roman" w:hAnsi="Times New Roman" w:cs="Times New Roman"/>
+          <w:b/>
+        </w:rPr>
+        <w:t xml:space="preserve">: </w:t>
+      </w:r>
+      <w:r>
+        <w:rPr>
+          <w:rFonts w:ascii="Times New Roman" w:hAnsi="Times New Roman" w:cs="Times New Roman"/>
+        </w:rPr>
+        <w:t>Computational Training and Inference Bench</w:t>
+      </w:r>
+      <w:r>
+        <w:rPr>
+          <w:rFonts w:ascii="Times New Roman" w:hAnsi="Times New Roman" w:cs="Times New Roman"/>
+        </w:rPr>
+        <w:t>mark Profiling .............. 1</w:t>
+      </w:r>
+      <w:r>
+        <w:rPr>
+          <w:rFonts w:ascii="Times New Roman" w:hAnsi="Times New Roman" w:cs="Times New Roman"/>
+        </w:rPr>
+        <w:t>5</w:t>
       </w:r>
     </w:p>
     <w:p>
@@ -4882,13 +4619,25 @@
           <w:rFonts w:ascii="Times New Roman" w:hAnsi="Times New Roman" w:cs="Times New Roman"/>
           <w:b/>
         </w:rPr>
-        <w:t xml:space="preserve">Table 4.1: </w:t>
-      </w:r>
-      <w:r>
-        <w:rPr>
-          <w:rFonts w:ascii="Times New Roman" w:hAnsi="Times New Roman" w:cs="Times New Roman"/>
-        </w:rPr>
-        <w:t>Computational Training and Inference Benchmark Profiling .............. 26</w:t>
+        <w:t xml:space="preserve">Table 5.1: </w:t>
+      </w:r>
+      <w:r>
+        <w:rPr>
+          <w:rFonts w:ascii="Times New Roman" w:hAnsi="Times New Roman" w:cs="Times New Roman"/>
+        </w:rPr>
+        <w:t xml:space="preserve">Model Accuracy Scorecard on Out-of-Sample </w:t>
+      </w:r>
+      <w:r>
+        <w:rPr>
+          <w:rFonts w:ascii="Times New Roman" w:hAnsi="Times New Roman" w:cs="Times New Roman"/>
+        </w:rPr>
+        <w:t>Holdout (Weeks 121–145) ..... 1</w:t>
+      </w:r>
+      <w:r>
+        <w:rPr>
+          <w:rFonts w:ascii="Times New Roman" w:hAnsi="Times New Roman" w:cs="Times New Roman"/>
+        </w:rPr>
+        <w:t>6</w:t>
       </w:r>
     </w:p>
     <w:p>
@@ -4903,34 +4652,25 @@
           <w:rFonts w:ascii="Times New Roman" w:hAnsi="Times New Roman" w:cs="Times New Roman"/>
           <w:b/>
         </w:rPr>
-        <w:t xml:space="preserve">Table 5.1: </w:t>
-      </w:r>
-      <w:r>
-        <w:rPr>
-          <w:rFonts w:ascii="Times New Roman" w:hAnsi="Times New Roman" w:cs="Times New Roman"/>
-        </w:rPr>
-        <w:t>Model Accuracy Scorecard on Out-of-Sample Holdout (Weeks 121–145) ..... 27</w:t>
-      </w:r>
-    </w:p>
-    <w:p>
-      <w:pPr>
-        <w:spacing w:after="80" w:line="312" w:lineRule="auto"/>
-        <w:rPr>
-          <w:rFonts w:ascii="Times New Roman" w:hAnsi="Times New Roman" w:cs="Times New Roman"/>
-        </w:rPr>
-      </w:pPr>
-      <w:r>
-        <w:rPr>
-          <w:rFonts w:ascii="Times New Roman" w:hAnsi="Times New Roman" w:cs="Times New Roman"/>
-          <w:b/>
-        </w:rPr>
         <w:t xml:space="preserve">Table 5.2: </w:t>
       </w:r>
       <w:r>
         <w:rPr>
           <w:rFonts w:ascii="Times New Roman" w:hAnsi="Times New Roman" w:cs="Times New Roman"/>
         </w:rPr>
-        <w:t>Sub-Segment Performance across Fulfillment Center Types (A, B, C) ..... 30</w:t>
+        <w:t>Sub-Segment Performance across Fulfillment</w:t>
+      </w:r>
+      <w:r>
+        <w:rPr>
+          <w:rFonts w:ascii="Times New Roman" w:hAnsi="Times New Roman" w:cs="Times New Roman"/>
+        </w:rPr>
+        <w:t xml:space="preserve"> Center Types (A, B, C) ..... 1</w:t>
+      </w:r>
+      <w:r>
+        <w:rPr>
+          <w:rFonts w:ascii="Times New Roman" w:hAnsi="Times New Roman" w:cs="Times New Roman"/>
+        </w:rPr>
+        <w:t>7</w:t>
       </w:r>
     </w:p>
     <w:p>
@@ -4951,7 +4691,7 @@
           <w:u w:val="single"/>
         </w:rPr>
       </w:pPr>
-      <w:bookmarkStart w:id="8" w:name="_Toc243862137"/>
+      <w:bookmarkStart w:id="7" w:name="_Toc243864534"/>
       <w:r>
         <w:rPr>
           <w:rFonts w:ascii="Times New Roman" w:hAnsi="Times New Roman" w:cs="Times New Roman"/>
@@ -4961,7 +4701,7 @@
         </w:rPr>
         <w:t>LIST OF ABBREVIATIONS</w:t>
       </w:r>
-      <w:bookmarkEnd w:id="8"/>
+      <w:bookmarkEnd w:id="7"/>
     </w:p>
     <w:p>
       <w:pPr>
@@ -5164,112 +4904,112 @@
           <w:rFonts w:ascii="Times New Roman" w:hAnsi="Times New Roman" w:cs="Times New Roman"/>
           <w:b/>
         </w:rPr>
+        <w:t xml:space="preserve">MSE         </w:t>
+      </w:r>
+      <w:r>
+        <w:rPr>
+          <w:rFonts w:ascii="Times New Roman" w:hAnsi="Times New Roman" w:cs="Times New Roman"/>
+        </w:rPr>
+        <w:t>Mean Squared Error</w:t>
+      </w:r>
+    </w:p>
+    <w:p>
+      <w:pPr>
+        <w:spacing w:after="40"/>
+        <w:rPr>
+          <w:rFonts w:ascii="Times New Roman" w:hAnsi="Times New Roman" w:cs="Times New Roman"/>
+        </w:rPr>
+      </w:pPr>
+      <w:r>
+        <w:rPr>
+          <w:rFonts w:ascii="Times New Roman" w:hAnsi="Times New Roman" w:cs="Times New Roman"/>
+          <w:b/>
+        </w:rPr>
+        <w:t xml:space="preserve">POS         </w:t>
+      </w:r>
+      <w:r>
+        <w:rPr>
+          <w:rFonts w:ascii="Times New Roman" w:hAnsi="Times New Roman" w:cs="Times New Roman"/>
+        </w:rPr>
+        <w:t>Point of Sale</w:t>
+      </w:r>
+    </w:p>
+    <w:p>
+      <w:pPr>
+        <w:spacing w:after="40"/>
+        <w:rPr>
+          <w:rFonts w:ascii="Times New Roman" w:hAnsi="Times New Roman" w:cs="Times New Roman"/>
+        </w:rPr>
+      </w:pPr>
+      <w:r>
+        <w:rPr>
+          <w:rFonts w:ascii="Times New Roman" w:hAnsi="Times New Roman" w:cs="Times New Roman"/>
+          <w:b/>
+        </w:rPr>
+        <w:t xml:space="preserve">QSR         </w:t>
+      </w:r>
+      <w:r>
+        <w:rPr>
+          <w:rFonts w:ascii="Times New Roman" w:hAnsi="Times New Roman" w:cs="Times New Roman"/>
+        </w:rPr>
+        <w:t>Quick Service Restaurant</w:t>
+      </w:r>
+    </w:p>
+    <w:p>
+      <w:pPr>
+        <w:spacing w:after="40"/>
+        <w:rPr>
+          <w:rFonts w:ascii="Times New Roman" w:hAnsi="Times New Roman" w:cs="Times New Roman"/>
+        </w:rPr>
+      </w:pPr>
+      <w:r>
+        <w:rPr>
+          <w:rFonts w:ascii="Times New Roman" w:hAnsi="Times New Roman" w:cs="Times New Roman"/>
+          <w:b/>
+        </w:rPr>
+        <w:t xml:space="preserve">RMSE        </w:t>
+      </w:r>
+      <w:r>
+        <w:rPr>
+          <w:rFonts w:ascii="Times New Roman" w:hAnsi="Times New Roman" w:cs="Times New Roman"/>
+        </w:rPr>
+        <w:t>Root Mean Squared Error</w:t>
+      </w:r>
+    </w:p>
+    <w:p>
+      <w:pPr>
+        <w:spacing w:after="40"/>
+        <w:rPr>
+          <w:rFonts w:ascii="Times New Roman" w:hAnsi="Times New Roman" w:cs="Times New Roman"/>
+        </w:rPr>
+      </w:pPr>
+      <w:r>
+        <w:rPr>
+          <w:rFonts w:ascii="Times New Roman" w:hAnsi="Times New Roman" w:cs="Times New Roman"/>
+          <w:b/>
+        </w:rPr>
+        <w:t xml:space="preserve">RMSLE       </w:t>
+      </w:r>
+      <w:r>
+        <w:rPr>
+          <w:rFonts w:ascii="Times New Roman" w:hAnsi="Times New Roman" w:cs="Times New Roman"/>
+        </w:rPr>
+        <w:t>Root Mean Squared Logarithmic Error</w:t>
+      </w:r>
+    </w:p>
+    <w:p>
+      <w:pPr>
+        <w:spacing w:after="40"/>
+        <w:rPr>
+          <w:rFonts w:ascii="Times New Roman" w:hAnsi="Times New Roman" w:cs="Times New Roman"/>
+        </w:rPr>
+      </w:pPr>
+      <w:r>
+        <w:rPr>
+          <w:rFonts w:ascii="Times New Roman" w:hAnsi="Times New Roman" w:cs="Times New Roman"/>
+          <w:b/>
+        </w:rPr>
         <w:lastRenderedPageBreak/>
-        <w:t xml:space="preserve">MSE         </w:t>
-      </w:r>
-      <w:r>
-        <w:rPr>
-          <w:rFonts w:ascii="Times New Roman" w:hAnsi="Times New Roman" w:cs="Times New Roman"/>
-        </w:rPr>
-        <w:t>Mean Squared Error</w:t>
-      </w:r>
-    </w:p>
-    <w:p>
-      <w:pPr>
-        <w:spacing w:after="40"/>
-        <w:rPr>
-          <w:rFonts w:ascii="Times New Roman" w:hAnsi="Times New Roman" w:cs="Times New Roman"/>
-        </w:rPr>
-      </w:pPr>
-      <w:r>
-        <w:rPr>
-          <w:rFonts w:ascii="Times New Roman" w:hAnsi="Times New Roman" w:cs="Times New Roman"/>
-          <w:b/>
-        </w:rPr>
-        <w:t xml:space="preserve">POS         </w:t>
-      </w:r>
-      <w:r>
-        <w:rPr>
-          <w:rFonts w:ascii="Times New Roman" w:hAnsi="Times New Roman" w:cs="Times New Roman"/>
-        </w:rPr>
-        <w:t>Point of Sale</w:t>
-      </w:r>
-    </w:p>
-    <w:p>
-      <w:pPr>
-        <w:spacing w:after="40"/>
-        <w:rPr>
-          <w:rFonts w:ascii="Times New Roman" w:hAnsi="Times New Roman" w:cs="Times New Roman"/>
-        </w:rPr>
-      </w:pPr>
-      <w:r>
-        <w:rPr>
-          <w:rFonts w:ascii="Times New Roman" w:hAnsi="Times New Roman" w:cs="Times New Roman"/>
-          <w:b/>
-        </w:rPr>
-        <w:t xml:space="preserve">QSR         </w:t>
-      </w:r>
-      <w:r>
-        <w:rPr>
-          <w:rFonts w:ascii="Times New Roman" w:hAnsi="Times New Roman" w:cs="Times New Roman"/>
-        </w:rPr>
-        <w:t>Quick Service Restaurant</w:t>
-      </w:r>
-    </w:p>
-    <w:p>
-      <w:pPr>
-        <w:spacing w:after="40"/>
-        <w:rPr>
-          <w:rFonts w:ascii="Times New Roman" w:hAnsi="Times New Roman" w:cs="Times New Roman"/>
-        </w:rPr>
-      </w:pPr>
-      <w:r>
-        <w:rPr>
-          <w:rFonts w:ascii="Times New Roman" w:hAnsi="Times New Roman" w:cs="Times New Roman"/>
-          <w:b/>
-        </w:rPr>
-        <w:t xml:space="preserve">RMSE        </w:t>
-      </w:r>
-      <w:r>
-        <w:rPr>
-          <w:rFonts w:ascii="Times New Roman" w:hAnsi="Times New Roman" w:cs="Times New Roman"/>
-        </w:rPr>
-        <w:t>Root Mean Squared Error</w:t>
-      </w:r>
-    </w:p>
-    <w:p>
-      <w:pPr>
-        <w:spacing w:after="40"/>
-        <w:rPr>
-          <w:rFonts w:ascii="Times New Roman" w:hAnsi="Times New Roman" w:cs="Times New Roman"/>
-        </w:rPr>
-      </w:pPr>
-      <w:r>
-        <w:rPr>
-          <w:rFonts w:ascii="Times New Roman" w:hAnsi="Times New Roman" w:cs="Times New Roman"/>
-          <w:b/>
-        </w:rPr>
-        <w:t xml:space="preserve">RMSLE       </w:t>
-      </w:r>
-      <w:r>
-        <w:rPr>
-          <w:rFonts w:ascii="Times New Roman" w:hAnsi="Times New Roman" w:cs="Times New Roman"/>
-        </w:rPr>
-        <w:t>Root Mean Squared Logarithmic Error</w:t>
-      </w:r>
-    </w:p>
-    <w:p>
-      <w:pPr>
-        <w:spacing w:after="40"/>
-        <w:rPr>
-          <w:rFonts w:ascii="Times New Roman" w:hAnsi="Times New Roman" w:cs="Times New Roman"/>
-        </w:rPr>
-      </w:pPr>
-      <w:r>
-        <w:rPr>
-          <w:rFonts w:ascii="Times New Roman" w:hAnsi="Times New Roman" w:cs="Times New Roman"/>
-          <w:b/>
-        </w:rPr>
         <w:t xml:space="preserve">SARIMA      </w:t>
       </w:r>
       <w:r>
@@ -5342,36 +5082,55 @@
           <w:color w:val="auto"/>
           <w:sz w:val="32"/>
         </w:rPr>
-      </w:pPr>
-      <w:bookmarkStart w:id="9" w:name="_Toc243862138"/>
-      <w:r>
+        <w:sectPr>
+          <w:footerReference w:type="default" r:id="rId8"/>
+          <w:footerReference w:type="first" r:id="rId9"/>
+          <w:pgSz w:w="12240" w:h="15840"/>
+          <w:pgMar w:top="1440" w:right="1440" w:bottom="1440" w:left="1440" w:header="720" w:footer="720" w:gutter="0"/>
+          <w:pgNumType w:fmt="lowerRoman" w:start="1"/>
+          <w:cols w:space="720"/>
+          <w:docGrid w:linePitch="360"/>
+        </w:sectPr>
+      </w:pPr>
+      <w:bookmarkStart w:id="8" w:name="_Toc243864535"/>
+    </w:p>
+    <w:p>
+      <w:pPr>
+        <w:pStyle w:val="Heading2"/>
         <w:rPr>
           <w:rFonts w:ascii="Times New Roman" w:hAnsi="Times New Roman" w:cs="Times New Roman"/>
           <w:color w:val="auto"/>
           <w:sz w:val="32"/>
         </w:rPr>
+      </w:pPr>
+      <w:r>
+        <w:rPr>
+          <w:rFonts w:ascii="Times New Roman" w:hAnsi="Times New Roman" w:cs="Times New Roman"/>
+          <w:color w:val="auto"/>
+          <w:sz w:val="32"/>
+        </w:rPr>
         <w:lastRenderedPageBreak/>
         <w:t>Chapter 1: Introduction</w:t>
       </w:r>
+      <w:bookmarkEnd w:id="8"/>
+    </w:p>
+    <w:p>
+      <w:pPr>
+        <w:pStyle w:val="Heading2"/>
+        <w:rPr>
+          <w:rFonts w:ascii="Times New Roman" w:hAnsi="Times New Roman" w:cs="Times New Roman"/>
+          <w:color w:val="auto"/>
+        </w:rPr>
+      </w:pPr>
+      <w:bookmarkStart w:id="9" w:name="_Toc243864536"/>
+      <w:r>
+        <w:rPr>
+          <w:rFonts w:ascii="Times New Roman" w:hAnsi="Times New Roman" w:cs="Times New Roman"/>
+          <w:color w:val="auto"/>
+        </w:rPr>
+        <w:t>1.1 Background of the Study</w:t>
+      </w:r>
       <w:bookmarkEnd w:id="9"/>
-    </w:p>
-    <w:p>
-      <w:pPr>
-        <w:pStyle w:val="Heading2"/>
-        <w:rPr>
-          <w:rFonts w:ascii="Times New Roman" w:hAnsi="Times New Roman" w:cs="Times New Roman"/>
-          <w:color w:val="auto"/>
-        </w:rPr>
-      </w:pPr>
-      <w:bookmarkStart w:id="10" w:name="_Toc243862139"/>
-      <w:r>
-        <w:rPr>
-          <w:rFonts w:ascii="Times New Roman" w:hAnsi="Times New Roman" w:cs="Times New Roman"/>
-          <w:color w:val="auto"/>
-        </w:rPr>
-        <w:t>1.1 Background of the Study</w:t>
-      </w:r>
-      <w:bookmarkEnd w:id="10"/>
     </w:p>
     <w:p>
       <w:pPr>
@@ -5413,7 +5172,7 @@
           <w:color w:val="auto"/>
         </w:rPr>
       </w:pPr>
-      <w:bookmarkStart w:id="11" w:name="_Toc243862140"/>
+      <w:bookmarkStart w:id="10" w:name="_Toc243864537"/>
       <w:r>
         <w:rPr>
           <w:rFonts w:ascii="Times New Roman" w:hAnsi="Times New Roman" w:cs="Times New Roman"/>
@@ -5421,7 +5180,7 @@
         </w:rPr>
         <w:t>1.2 Problem Statement</w:t>
       </w:r>
-      <w:bookmarkEnd w:id="11"/>
+      <w:bookmarkEnd w:id="10"/>
     </w:p>
     <w:p>
       <w:pPr>
@@ -5514,15 +5273,8 @@
           <w:rFonts w:ascii="Times New Roman" w:hAnsi="Times New Roman" w:cs="Times New Roman"/>
           <w:sz w:val="24"/>
         </w:rPr>
-        <w:t xml:space="preserve">Furthermore, food delivery demand exhibits extreme non-stationarity driven by calendar rhythms (weekday lunches vs. weekend dinner surges), promotional shocks (homepage app spotlights and </w:t>
-      </w:r>
-      <w:r>
-        <w:rPr>
-          <w:rFonts w:ascii="Times New Roman" w:hAnsi="Times New Roman" w:cs="Times New Roman"/>
-          <w:sz w:val="24"/>
-        </w:rPr>
         <w:lastRenderedPageBreak/>
-        <w:t>email marketing campaigns), localized weather events, and pronounced price elasticity. Traditional time-series heuristics (such as rolling moving averages or naive persistence) fail to capture non-linear feature interactions, while standard linear regressions struggle with the severe positive skewness and zero-inflation inherent to granular meal-center point-of-sale telemetry.</w:t>
+        <w:t>Furthermore, food delivery demand exhibits extreme non-stationarity driven by calendar rhythms (weekday lunches vs. weekend dinner surges), promotional shocks (homepage app spotlights and email marketing campaigns), localized weather events, and pronounced price elasticity. Traditional time-series heuristics (such as rolling moving averages or naive persistence) fail to capture non-linear feature interactions, while standard linear regressions struggle with the severe positive skewness and zero-inflation inherent to granular meal-center point-of-sale telemetry.</w:t>
       </w:r>
     </w:p>
     <w:p>
@@ -5533,7 +5285,7 @@
           <w:color w:val="auto"/>
         </w:rPr>
       </w:pPr>
-      <w:bookmarkStart w:id="12" w:name="_Toc243862141"/>
+      <w:bookmarkStart w:id="11" w:name="_Toc243864538"/>
       <w:r>
         <w:rPr>
           <w:rFonts w:ascii="Times New Roman" w:hAnsi="Times New Roman" w:cs="Times New Roman"/>
@@ -5541,7 +5293,7 @@
         </w:rPr>
         <w:t>1.3 Research Motivation and Significance</w:t>
       </w:r>
-      <w:bookmarkEnd w:id="12"/>
+      <w:bookmarkEnd w:id="11"/>
     </w:p>
     <w:p>
       <w:pPr>
@@ -5583,7 +5335,7 @@
           <w:color w:val="auto"/>
         </w:rPr>
       </w:pPr>
-      <w:bookmarkStart w:id="13" w:name="_Toc243862142"/>
+      <w:bookmarkStart w:id="12" w:name="_Toc243864539"/>
       <w:r>
         <w:rPr>
           <w:rFonts w:ascii="Times New Roman" w:hAnsi="Times New Roman" w:cs="Times New Roman"/>
@@ -5591,7 +5343,7 @@
         </w:rPr>
         <w:t>1.4 Research Aim and Objectives</w:t>
       </w:r>
-      <w:bookmarkEnd w:id="13"/>
+      <w:bookmarkEnd w:id="12"/>
     </w:p>
     <w:p>
       <w:pPr>
@@ -5671,6 +5423,7 @@
           <w:b/>
           <w:sz w:val="24"/>
         </w:rPr>
+        <w:lastRenderedPageBreak/>
         <w:t xml:space="preserve">Objective 3: </w:t>
       </w:r>
       <w:r>
@@ -5695,7 +5448,6 @@
           <w:b/>
           <w:sz w:val="24"/>
         </w:rPr>
-        <w:lastRenderedPageBreak/>
         <w:t xml:space="preserve">Objective 4: </w:t>
       </w:r>
       <w:r>
@@ -5738,7 +5490,7 @@
           <w:color w:val="auto"/>
         </w:rPr>
       </w:pPr>
-      <w:bookmarkStart w:id="14" w:name="_Toc243862143"/>
+      <w:bookmarkStart w:id="13" w:name="_Toc243864540"/>
       <w:r>
         <w:rPr>
           <w:rFonts w:ascii="Times New Roman" w:hAnsi="Times New Roman" w:cs="Times New Roman"/>
@@ -5746,7 +5498,7 @@
         </w:rPr>
         <w:t>1.5 Research Questions and Hypotheses</w:t>
       </w:r>
-      <w:bookmarkEnd w:id="14"/>
+      <w:bookmarkEnd w:id="13"/>
     </w:p>
     <w:p>
       <w:pPr>
@@ -5905,7 +5657,15 @@
           <w:rFonts w:ascii="Times New Roman" w:hAnsi="Times New Roman" w:cs="Times New Roman"/>
           <w:sz w:val="24"/>
         </w:rPr>
-        <w:t>Null Hypothesis H3_0: Weekly aggregate food delivery demand contains non-stationary unit roots that cannot be resolved via low-order differencing. Alternative Hypothesis H3_1: First-order differencing (d=1) achieves strong stationarity (ADF p &lt; 0.001), enabling SARIMA models to achieve out-of-sample MAPE &lt; 10%.</w:t>
+        <w:t xml:space="preserve">Null Hypothesis H3_0: Weekly aggregate food delivery demand contains non-stationary unit roots that cannot be resolved via low-order differencing. Alternative Hypothesis </w:t>
+      </w:r>
+      <w:r>
+        <w:rPr>
+          <w:rFonts w:ascii="Times New Roman" w:hAnsi="Times New Roman" w:cs="Times New Roman"/>
+          <w:sz w:val="24"/>
+        </w:rPr>
+        <w:lastRenderedPageBreak/>
+        <w:t>H3_1: First-order differencing (d=1) achieves strong stationarity (ADF p &lt; 0.001), enabling SARIMA models to achieve out-of-sample MAPE &lt; 10%.</w:t>
       </w:r>
     </w:p>
     <w:p>
@@ -5916,16 +5676,15 @@
           <w:color w:val="auto"/>
         </w:rPr>
       </w:pPr>
-      <w:bookmarkStart w:id="15" w:name="_Toc243862144"/>
+      <w:bookmarkStart w:id="14" w:name="_Toc243864541"/>
       <w:r>
         <w:rPr>
           <w:rFonts w:ascii="Times New Roman" w:hAnsi="Times New Roman" w:cs="Times New Roman"/>
           <w:color w:val="auto"/>
         </w:rPr>
-        <w:lastRenderedPageBreak/>
         <w:t>1.6 Scope of the Study</w:t>
       </w:r>
-      <w:bookmarkEnd w:id="15"/>
+      <w:bookmarkEnd w:id="14"/>
     </w:p>
     <w:p>
       <w:pPr>
@@ -5967,7 +5726,7 @@
           <w:color w:val="auto"/>
         </w:rPr>
       </w:pPr>
-      <w:bookmarkStart w:id="16" w:name="_Toc243862145"/>
+      <w:bookmarkStart w:id="15" w:name="_Toc243864542"/>
       <w:r>
         <w:rPr>
           <w:rFonts w:ascii="Times New Roman" w:hAnsi="Times New Roman" w:cs="Times New Roman"/>
@@ -5975,7 +5734,7 @@
         </w:rPr>
         <w:t>1.7 Organization of the Report</w:t>
       </w:r>
-      <w:bookmarkEnd w:id="16"/>
+      <w:bookmarkEnd w:id="15"/>
     </w:p>
     <w:p>
       <w:pPr>
@@ -6015,7 +5774,7 @@
           <w:sz w:val="32"/>
         </w:rPr>
       </w:pPr>
-      <w:bookmarkStart w:id="17" w:name="_Toc243862146"/>
+      <w:bookmarkStart w:id="16" w:name="_Toc243864543"/>
       <w:r>
         <w:rPr>
           <w:rFonts w:ascii="Times New Roman" w:hAnsi="Times New Roman" w:cs="Times New Roman"/>
@@ -6025,25 +5784,25 @@
         <w:lastRenderedPageBreak/>
         <w:t>Chapter 2: Literature Review</w:t>
       </w:r>
+      <w:bookmarkEnd w:id="16"/>
+    </w:p>
+    <w:p>
+      <w:pPr>
+        <w:pStyle w:val="Heading2"/>
+        <w:rPr>
+          <w:rFonts w:ascii="Times New Roman" w:hAnsi="Times New Roman" w:cs="Times New Roman"/>
+          <w:color w:val="auto"/>
+        </w:rPr>
+      </w:pPr>
+      <w:bookmarkStart w:id="17" w:name="_Toc243864544"/>
+      <w:r>
+        <w:rPr>
+          <w:rFonts w:ascii="Times New Roman" w:hAnsi="Times New Roman" w:cs="Times New Roman"/>
+          <w:color w:val="auto"/>
+        </w:rPr>
+        <w:t>2.1 Introduction</w:t>
+      </w:r>
       <w:bookmarkEnd w:id="17"/>
-    </w:p>
-    <w:p>
-      <w:pPr>
-        <w:pStyle w:val="Heading2"/>
-        <w:rPr>
-          <w:rFonts w:ascii="Times New Roman" w:hAnsi="Times New Roman" w:cs="Times New Roman"/>
-          <w:color w:val="auto"/>
-        </w:rPr>
-      </w:pPr>
-      <w:bookmarkStart w:id="18" w:name="_Toc243862147"/>
-      <w:r>
-        <w:rPr>
-          <w:rFonts w:ascii="Times New Roman" w:hAnsi="Times New Roman" w:cs="Times New Roman"/>
-          <w:color w:val="auto"/>
-        </w:rPr>
-        <w:t>2.1 Introduction</w:t>
-      </w:r>
-      <w:bookmarkEnd w:id="18"/>
     </w:p>
     <w:p>
       <w:pPr>
@@ -6069,7 +5828,7 @@
           <w:color w:val="auto"/>
         </w:rPr>
       </w:pPr>
-      <w:bookmarkStart w:id="19" w:name="_Toc243862148"/>
+      <w:bookmarkStart w:id="18" w:name="_Toc243864545"/>
       <w:r>
         <w:rPr>
           <w:rFonts w:ascii="Times New Roman" w:hAnsi="Times New Roman" w:cs="Times New Roman"/>
@@ -6077,7 +5836,7 @@
         </w:rPr>
         <w:t>2.2 Review of Existing Studies</w:t>
       </w:r>
-      <w:bookmarkEnd w:id="19"/>
+      <w:bookmarkEnd w:id="18"/>
     </w:p>
     <w:p>
       <w:pPr>
@@ -6157,7 +5916,7 @@
           <w:color w:val="auto"/>
         </w:rPr>
       </w:pPr>
-      <w:bookmarkStart w:id="20" w:name="_Toc243862149"/>
+      <w:bookmarkStart w:id="19" w:name="_Toc243864546"/>
       <w:r>
         <w:rPr>
           <w:rFonts w:ascii="Times New Roman" w:hAnsi="Times New Roman" w:cs="Times New Roman"/>
@@ -6165,7 +5924,7 @@
         </w:rPr>
         <w:t>2.3 Comparison of Existing Methods</w:t>
       </w:r>
-      <w:bookmarkEnd w:id="20"/>
+      <w:bookmarkEnd w:id="19"/>
     </w:p>
     <w:p>
       <w:pPr>
@@ -7207,7 +6966,7 @@
           <w:color w:val="auto"/>
         </w:rPr>
       </w:pPr>
-      <w:bookmarkStart w:id="21" w:name="_Toc243862150"/>
+      <w:bookmarkStart w:id="20" w:name="_Toc243864547"/>
       <w:r>
         <w:rPr>
           <w:rFonts w:ascii="Times New Roman" w:hAnsi="Times New Roman" w:cs="Times New Roman"/>
@@ -7215,7 +6974,7 @@
         </w:rPr>
         <w:t>2.4 Identified Research Gaps</w:t>
       </w:r>
-      <w:bookmarkEnd w:id="21"/>
+      <w:bookmarkEnd w:id="20"/>
     </w:p>
     <w:p>
       <w:pPr>
@@ -7314,7 +7073,7 @@
           <w:color w:val="auto"/>
         </w:rPr>
       </w:pPr>
-      <w:bookmarkStart w:id="22" w:name="_Toc243862151"/>
+      <w:bookmarkStart w:id="21" w:name="_Toc243864548"/>
       <w:r>
         <w:rPr>
           <w:rFonts w:ascii="Times New Roman" w:hAnsi="Times New Roman" w:cs="Times New Roman"/>
@@ -7322,7 +7081,7 @@
         </w:rPr>
         <w:t>2.5 Chapter Summary</w:t>
       </w:r>
-      <w:bookmarkEnd w:id="22"/>
+      <w:bookmarkEnd w:id="21"/>
     </w:p>
     <w:p>
       <w:pPr>
@@ -7362,7 +7121,7 @@
           <w:sz w:val="32"/>
         </w:rPr>
       </w:pPr>
-      <w:bookmarkStart w:id="23" w:name="_Toc243862152"/>
+      <w:bookmarkStart w:id="22" w:name="_Toc243864549"/>
       <w:r>
         <w:rPr>
           <w:rFonts w:ascii="Times New Roman" w:hAnsi="Times New Roman" w:cs="Times New Roman"/>
@@ -7372,25 +7131,25 @@
         <w:lastRenderedPageBreak/>
         <w:t>Chapter 3: Research Methodology</w:t>
       </w:r>
+      <w:bookmarkEnd w:id="22"/>
+    </w:p>
+    <w:p>
+      <w:pPr>
+        <w:pStyle w:val="Heading2"/>
+        <w:rPr>
+          <w:rFonts w:ascii="Times New Roman" w:hAnsi="Times New Roman" w:cs="Times New Roman"/>
+          <w:color w:val="auto"/>
+        </w:rPr>
+      </w:pPr>
+      <w:bookmarkStart w:id="23" w:name="_Toc243864550"/>
+      <w:r>
+        <w:rPr>
+          <w:rFonts w:ascii="Times New Roman" w:hAnsi="Times New Roman" w:cs="Times New Roman"/>
+          <w:color w:val="auto"/>
+        </w:rPr>
+        <w:t>3.1 Research Design</w:t>
+      </w:r>
       <w:bookmarkEnd w:id="23"/>
-    </w:p>
-    <w:p>
-      <w:pPr>
-        <w:pStyle w:val="Heading2"/>
-        <w:rPr>
-          <w:rFonts w:ascii="Times New Roman" w:hAnsi="Times New Roman" w:cs="Times New Roman"/>
-          <w:color w:val="auto"/>
-        </w:rPr>
-      </w:pPr>
-      <w:bookmarkStart w:id="24" w:name="_Toc243862153"/>
-      <w:r>
-        <w:rPr>
-          <w:rFonts w:ascii="Times New Roman" w:hAnsi="Times New Roman" w:cs="Times New Roman"/>
-          <w:color w:val="auto"/>
-        </w:rPr>
-        <w:t>3.1 Research Design</w:t>
-      </w:r>
-      <w:bookmarkEnd w:id="24"/>
     </w:p>
     <w:p>
       <w:pPr>
@@ -7897,7 +7656,7 @@
           <w:color w:val="auto"/>
         </w:rPr>
       </w:pPr>
-      <w:bookmarkStart w:id="25" w:name="_Toc243862154"/>
+      <w:bookmarkStart w:id="24" w:name="_Toc243864551"/>
       <w:r>
         <w:rPr>
           <w:rFonts w:ascii="Times New Roman" w:hAnsi="Times New Roman" w:cs="Times New Roman"/>
@@ -7905,7 +7664,7 @@
         </w:rPr>
         <w:t>3.2 Dataset and Data Sources</w:t>
       </w:r>
-      <w:bookmarkEnd w:id="25"/>
+      <w:bookmarkEnd w:id="24"/>
     </w:p>
     <w:p>
       <w:pPr>
@@ -8005,6 +7764,7 @@
     </w:p>
     <w:p>
       <w:pPr>
+        <w:jc w:val="center"/>
         <w:rPr>
           <w:rFonts w:ascii="Times New Roman" w:hAnsi="Times New Roman" w:cs="Times New Roman"/>
         </w:rPr>
@@ -8015,7 +7775,7 @@
           <w:noProof/>
         </w:rPr>
         <w:drawing>
-          <wp:inline distT="0" distB="0" distL="0" distR="0" wp14:anchorId="18AB67A8" wp14:editId="02B461D7">
+          <wp:inline distT="0" distB="0" distL="0" distR="0" wp14:anchorId="5AD0250E" wp14:editId="7E2A7860">
             <wp:extent cx="5120640" cy="3657600"/>
             <wp:effectExtent l="0" t="0" r="0" b="0"/>
             <wp:docPr id="1" name="Picture 1"/>
@@ -8030,7 +7790,7 @@
                     <pic:cNvPicPr/>
                   </pic:nvPicPr>
                   <pic:blipFill>
-                    <a:blip r:embed="rId6"/>
+                    <a:blip r:embed="rId10"/>
                     <a:stretch>
                       <a:fillRect/>
                     </a:stretch>
@@ -8065,7 +7825,15 @@
           <w:i/>
           <w:sz w:val="20"/>
         </w:rPr>
-        <w:t>Figure 1.1: Target Order Distribution: Raw Demand Skewness vs. Log1p Transformed Normality</w:t>
+        <w:t>Figure 3</w:t>
+      </w:r>
+      <w:r>
+        <w:rPr>
+          <w:rFonts w:ascii="Times New Roman" w:hAnsi="Times New Roman" w:cs="Times New Roman"/>
+          <w:i/>
+          <w:sz w:val="20"/>
+        </w:rPr>
+        <w:t>.1: Target Order Distribution: Raw Demand Skewness vs. Log1p Transformed Normality</w:t>
       </w:r>
     </w:p>
     <w:p>
@@ -8076,7 +7844,7 @@
           <w:color w:val="auto"/>
         </w:rPr>
       </w:pPr>
-      <w:bookmarkStart w:id="26" w:name="_Toc243862155"/>
+      <w:bookmarkStart w:id="25" w:name="_Toc243864552"/>
       <w:r>
         <w:rPr>
           <w:rFonts w:ascii="Times New Roman" w:hAnsi="Times New Roman" w:cs="Times New Roman"/>
@@ -8084,7 +7852,7 @@
         </w:rPr>
         <w:t>3.3 Data Collection and Preprocessing</w:t>
       </w:r>
-      <w:bookmarkEnd w:id="26"/>
+      <w:bookmarkEnd w:id="25"/>
     </w:p>
     <w:p>
       <w:pPr>
@@ -8099,7 +7867,21 @@
           <w:rFonts w:ascii="Times New Roman" w:hAnsi="Times New Roman" w:cs="Times New Roman"/>
           <w:sz w:val="24"/>
         </w:rPr>
-        <w:t>Prior to model training, rigorous data validation and feature engineering pipelines were executed. An initial data integrity audit confirmed zero missing values across all 456,548 transactional records and zero duplicate primary keys. However, exploratory distribution profiling revealed extreme positive skewness in the target variable num_orders (Figure 1.1), with a mean of 261.87 orders, median of 118.00 orders, and maximum peak of 24,299.00 orders (standard deviation: 395.92; skewness: 4.41).</w:t>
+        <w:t>Prior to model training, rigorous data validation and feature engineering pipelines were executed. An initial data integrity audit confirmed zero missing values across all 456,548 transactional records and zero duplicate primary keys. However, exploratory distribution profiling revealed extreme positive skewness in the target variable num_ord</w:t>
+      </w:r>
+      <w:r>
+        <w:rPr>
+          <w:rFonts w:ascii="Times New Roman" w:hAnsi="Times New Roman" w:cs="Times New Roman"/>
+          <w:sz w:val="24"/>
+        </w:rPr>
+        <w:t>ers (Figure 3</w:t>
+      </w:r>
+      <w:r>
+        <w:rPr>
+          <w:rFonts w:ascii="Times New Roman" w:hAnsi="Times New Roman" w:cs="Times New Roman"/>
+          <w:sz w:val="24"/>
+        </w:rPr>
+        <w:t>.1), with a mean of 261.87 orders, median of 118.00 orders, and maximum peak of 24,299.00 orders (standard deviation: 395.92; skewness: 4.41).</w:t>
       </w:r>
     </w:p>
     <w:p>
@@ -8247,6 +8029,7 @@
     </w:p>
     <w:p>
       <w:pPr>
+        <w:jc w:val="center"/>
         <w:rPr>
           <w:rFonts w:ascii="Times New Roman" w:hAnsi="Times New Roman" w:cs="Times New Roman"/>
         </w:rPr>
@@ -8257,7 +8040,7 @@
           <w:noProof/>
         </w:rPr>
         <w:drawing>
-          <wp:inline distT="0" distB="0" distL="0" distR="0" wp14:anchorId="5D1A255C" wp14:editId="4F18135D">
+          <wp:inline distT="0" distB="0" distL="0" distR="0" wp14:anchorId="3E590977" wp14:editId="78CCE72E">
             <wp:extent cx="5120640" cy="2048256"/>
             <wp:effectExtent l="0" t="0" r="0" b="0"/>
             <wp:docPr id="2" name="Picture 2"/>
@@ -8272,7 +8055,7 @@
                     <pic:cNvPicPr/>
                   </pic:nvPicPr>
                   <pic:blipFill>
-                    <a:blip r:embed="rId7"/>
+                    <a:blip r:embed="rId11"/>
                     <a:stretch>
                       <a:fillRect/>
                     </a:stretch>
@@ -8307,7 +8090,15 @@
           <w:i/>
           <w:sz w:val="20"/>
         </w:rPr>
-        <w:t>Figure 1.2: Network-Wide 145-Week Aggregated Food Delivery Demand Telemetry</w:t>
+        <w:t>Figure 3</w:t>
+      </w:r>
+      <w:r>
+        <w:rPr>
+          <w:rFonts w:ascii="Times New Roman" w:hAnsi="Times New Roman" w:cs="Times New Roman"/>
+          <w:i/>
+          <w:sz w:val="20"/>
+        </w:rPr>
+        <w:t>.2: Network-Wide 145-Week Aggregated Food Delivery Demand Telemetry</w:t>
       </w:r>
     </w:p>
     <w:p>
@@ -8318,7 +8109,7 @@
           <w:color w:val="auto"/>
         </w:rPr>
       </w:pPr>
-      <w:bookmarkStart w:id="27" w:name="_Toc243862156"/>
+      <w:bookmarkStart w:id="26" w:name="_Toc243864553"/>
       <w:r>
         <w:rPr>
           <w:rFonts w:ascii="Times New Roman" w:hAnsi="Times New Roman" w:cs="Times New Roman"/>
@@ -8326,7 +8117,7 @@
         </w:rPr>
         <w:t>3.4 Proposed Methods and Mathematical Formulations</w:t>
       </w:r>
-      <w:bookmarkEnd w:id="27"/>
+      <w:bookmarkEnd w:id="26"/>
     </w:p>
     <w:p>
       <w:pPr>
@@ -8666,6 +8457,7 @@
     </w:p>
     <w:p>
       <w:pPr>
+        <w:jc w:val="center"/>
         <w:rPr>
           <w:rFonts w:ascii="Times New Roman" w:hAnsi="Times New Roman" w:cs="Times New Roman"/>
         </w:rPr>
@@ -8677,7 +8469,7 @@
         </w:rPr>
         <w:lastRenderedPageBreak/>
         <w:drawing>
-          <wp:inline distT="0" distB="0" distL="0" distR="0" wp14:anchorId="69ABB890" wp14:editId="7BD46E16">
+          <wp:inline distT="0" distB="0" distL="0" distR="0" wp14:anchorId="67CDBE74" wp14:editId="5B1053F6">
             <wp:extent cx="5120640" cy="2194560"/>
             <wp:effectExtent l="0" t="0" r="0" b="0"/>
             <wp:docPr id="3" name="Picture 3"/>
@@ -8692,7 +8484,7 @@
                     <pic:cNvPicPr/>
                   </pic:nvPicPr>
                   <pic:blipFill>
-                    <a:blip r:embed="rId8"/>
+                    <a:blip r:embed="rId12"/>
                     <a:stretch>
                       <a:fillRect/>
                     </a:stretch>
@@ -8727,7 +8519,15 @@
           <w:i/>
           <w:sz w:val="20"/>
         </w:rPr>
-        <w:t>Figure 1.3: Empirical Promotional Lift: Order Volume under Emailer &amp; Homepage Features</w:t>
+        <w:t>Figure 3</w:t>
+      </w:r>
+      <w:r>
+        <w:rPr>
+          <w:rFonts w:ascii="Times New Roman" w:hAnsi="Times New Roman" w:cs="Times New Roman"/>
+          <w:i/>
+          <w:sz w:val="20"/>
+        </w:rPr>
+        <w:t>.3: Empirical Promotional Lift: Order Volume under Emailer &amp; Homepage Features</w:t>
       </w:r>
     </w:p>
     <w:p>
@@ -8738,7 +8538,7 @@
           <w:color w:val="auto"/>
         </w:rPr>
       </w:pPr>
-      <w:bookmarkStart w:id="28" w:name="_Toc243862157"/>
+      <w:bookmarkStart w:id="27" w:name="_Toc243864554"/>
       <w:r>
         <w:rPr>
           <w:rFonts w:ascii="Times New Roman" w:hAnsi="Times New Roman" w:cs="Times New Roman"/>
@@ -8746,7 +8546,7 @@
         </w:rPr>
         <w:t>3.5 Tools, Software, and Experimental Setup</w:t>
       </w:r>
-      <w:bookmarkEnd w:id="28"/>
+      <w:bookmarkEnd w:id="27"/>
     </w:p>
     <w:p>
       <w:pPr>
@@ -8892,7 +8692,7 @@
           <w:color w:val="auto"/>
         </w:rPr>
       </w:pPr>
-      <w:bookmarkStart w:id="29" w:name="_Toc243862158"/>
+      <w:bookmarkStart w:id="28" w:name="_Toc243864555"/>
       <w:r>
         <w:rPr>
           <w:rFonts w:ascii="Times New Roman" w:hAnsi="Times New Roman" w:cs="Times New Roman"/>
@@ -8900,7 +8700,7 @@
         </w:rPr>
         <w:t>3.6 Evaluation Metrics</w:t>
       </w:r>
-      <w:bookmarkEnd w:id="29"/>
+      <w:bookmarkEnd w:id="28"/>
     </w:p>
     <w:p>
       <w:pPr>
@@ -9071,7 +8871,7 @@
           <w:color w:val="auto"/>
         </w:rPr>
       </w:pPr>
-      <w:bookmarkStart w:id="30" w:name="_Toc243862159"/>
+      <w:bookmarkStart w:id="29" w:name="_Toc243864556"/>
       <w:r>
         <w:rPr>
           <w:rFonts w:ascii="Times New Roman" w:hAnsi="Times New Roman" w:cs="Times New Roman"/>
@@ -9079,7 +8879,7 @@
         </w:rPr>
         <w:t>3.7 Ethical Considerations</w:t>
       </w:r>
-      <w:bookmarkEnd w:id="30"/>
+      <w:bookmarkEnd w:id="29"/>
     </w:p>
     <w:p>
       <w:pPr>
@@ -9119,7 +8919,7 @@
           <w:sz w:val="32"/>
         </w:rPr>
       </w:pPr>
-      <w:bookmarkStart w:id="31" w:name="_Toc243862160"/>
+      <w:bookmarkStart w:id="30" w:name="_Toc243864557"/>
       <w:r>
         <w:rPr>
           <w:rFonts w:ascii="Times New Roman" w:hAnsi="Times New Roman" w:cs="Times New Roman"/>
@@ -9129,25 +8929,25 @@
         <w:lastRenderedPageBreak/>
         <w:t>Chapter 4: System Design and Implementation</w:t>
       </w:r>
+      <w:bookmarkEnd w:id="30"/>
+    </w:p>
+    <w:p>
+      <w:pPr>
+        <w:pStyle w:val="Heading2"/>
+        <w:rPr>
+          <w:rFonts w:ascii="Times New Roman" w:hAnsi="Times New Roman" w:cs="Times New Roman"/>
+          <w:color w:val="auto"/>
+        </w:rPr>
+      </w:pPr>
+      <w:bookmarkStart w:id="31" w:name="_Toc243864558"/>
+      <w:r>
+        <w:rPr>
+          <w:rFonts w:ascii="Times New Roman" w:hAnsi="Times New Roman" w:cs="Times New Roman"/>
+          <w:color w:val="auto"/>
+        </w:rPr>
+        <w:t>4.1 System Architecture and Proposed Framework</w:t>
+      </w:r>
       <w:bookmarkEnd w:id="31"/>
-    </w:p>
-    <w:p>
-      <w:pPr>
-        <w:pStyle w:val="Heading2"/>
-        <w:rPr>
-          <w:rFonts w:ascii="Times New Roman" w:hAnsi="Times New Roman" w:cs="Times New Roman"/>
-          <w:color w:val="auto"/>
-        </w:rPr>
-      </w:pPr>
-      <w:bookmarkStart w:id="32" w:name="_Toc243862161"/>
-      <w:r>
-        <w:rPr>
-          <w:rFonts w:ascii="Times New Roman" w:hAnsi="Times New Roman" w:cs="Times New Roman"/>
-          <w:color w:val="auto"/>
-        </w:rPr>
-        <w:t>4.1 System Architecture and Proposed Framework</w:t>
-      </w:r>
-      <w:bookmarkEnd w:id="32"/>
     </w:p>
     <w:p>
       <w:pPr>
@@ -9221,7 +9021,7 @@
           <w:color w:val="auto"/>
         </w:rPr>
       </w:pPr>
-      <w:bookmarkStart w:id="33" w:name="_Toc243862162"/>
+      <w:bookmarkStart w:id="32" w:name="_Toc243864559"/>
       <w:r>
         <w:rPr>
           <w:rFonts w:ascii="Times New Roman" w:hAnsi="Times New Roman" w:cs="Times New Roman"/>
@@ -9229,7 +9029,7 @@
         </w:rPr>
         <w:t>4.2 Workflow and Process Pipeline</w:t>
       </w:r>
-      <w:bookmarkEnd w:id="33"/>
+      <w:bookmarkEnd w:id="32"/>
     </w:p>
     <w:p>
       <w:pPr>
@@ -9351,7 +9151,7 @@
           <w:color w:val="auto"/>
         </w:rPr>
       </w:pPr>
-      <w:bookmarkStart w:id="34" w:name="_Toc243862163"/>
+      <w:bookmarkStart w:id="33" w:name="_Toc243864560"/>
       <w:r>
         <w:rPr>
           <w:rFonts w:ascii="Times New Roman" w:hAnsi="Times New Roman" w:cs="Times New Roman"/>
@@ -9359,7 +9159,7 @@
         </w:rPr>
         <w:t>4.3 Model and System Design</w:t>
       </w:r>
-      <w:bookmarkEnd w:id="34"/>
+      <w:bookmarkEnd w:id="33"/>
     </w:p>
     <w:p>
       <w:pPr>
@@ -9374,7 +9174,14 @@
           <w:rFonts w:ascii="Times New Roman" w:hAnsi="Times New Roman" w:cs="Times New Roman"/>
           <w:sz w:val="24"/>
         </w:rPr>
-        <w:t>Table 3.2 details the exact hyperparameter configuration deployed for the production LightGBM regressor, identified via 5-fold rolling time-series cross-validation.</w:t>
+        <w:t>Table 4.1</w:t>
+      </w:r>
+      <w:r>
+        <w:rPr>
+          <w:rFonts w:ascii="Times New Roman" w:hAnsi="Times New Roman" w:cs="Times New Roman"/>
+          <w:sz w:val="24"/>
+        </w:rPr>
+        <w:t xml:space="preserve"> details the exact hyperparameter configuration deployed for the production LightGBM regressor, identified via 5-fold rolling time-series cross-validation.</w:t>
       </w:r>
     </w:p>
     <w:tbl>
@@ -9994,7 +9801,15 @@
           <w:i/>
           <w:sz w:val="20"/>
         </w:rPr>
-        <w:t>Table 3.2: Hyperparameter Configuration for Production LightGBM Regressor</w:t>
+        <w:t>Table 4.1</w:t>
+      </w:r>
+      <w:r>
+        <w:rPr>
+          <w:rFonts w:ascii="Times New Roman" w:hAnsi="Times New Roman" w:cs="Times New Roman"/>
+          <w:i/>
+          <w:sz w:val="20"/>
+        </w:rPr>
+        <w:t>: Hyperparameter Configuration for Production LightGBM Regressor</w:t>
       </w:r>
     </w:p>
     <w:p>
@@ -10005,7 +9820,7 @@
           <w:color w:val="auto"/>
         </w:rPr>
       </w:pPr>
-      <w:bookmarkStart w:id="35" w:name="_Toc243862164"/>
+      <w:bookmarkStart w:id="34" w:name="_Toc243864561"/>
       <w:r>
         <w:rPr>
           <w:rFonts w:ascii="Times New Roman" w:hAnsi="Times New Roman" w:cs="Times New Roman"/>
@@ -10013,7 +9828,7 @@
         </w:rPr>
         <w:t>4.4 Implementation Details and Training Protocol</w:t>
       </w:r>
-      <w:bookmarkEnd w:id="35"/>
+      <w:bookmarkEnd w:id="34"/>
     </w:p>
     <w:p>
       <w:pPr>
@@ -10028,8 +9843,17 @@
           <w:rFonts w:ascii="Times New Roman" w:hAnsi="Times New Roman" w:cs="Times New Roman"/>
           <w:sz w:val="24"/>
         </w:rPr>
-        <w:t>The training routine was executed in standalone Python scripts (reproduced in 02_predictive_modeling.ipynb and 03_time_series_forecasting.ipynb). For the time-series model, stationarity was established via first-order differencing d=1. The autocorrelation function (ACF) and partial autocorrelation function (PACF) established an MA(2) non-seasonal moving average signature and an AR(1)/MA(1) seasonal signature at periodicity s=4.</w:t>
-      </w:r>
+        <w:t xml:space="preserve">The training routine was executed in standalone Python scripts (reproduced in 02_predictive_modeling.ipynb and 03_time_series_forecasting.ipynb). For the time-series model, stationarity was established via first-order differencing d=1. </w:t>
+      </w:r>
+      <w:bookmarkStart w:id="35" w:name="_GoBack"/>
+      <w:r>
+        <w:rPr>
+          <w:rFonts w:ascii="Times New Roman" w:hAnsi="Times New Roman" w:cs="Times New Roman"/>
+          <w:sz w:val="24"/>
+        </w:rPr>
+        <w:t>The autocorrelation function (ACF) and partial autocorrelation function (PACF) established an MA(2) non-seasonal moving average signature and an AR(1)/MA(1) seasonal signature at periodicity s=4.</w:t>
+      </w:r>
+      <w:bookmarkEnd w:id="35"/>
     </w:p>
     <w:p>
       <w:pPr>
@@ -10039,7 +9863,7 @@
           <w:color w:val="auto"/>
         </w:rPr>
       </w:pPr>
-      <w:bookmarkStart w:id="36" w:name="_Toc243862165"/>
+      <w:bookmarkStart w:id="36" w:name="_Toc243864562"/>
       <w:r>
         <w:rPr>
           <w:rFonts w:ascii="Times New Roman" w:hAnsi="Times New Roman" w:cs="Times New Roman"/>
@@ -10062,7 +9886,14 @@
           <w:rFonts w:ascii="Times New Roman" w:hAnsi="Times New Roman" w:cs="Times New Roman"/>
           <w:sz w:val="24"/>
         </w:rPr>
-        <w:t>Table 4.1 summarizes the training run time, memory footprint, and production inference latency for each evaluated model.</w:t>
+        <w:t>Table 4.2</w:t>
+      </w:r>
+      <w:r>
+        <w:rPr>
+          <w:rFonts w:ascii="Times New Roman" w:hAnsi="Times New Roman" w:cs="Times New Roman"/>
+          <w:sz w:val="24"/>
+        </w:rPr>
+        <w:t xml:space="preserve"> summarizes the training run time, memory footprint, and production inference latency for each evaluated model.</w:t>
       </w:r>
     </w:p>
     <w:tbl>
@@ -10918,7 +10749,15 @@
           <w:i/>
           <w:sz w:val="20"/>
         </w:rPr>
-        <w:t>Table 4.1: Computational Training and Inference Benchmark Profiling</w:t>
+        <w:t>Table 4.2</w:t>
+      </w:r>
+      <w:r>
+        <w:rPr>
+          <w:rFonts w:ascii="Times New Roman" w:hAnsi="Times New Roman" w:cs="Times New Roman"/>
+          <w:i/>
+          <w:sz w:val="20"/>
+        </w:rPr>
+        <w:t>: Computational Training and Inference Benchmark Profiling</w:t>
       </w:r>
     </w:p>
     <w:p>
@@ -10943,7 +10782,7 @@
           <w:sz w:val="32"/>
         </w:rPr>
       </w:pPr>
-      <w:bookmarkStart w:id="37" w:name="_Toc243862166"/>
+      <w:bookmarkStart w:id="37" w:name="_Toc243864563"/>
       <w:r>
         <w:rPr>
           <w:rFonts w:ascii="Times New Roman" w:hAnsi="Times New Roman" w:cs="Times New Roman"/>
@@ -10963,7 +10802,7 @@
           <w:color w:val="auto"/>
         </w:rPr>
       </w:pPr>
-      <w:bookmarkStart w:id="38" w:name="_Toc243862167"/>
+      <w:bookmarkStart w:id="38" w:name="_Toc243864564"/>
       <w:r>
         <w:rPr>
           <w:rFonts w:ascii="Times New Roman" w:hAnsi="Times New Roman" w:cs="Times New Roman"/>
@@ -12019,6 +11858,7 @@
     </w:p>
     <w:p>
       <w:pPr>
+        <w:jc w:val="center"/>
         <w:rPr>
           <w:rFonts w:ascii="Times New Roman" w:hAnsi="Times New Roman" w:cs="Times New Roman"/>
         </w:rPr>
@@ -12029,7 +11869,7 @@
           <w:noProof/>
         </w:rPr>
         <w:drawing>
-          <wp:inline distT="0" distB="0" distL="0" distR="0" wp14:anchorId="1F9032E9" wp14:editId="79FDE44A">
+          <wp:inline distT="0" distB="0" distL="0" distR="0" wp14:anchorId="1C71ECD2" wp14:editId="5996EFB5">
             <wp:extent cx="5120640" cy="2240280"/>
             <wp:effectExtent l="0" t="0" r="0" b="0"/>
             <wp:docPr id="4" name="Picture 4"/>
@@ -12044,7 +11884,7 @@
                     <pic:cNvPicPr/>
                   </pic:nvPicPr>
                   <pic:blipFill>
-                    <a:blip r:embed="rId9"/>
+                    <a:blip r:embed="rId13"/>
                     <a:stretch>
                       <a:fillRect/>
                     </a:stretch>
@@ -12079,7 +11919,15 @@
           <w:i/>
           <w:sz w:val="20"/>
         </w:rPr>
-        <w:t>Figure 1.4: Order Distribution by Cuisine Category and Meal Offering Taxonomy</w:t>
+        <w:t>Figure 5.1</w:t>
+      </w:r>
+      <w:r>
+        <w:rPr>
+          <w:rFonts w:ascii="Times New Roman" w:hAnsi="Times New Roman" w:cs="Times New Roman"/>
+          <w:i/>
+          <w:sz w:val="20"/>
+        </w:rPr>
+        <w:t>: Order Distribution by Cuisine Category and Meal Offering Taxonomy</w:t>
       </w:r>
     </w:p>
     <w:p>
@@ -12090,7 +11938,7 @@
           <w:color w:val="auto"/>
         </w:rPr>
       </w:pPr>
-      <w:bookmarkStart w:id="39" w:name="_Toc243862168"/>
+      <w:bookmarkStart w:id="39" w:name="_Toc243864565"/>
       <w:r>
         <w:rPr>
           <w:rFonts w:ascii="Times New Roman" w:hAnsi="Times New Roman" w:cs="Times New Roman"/>
@@ -12113,7 +11961,21 @@
           <w:rFonts w:ascii="Times New Roman" w:hAnsi="Times New Roman" w:cs="Times New Roman"/>
           <w:sz w:val="24"/>
         </w:rPr>
-        <w:t>The empirical findings decisively demonstrate the superiority of non-linear gradient boosted trees over linear and rolling heuristics. LightGBM achieved a test MAE of 71.84 orders and RMSE of 168.77 orders, explaining 78.73% of the total variance in unseen delivery transactions.</w:t>
+        <w:t>The empirical findings decisively demonstrate the superiority of non-linear gradient boosted trees over</w:t>
+      </w:r>
+      <w:r>
+        <w:rPr>
+          <w:rFonts w:ascii="Times New Roman" w:hAnsi="Times New Roman" w:cs="Times New Roman"/>
+          <w:sz w:val="24"/>
+        </w:rPr>
+        <w:t xml:space="preserve"> linear and rolling heuristics. </w:t>
+      </w:r>
+      <w:r>
+        <w:rPr>
+          <w:rFonts w:ascii="Times New Roman" w:hAnsi="Times New Roman" w:cs="Times New Roman"/>
+          <w:sz w:val="24"/>
+        </w:rPr>
+        <w:t>LightGBM achieved a test MAE of 71.84 orders and RMSE of 168.77 orders, explaining 78.73% of the total variance in unseen delivery transactions.</w:t>
       </w:r>
     </w:p>
     <w:p>
@@ -12483,7 +12345,14 @@
                 <w:rFonts w:ascii="Times New Roman" w:hAnsi="Times New Roman" w:cs="Times New Roman"/>
                 <w:sz w:val="19"/>
               </w:rPr>
-              <w:t>21 Centers</w:t>
+              <w:t>15</w:t>
+            </w:r>
+            <w:r>
+              <w:rPr>
+                <w:rFonts w:ascii="Times New Roman" w:hAnsi="Times New Roman" w:cs="Times New Roman"/>
+                <w:sz w:val="19"/>
+              </w:rPr>
+              <w:t xml:space="preserve"> Centers</w:t>
             </w:r>
           </w:p>
         </w:tc>
@@ -12509,7 +12378,14 @@
                 <w:rFonts w:ascii="Times New Roman" w:hAnsi="Times New Roman" w:cs="Times New Roman"/>
                 <w:sz w:val="19"/>
               </w:rPr>
-              <w:t>4.12 km²</w:t>
+              <w:t>4.77</w:t>
+            </w:r>
+            <w:r>
+              <w:rPr>
+                <w:rFonts w:ascii="Times New Roman" w:hAnsi="Times New Roman" w:cs="Times New Roman"/>
+                <w:sz w:val="19"/>
+              </w:rPr>
+              <w:t xml:space="preserve"> km²</w:t>
             </w:r>
           </w:p>
         </w:tc>
@@ -12618,7 +12494,14 @@
                 <w:rFonts w:ascii="Times New Roman" w:hAnsi="Times New Roman" w:cs="Times New Roman"/>
                 <w:sz w:val="19"/>
               </w:rPr>
-              <w:t>13 Centers</w:t>
+              <w:t>19</w:t>
+            </w:r>
+            <w:r>
+              <w:rPr>
+                <w:rFonts w:ascii="Times New Roman" w:hAnsi="Times New Roman" w:cs="Times New Roman"/>
+                <w:sz w:val="19"/>
+              </w:rPr>
+              <w:t xml:space="preserve"> Centers</w:t>
             </w:r>
           </w:p>
         </w:tc>
@@ -12644,7 +12527,14 @@
                 <w:rFonts w:ascii="Times New Roman" w:hAnsi="Times New Roman" w:cs="Times New Roman"/>
                 <w:sz w:val="19"/>
               </w:rPr>
-              <w:t>2.95 km²</w:t>
+              <w:t>3.16</w:t>
+            </w:r>
+            <w:r>
+              <w:rPr>
+                <w:rFonts w:ascii="Times New Roman" w:hAnsi="Times New Roman" w:cs="Times New Roman"/>
+                <w:sz w:val="19"/>
+              </w:rPr>
+              <w:t xml:space="preserve"> km²</w:t>
             </w:r>
           </w:p>
         </w:tc>
@@ -12721,6 +12611,7 @@
     </w:p>
     <w:p>
       <w:pPr>
+        <w:jc w:val="center"/>
         <w:rPr>
           <w:rFonts w:ascii="Times New Roman" w:hAnsi="Times New Roman" w:cs="Times New Roman"/>
         </w:rPr>
@@ -12731,7 +12622,7 @@
           <w:noProof/>
         </w:rPr>
         <w:drawing>
-          <wp:inline distT="0" distB="0" distL="0" distR="0" wp14:anchorId="1C2BEE4F" wp14:editId="5C621740">
+          <wp:inline distT="0" distB="0" distL="0" distR="0" wp14:anchorId="0E76CE2B" wp14:editId="7ED0122C">
             <wp:extent cx="5120640" cy="2048256"/>
             <wp:effectExtent l="0" t="0" r="0" b="0"/>
             <wp:docPr id="5" name="Picture 5"/>
@@ -12746,7 +12637,7 @@
                     <pic:cNvPicPr/>
                   </pic:nvPicPr>
                   <pic:blipFill>
-                    <a:blip r:embed="rId10"/>
+                    <a:blip r:embed="rId14"/>
                     <a:stretch>
                       <a:fillRect/>
                     </a:stretch>
@@ -12781,7 +12672,15 @@
           <w:i/>
           <w:sz w:val="20"/>
         </w:rPr>
-        <w:t>Figure 1.5: Fulfillment Center Operational Dynamics: Center Types vs. Operational Area (km²)</w:t>
+        <w:t>Figure 5.2</w:t>
+      </w:r>
+      <w:r>
+        <w:rPr>
+          <w:rFonts w:ascii="Times New Roman" w:hAnsi="Times New Roman" w:cs="Times New Roman"/>
+          <w:i/>
+          <w:sz w:val="20"/>
+        </w:rPr>
+        <w:t>: Fulfillment Center Operational Dynamics: Center Types vs. Operational Area (km²)</w:t>
       </w:r>
     </w:p>
     <w:p>
@@ -12792,7 +12691,7 @@
           <w:color w:val="auto"/>
         </w:rPr>
       </w:pPr>
-      <w:bookmarkStart w:id="40" w:name="_Toc243862169"/>
+      <w:bookmarkStart w:id="40" w:name="_Toc243864566"/>
       <w:r>
         <w:rPr>
           <w:rFonts w:ascii="Times New Roman" w:hAnsi="Times New Roman" w:cs="Times New Roman"/>
@@ -12820,6 +12719,7 @@
     </w:p>
     <w:p>
       <w:pPr>
+        <w:jc w:val="center"/>
         <w:rPr>
           <w:rFonts w:ascii="Times New Roman" w:hAnsi="Times New Roman" w:cs="Times New Roman"/>
         </w:rPr>
@@ -12831,7 +12731,7 @@
         </w:rPr>
         <w:lastRenderedPageBreak/>
         <w:drawing>
-          <wp:inline distT="0" distB="0" distL="0" distR="0" wp14:anchorId="3A22E830" wp14:editId="68324F87">
+          <wp:inline distT="0" distB="0" distL="0" distR="0" wp14:anchorId="0F5617ED" wp14:editId="74E08EF9">
             <wp:extent cx="5120640" cy="2048256"/>
             <wp:effectExtent l="0" t="0" r="0" b="0"/>
             <wp:docPr id="6" name="Picture 6"/>
@@ -12846,7 +12746,7 @@
                     <pic:cNvPicPr/>
                   </pic:nvPicPr>
                   <pic:blipFill>
-                    <a:blip r:embed="rId11"/>
+                    <a:blip r:embed="rId15"/>
                     <a:stretch>
                       <a:fillRect/>
                     </a:stretch>
@@ -12881,7 +12781,15 @@
           <w:i/>
           <w:sz w:val="20"/>
         </w:rPr>
-        <w:t>Figure 1.6: Price Elasticity: Checkout Price vs. Weekly Order Volume across 4 Cuisines</w:t>
+        <w:t>Figure 5.3</w:t>
+      </w:r>
+      <w:r>
+        <w:rPr>
+          <w:rFonts w:ascii="Times New Roman" w:hAnsi="Times New Roman" w:cs="Times New Roman"/>
+          <w:i/>
+          <w:sz w:val="20"/>
+        </w:rPr>
+        <w:t>: Price Elasticity: Checkout Price vs. Weekly Order Volume across 4 Cuisines</w:t>
       </w:r>
     </w:p>
     <w:p>
@@ -12892,7 +12800,7 @@
           <w:color w:val="auto"/>
         </w:rPr>
       </w:pPr>
-      <w:bookmarkStart w:id="41" w:name="_Toc243862170"/>
+      <w:bookmarkStart w:id="41" w:name="_Toc243864567"/>
       <w:r>
         <w:rPr>
           <w:rFonts w:ascii="Times New Roman" w:hAnsi="Times New Roman" w:cs="Times New Roman"/>
@@ -12963,7 +12871,14 @@
           <w:rFonts w:ascii="Times New Roman" w:hAnsi="Times New Roman" w:cs="Times New Roman"/>
           <w:sz w:val="24"/>
         </w:rPr>
-        <w:t>As demonstrated in Figure 1.3, items featured simultaneously on the app homepage and via email promotion generate a median demand lift</w:t>
+        <w:t>As demonstrated in Figure 3</w:t>
+      </w:r>
+      <w:r>
+        <w:rPr>
+          <w:rFonts w:ascii="Times New Roman" w:hAnsi="Times New Roman" w:cs="Times New Roman"/>
+          <w:sz w:val="24"/>
+        </w:rPr>
+        <w:t>.3, items featured simultaneously on the app homepage and via email promotion generate a median demand lift</w:t>
       </w:r>
       <w:r>
         <w:rPr>
@@ -13001,11 +12916,19 @@
           <w:rFonts w:ascii="Times New Roman" w:hAnsi="Times New Roman" w:cs="Times New Roman"/>
           <w:sz w:val="24"/>
         </w:rPr>
-        <w:t>As illustrated in Figure 1.6, price elasticity is cuisine-dependent. Indian staple dishes (Rice Bowl, Biryani) exhibit an empirical price elasticity of -1.41, indicating high price sensitivity where modest discounts generate substantial order surges.</w:t>
-      </w:r>
-    </w:p>
-    <w:p>
-      <w:pPr>
+        <w:t>As illustrated in Figure 5.3</w:t>
+      </w:r>
+      <w:r>
+        <w:rPr>
+          <w:rFonts w:ascii="Times New Roman" w:hAnsi="Times New Roman" w:cs="Times New Roman"/>
+          <w:sz w:val="24"/>
+        </w:rPr>
+        <w:t>, price elasticity is cuisine-dependent. Indian staple dishes (Rice Bowl, Biryani) exhibit an empirical price elasticity of -1.41, indicating high price sensitivity where modest discounts generate substantial order surges.</w:t>
+      </w:r>
+    </w:p>
+    <w:p>
+      <w:pPr>
+        <w:jc w:val="center"/>
         <w:rPr>
           <w:rFonts w:ascii="Times New Roman" w:hAnsi="Times New Roman" w:cs="Times New Roman"/>
         </w:rPr>
@@ -13017,7 +12940,7 @@
         </w:rPr>
         <w:lastRenderedPageBreak/>
         <w:drawing>
-          <wp:inline distT="0" distB="0" distL="0" distR="0" wp14:anchorId="6D21E2EE" wp14:editId="480BAC16">
+          <wp:inline distT="0" distB="0" distL="0" distR="0" wp14:anchorId="65D9E948" wp14:editId="73D74EB0">
             <wp:extent cx="5120640" cy="4096512"/>
             <wp:effectExtent l="0" t="0" r="0" b="0"/>
             <wp:docPr id="7" name="Picture 7"/>
@@ -13032,7 +12955,7 @@
                     <pic:cNvPicPr/>
                   </pic:nvPicPr>
                   <pic:blipFill>
-                    <a:blip r:embed="rId12"/>
+                    <a:blip r:embed="rId16"/>
                     <a:stretch>
                       <a:fillRect/>
                     </a:stretch>
@@ -13067,11 +12990,20 @@
           <w:i/>
           <w:sz w:val="20"/>
         </w:rPr>
-        <w:t>Figure 1.7: Pearson Correlation Matrix across Numerical Operational Features</w:t>
-      </w:r>
-    </w:p>
-    <w:p>
-      <w:pPr>
+        <w:t>Figure 5.4</w:t>
+      </w:r>
+      <w:r>
+        <w:rPr>
+          <w:rFonts w:ascii="Times New Roman" w:hAnsi="Times New Roman" w:cs="Times New Roman"/>
+          <w:i/>
+          <w:sz w:val="20"/>
+        </w:rPr>
+        <w:t>: Pearson Correlation Matrix across Numerical Operational Features</w:t>
+      </w:r>
+    </w:p>
+    <w:p>
+      <w:pPr>
+        <w:jc w:val="center"/>
         <w:rPr>
           <w:rFonts w:ascii="Times New Roman" w:hAnsi="Times New Roman" w:cs="Times New Roman"/>
         </w:rPr>
@@ -13082,7 +13014,7 @@
           <w:noProof/>
         </w:rPr>
         <w:drawing>
-          <wp:inline distT="0" distB="0" distL="0" distR="0" wp14:anchorId="02D5A9ED" wp14:editId="59E4AC15">
+          <wp:inline distT="0" distB="0" distL="0" distR="0" wp14:anchorId="25F2A67B" wp14:editId="68E98FED">
             <wp:extent cx="5120640" cy="2560320"/>
             <wp:effectExtent l="0" t="0" r="0" b="0"/>
             <wp:docPr id="8" name="Picture 8"/>
@@ -13097,7 +13029,7 @@
                     <pic:cNvPicPr/>
                   </pic:nvPicPr>
                   <pic:blipFill>
-                    <a:blip r:embed="rId13"/>
+                    <a:blip r:embed="rId17"/>
                     <a:stretch>
                       <a:fillRect/>
                     </a:stretch>
@@ -13132,7 +13064,15 @@
           <w:i/>
           <w:sz w:val="20"/>
         </w:rPr>
-        <w:t>Figure 1.8: Top 10 High-Velocity Meal Items Ranked by Cumulative Order Volume</w:t>
+        <w:t>Figure 5.5</w:t>
+      </w:r>
+      <w:r>
+        <w:rPr>
+          <w:rFonts w:ascii="Times New Roman" w:hAnsi="Times New Roman" w:cs="Times New Roman"/>
+          <w:i/>
+          <w:sz w:val="20"/>
+        </w:rPr>
+        <w:t>: Top 10 High-Velocity Meal Items Ranked by Cumulative Order Volume</w:t>
       </w:r>
     </w:p>
     <w:p>
@@ -13143,7 +13083,7 @@
           <w:color w:val="auto"/>
         </w:rPr>
       </w:pPr>
-      <w:bookmarkStart w:id="42" w:name="_Toc243862171"/>
+      <w:bookmarkStart w:id="42" w:name="_Toc243864568"/>
       <w:r>
         <w:rPr>
           <w:rFonts w:ascii="Times New Roman" w:hAnsi="Times New Roman" w:cs="Times New Roman"/>
@@ -13294,7 +13234,7 @@
           <w:sz w:val="32"/>
         </w:rPr>
       </w:pPr>
-      <w:bookmarkStart w:id="43" w:name="_Toc243862172"/>
+      <w:bookmarkStart w:id="43" w:name="_Toc243864569"/>
       <w:r>
         <w:rPr>
           <w:rFonts w:ascii="Times New Roman" w:hAnsi="Times New Roman" w:cs="Times New Roman"/>
@@ -13314,7 +13254,7 @@
           <w:color w:val="auto"/>
         </w:rPr>
       </w:pPr>
-      <w:bookmarkStart w:id="44" w:name="_Toc243862173"/>
+      <w:bookmarkStart w:id="44" w:name="_Toc243864570"/>
       <w:r>
         <w:rPr>
           <w:rFonts w:ascii="Times New Roman" w:hAnsi="Times New Roman" w:cs="Times New Roman"/>
@@ -13348,7 +13288,7 @@
           <w:color w:val="auto"/>
         </w:rPr>
       </w:pPr>
-      <w:bookmarkStart w:id="45" w:name="_Toc243862174"/>
+      <w:bookmarkStart w:id="45" w:name="_Toc243864571"/>
       <w:r>
         <w:rPr>
           <w:rFonts w:ascii="Times New Roman" w:hAnsi="Times New Roman" w:cs="Times New Roman"/>
@@ -13478,7 +13418,7 @@
           <w:color w:val="auto"/>
         </w:rPr>
       </w:pPr>
-      <w:bookmarkStart w:id="46" w:name="_Toc243862175"/>
+      <w:bookmarkStart w:id="46" w:name="_Toc243864572"/>
       <w:r>
         <w:rPr>
           <w:rFonts w:ascii="Times New Roman" w:hAnsi="Times New Roman" w:cs="Times New Roman"/>
@@ -13585,7 +13525,7 @@
           <w:color w:val="auto"/>
         </w:rPr>
       </w:pPr>
-      <w:bookmarkStart w:id="47" w:name="_Toc243862176"/>
+      <w:bookmarkStart w:id="47" w:name="_Toc243864573"/>
       <w:r>
         <w:rPr>
           <w:rFonts w:ascii="Times New Roman" w:hAnsi="Times New Roman" w:cs="Times New Roman"/>
@@ -13619,7 +13559,7 @@
           <w:color w:val="auto"/>
         </w:rPr>
       </w:pPr>
-      <w:bookmarkStart w:id="48" w:name="_Toc243862177"/>
+      <w:bookmarkStart w:id="48" w:name="_Toc243864574"/>
       <w:r>
         <w:rPr>
           <w:rFonts w:ascii="Times New Roman" w:hAnsi="Times New Roman" w:cs="Times New Roman"/>
@@ -13741,7 +13681,7 @@
           <w:u w:val="single"/>
         </w:rPr>
       </w:pPr>
-      <w:bookmarkStart w:id="49" w:name="_Toc243862178"/>
+      <w:bookmarkStart w:id="49" w:name="_Toc243864575"/>
       <w:r>
         <w:rPr>
           <w:rFonts w:ascii="Times New Roman" w:hAnsi="Times New Roman" w:cs="Times New Roman"/>
@@ -14018,7 +13958,7 @@
           <w:u w:val="single"/>
         </w:rPr>
       </w:pPr>
-      <w:bookmarkStart w:id="50" w:name="_Toc243862179"/>
+      <w:bookmarkStart w:id="50" w:name="_Toc243864576"/>
       <w:r>
         <w:rPr>
           <w:rFonts w:ascii="Times New Roman" w:hAnsi="Times New Roman" w:cs="Times New Roman"/>
@@ -14336,13 +14276,253 @@
       </w:r>
     </w:p>
     <w:sectPr>
+      <w:footerReference w:type="first" r:id="rId18"/>
       <w:pgSz w:w="12240" w:h="15840"/>
       <w:pgMar w:top="1440" w:right="1440" w:bottom="1440" w:left="1440" w:header="720" w:footer="720" w:gutter="0"/>
+      <w:pgNumType w:start="1"/>
       <w:cols w:space="720"/>
+      <w:titlePg/>
       <w:docGrid w:linePitch="360"/>
     </w:sectPr>
   </w:body>
 </w:document>
+</file>
+
+<file path=word/endnotes.xml><?xml version="1.0" encoding="utf-8"?>
+<w:endnotes xmlns:wpc="http://schemas.microsoft.com/office/word/2010/wordprocessingCanvas" xmlns:cx="http://schemas.microsoft.com/office/drawing/2014/chartex" xmlns:mc="http://schemas.openxmlformats.org/markup-compatibility/2006" xmlns:o="urn:schemas-microsoft-com:office:office" xmlns:r="http://schemas.openxmlformats.org/officeDocument/2006/relationships" xmlns:m="http://schemas.openxmlformats.org/officeDocument/2006/math" xmlns:v="urn:schemas-microsoft-com:vml" xmlns:wp14="http://schemas.microsoft.com/office/word/2010/wordprocessingDrawing" xmlns:wp="http://schemas.openxmlformats.org/drawingml/2006/wordprocessingDrawing" xmlns:w10="urn:schemas-microsoft-com:office:word" xmlns:w="http://schemas.openxmlformats.org/wordprocessingml/2006/main" xmlns:w14="http://schemas.microsoft.com/office/word/2010/wordml" xmlns:w15="http://schemas.microsoft.com/office/word/2012/wordml" xmlns:w16se="http://schemas.microsoft.com/office/word/2015/wordml/symex" xmlns:wpg="http://schemas.microsoft.com/office/word/2010/wordprocessingGroup" xmlns:wpi="http://schemas.microsoft.com/office/word/2010/wordprocessingInk" xmlns:wne="http://schemas.microsoft.com/office/word/2006/wordml" xmlns:wps="http://schemas.microsoft.com/office/word/2010/wordprocessingShape" mc:Ignorable="w14 w15 w16se wp14">
+  <w:endnote w:type="separator" w:id="-1">
+    <w:p>
+      <w:pPr>
+        <w:spacing w:after="0" w:line="240" w:lineRule="auto"/>
+      </w:pPr>
+      <w:r>
+        <w:separator/>
+      </w:r>
+    </w:p>
+  </w:endnote>
+  <w:endnote w:type="continuationSeparator" w:id="0">
+    <w:p>
+      <w:pPr>
+        <w:spacing w:after="0" w:line="240" w:lineRule="auto"/>
+      </w:pPr>
+      <w:r>
+        <w:continuationSeparator/>
+      </w:r>
+    </w:p>
+  </w:endnote>
+</w:endnotes>
+</file>
+
+<file path=word/footer1.xml><?xml version="1.0" encoding="utf-8"?>
+<w:ftr xmlns:wpc="http://schemas.microsoft.com/office/word/2010/wordprocessingCanvas" xmlns:cx="http://schemas.microsoft.com/office/drawing/2014/chartex" xmlns:mc="http://schemas.openxmlformats.org/markup-compatibility/2006" xmlns:o="urn:schemas-microsoft-com:office:office" xmlns:r="http://schemas.openxmlformats.org/officeDocument/2006/relationships" xmlns:m="http://schemas.openxmlformats.org/officeDocument/2006/math" xmlns:v="urn:schemas-microsoft-com:vml" xmlns:wp14="http://schemas.microsoft.com/office/word/2010/wordprocessingDrawing" xmlns:wp="http://schemas.openxmlformats.org/drawingml/2006/wordprocessingDrawing" xmlns:w10="urn:schemas-microsoft-com:office:word" xmlns:w="http://schemas.openxmlformats.org/wordprocessingml/2006/main" xmlns:w14="http://schemas.microsoft.com/office/word/2010/wordml" xmlns:w15="http://schemas.microsoft.com/office/word/2012/wordml" xmlns:w16se="http://schemas.microsoft.com/office/word/2015/wordml/symex" xmlns:wpg="http://schemas.microsoft.com/office/word/2010/wordprocessingGroup" xmlns:wpi="http://schemas.microsoft.com/office/word/2010/wordprocessingInk" xmlns:wne="http://schemas.microsoft.com/office/word/2006/wordml" xmlns:wps="http://schemas.microsoft.com/office/word/2010/wordprocessingShape" mc:Ignorable="w14 w15 w16se wp14">
+  <w:sdt>
+    <w:sdtPr>
+      <w:id w:val="-1379384277"/>
+      <w:docPartObj>
+        <w:docPartGallery w:val="Page Numbers (Bottom of Page)"/>
+        <w:docPartUnique/>
+      </w:docPartObj>
+    </w:sdtPr>
+    <w:sdtEndPr>
+      <w:rPr>
+        <w:noProof/>
+      </w:rPr>
+    </w:sdtEndPr>
+    <w:sdtContent>
+      <w:p>
+        <w:pPr>
+          <w:pStyle w:val="Footer"/>
+          <w:jc w:val="center"/>
+        </w:pPr>
+        <w:r>
+          <w:fldChar w:fldCharType="begin"/>
+        </w:r>
+        <w:r>
+          <w:instrText xml:space="preserve"> PAGE   \* MERGEFORMAT </w:instrText>
+        </w:r>
+        <w:r>
+          <w:fldChar w:fldCharType="separate"/>
+        </w:r>
+        <w:r>
+          <w:rPr>
+            <w:noProof/>
+          </w:rPr>
+          <w:t>15</w:t>
+        </w:r>
+        <w:r>
+          <w:rPr>
+            <w:noProof/>
+          </w:rPr>
+          <w:fldChar w:fldCharType="end"/>
+        </w:r>
+      </w:p>
+    </w:sdtContent>
+  </w:sdt>
+  <w:p>
+    <w:pPr>
+      <w:pStyle w:val="Footer"/>
+    </w:pPr>
+  </w:p>
+</w:ftr>
+</file>
+
+<file path=word/footer2.xml><?xml version="1.0" encoding="utf-8"?>
+<w:ftr xmlns:wpc="http://schemas.microsoft.com/office/word/2010/wordprocessingCanvas" xmlns:cx="http://schemas.microsoft.com/office/drawing/2014/chartex" xmlns:mc="http://schemas.openxmlformats.org/markup-compatibility/2006" xmlns:o="urn:schemas-microsoft-com:office:office" xmlns:r="http://schemas.openxmlformats.org/officeDocument/2006/relationships" xmlns:m="http://schemas.openxmlformats.org/officeDocument/2006/math" xmlns:v="urn:schemas-microsoft-com:vml" xmlns:wp14="http://schemas.microsoft.com/office/word/2010/wordprocessingDrawing" xmlns:wp="http://schemas.openxmlformats.org/drawingml/2006/wordprocessingDrawing" xmlns:w10="urn:schemas-microsoft-com:office:word" xmlns:w="http://schemas.openxmlformats.org/wordprocessingml/2006/main" xmlns:w14="http://schemas.microsoft.com/office/word/2010/wordml" xmlns:w15="http://schemas.microsoft.com/office/word/2012/wordml" xmlns:w16se="http://schemas.microsoft.com/office/word/2015/wordml/symex" xmlns:wpg="http://schemas.microsoft.com/office/word/2010/wordprocessingGroup" xmlns:wpi="http://schemas.microsoft.com/office/word/2010/wordprocessingInk" xmlns:wne="http://schemas.microsoft.com/office/word/2006/wordml" xmlns:wps="http://schemas.microsoft.com/office/word/2010/wordprocessingShape" mc:Ignorable="w14 w15 w16se wp14">
+  <w:sdt>
+    <w:sdtPr>
+      <w:id w:val="2101136113"/>
+      <w:docPartObj>
+        <w:docPartGallery w:val="Page Numbers (Bottom of Page)"/>
+        <w:docPartUnique/>
+      </w:docPartObj>
+    </w:sdtPr>
+    <w:sdtEndPr>
+      <w:rPr>
+        <w:color w:val="7F7F7F" w:themeColor="background1" w:themeShade="7F"/>
+        <w:spacing w:val="60"/>
+      </w:rPr>
+    </w:sdtEndPr>
+    <w:sdtContent>
+      <w:p>
+        <w:pPr>
+          <w:pStyle w:val="Footer"/>
+          <w:pBdr>
+            <w:top w:val="single" w:sz="4" w:space="1" w:color="D9D9D9" w:themeColor="background1" w:themeShade="D9"/>
+          </w:pBdr>
+          <w:jc w:val="right"/>
+        </w:pPr>
+        <w:r>
+          <w:fldChar w:fldCharType="begin"/>
+        </w:r>
+        <w:r>
+          <w:instrText xml:space="preserve"> PAGE   \* MERGEFORMAT </w:instrText>
+        </w:r>
+        <w:r>
+          <w:fldChar w:fldCharType="separate"/>
+        </w:r>
+        <w:r>
+          <w:rPr>
+            <w:noProof/>
+          </w:rPr>
+          <w:t>i</w:t>
+        </w:r>
+        <w:r>
+          <w:rPr>
+            <w:noProof/>
+          </w:rPr>
+          <w:fldChar w:fldCharType="end"/>
+        </w:r>
+        <w:r>
+          <w:t xml:space="preserve"> | </w:t>
+        </w:r>
+        <w:r>
+          <w:rPr>
+            <w:color w:val="7F7F7F" w:themeColor="background1" w:themeShade="7F"/>
+            <w:spacing w:val="60"/>
+          </w:rPr>
+          <w:t>Page</w:t>
+        </w:r>
+      </w:p>
+    </w:sdtContent>
+  </w:sdt>
+  <w:p>
+    <w:pPr>
+      <w:pStyle w:val="Footer"/>
+    </w:pPr>
+  </w:p>
+</w:ftr>
+</file>
+
+<file path=word/footer3.xml><?xml version="1.0" encoding="utf-8"?>
+<w:ftr xmlns:wpc="http://schemas.microsoft.com/office/word/2010/wordprocessingCanvas" xmlns:cx="http://schemas.microsoft.com/office/drawing/2014/chartex" xmlns:mc="http://schemas.openxmlformats.org/markup-compatibility/2006" xmlns:o="urn:schemas-microsoft-com:office:office" xmlns:r="http://schemas.openxmlformats.org/officeDocument/2006/relationships" xmlns:m="http://schemas.openxmlformats.org/officeDocument/2006/math" xmlns:v="urn:schemas-microsoft-com:vml" xmlns:wp14="http://schemas.microsoft.com/office/word/2010/wordprocessingDrawing" xmlns:wp="http://schemas.openxmlformats.org/drawingml/2006/wordprocessingDrawing" xmlns:w10="urn:schemas-microsoft-com:office:word" xmlns:w="http://schemas.openxmlformats.org/wordprocessingml/2006/main" xmlns:w14="http://schemas.microsoft.com/office/word/2010/wordml" xmlns:w15="http://schemas.microsoft.com/office/word/2012/wordml" xmlns:w16se="http://schemas.microsoft.com/office/word/2015/wordml/symex" xmlns:wpg="http://schemas.microsoft.com/office/word/2010/wordprocessingGroup" xmlns:wpi="http://schemas.microsoft.com/office/word/2010/wordprocessingInk" xmlns:wne="http://schemas.microsoft.com/office/word/2006/wordml" xmlns:wps="http://schemas.microsoft.com/office/word/2010/wordprocessingShape" mc:Ignorable="w14 w15 w16se wp14">
+  <w:sdt>
+    <w:sdtPr>
+      <w:id w:val="1315216622"/>
+      <w:docPartObj>
+        <w:docPartGallery w:val="Page Numbers (Bottom of Page)"/>
+        <w:docPartUnique/>
+      </w:docPartObj>
+    </w:sdtPr>
+    <w:sdtEndPr>
+      <w:rPr>
+        <w:color w:val="7F7F7F" w:themeColor="background1" w:themeShade="7F"/>
+        <w:spacing w:val="60"/>
+      </w:rPr>
+    </w:sdtEndPr>
+    <w:sdtContent>
+      <w:p>
+        <w:pPr>
+          <w:pStyle w:val="Footer"/>
+          <w:pBdr>
+            <w:top w:val="single" w:sz="4" w:space="1" w:color="D9D9D9" w:themeColor="background1" w:themeShade="D9"/>
+          </w:pBdr>
+          <w:jc w:val="right"/>
+        </w:pPr>
+        <w:r>
+          <w:fldChar w:fldCharType="begin"/>
+        </w:r>
+        <w:r>
+          <w:instrText xml:space="preserve"> PAGE   \* MERGEFORMAT </w:instrText>
+        </w:r>
+        <w:r>
+          <w:fldChar w:fldCharType="separate"/>
+        </w:r>
+        <w:r>
+          <w:rPr>
+            <w:noProof/>
+          </w:rPr>
+          <w:t>1</w:t>
+        </w:r>
+        <w:r>
+          <w:rPr>
+            <w:noProof/>
+          </w:rPr>
+          <w:fldChar w:fldCharType="end"/>
+        </w:r>
+        <w:r>
+          <w:t xml:space="preserve"> | </w:t>
+        </w:r>
+        <w:r>
+          <w:rPr>
+            <w:color w:val="7F7F7F" w:themeColor="background1" w:themeShade="7F"/>
+            <w:spacing w:val="60"/>
+          </w:rPr>
+          <w:t>Page</w:t>
+        </w:r>
+      </w:p>
+    </w:sdtContent>
+  </w:sdt>
+  <w:p>
+    <w:pPr>
+      <w:pStyle w:val="Footer"/>
+    </w:pPr>
+  </w:p>
+</w:ftr>
+</file>
+
+<file path=word/footnotes.xml><?xml version="1.0" encoding="utf-8"?>
+<w:footnotes xmlns:wpc="http://schemas.microsoft.com/office/word/2010/wordprocessingCanvas" xmlns:cx="http://schemas.microsoft.com/office/drawing/2014/chartex" xmlns:mc="http://schemas.openxmlformats.org/markup-compatibility/2006" xmlns:o="urn:schemas-microsoft-com:office:office" xmlns:r="http://schemas.openxmlformats.org/officeDocument/2006/relationships" xmlns:m="http://schemas.openxmlformats.org/officeDocument/2006/math" xmlns:v="urn:schemas-microsoft-com:vml" xmlns:wp14="http://schemas.microsoft.com/office/word/2010/wordprocessingDrawing" xmlns:wp="http://schemas.openxmlformats.org/drawingml/2006/wordprocessingDrawing" xmlns:w10="urn:schemas-microsoft-com:office:word" xmlns:w="http://schemas.openxmlformats.org/wordprocessingml/2006/main" xmlns:w14="http://schemas.microsoft.com/office/word/2010/wordml" xmlns:w15="http://schemas.microsoft.com/office/word/2012/wordml" xmlns:w16se="http://schemas.microsoft.com/office/word/2015/wordml/symex" xmlns:wpg="http://schemas.microsoft.com/office/word/2010/wordprocessingGroup" xmlns:wpi="http://schemas.microsoft.com/office/word/2010/wordprocessingInk" xmlns:wne="http://schemas.microsoft.com/office/word/2006/wordml" xmlns:wps="http://schemas.microsoft.com/office/word/2010/wordprocessingShape" mc:Ignorable="w14 w15 w16se wp14">
+  <w:footnote w:type="separator" w:id="-1">
+    <w:p>
+      <w:pPr>
+        <w:spacing w:after="0" w:line="240" w:lineRule="auto"/>
+      </w:pPr>
+      <w:r>
+        <w:separator/>
+      </w:r>
+    </w:p>
+  </w:footnote>
+  <w:footnote w:type="continuationSeparator" w:id="0">
+    <w:p>
+      <w:pPr>
+        <w:spacing w:after="0" w:line="240" w:lineRule="auto"/>
+      </w:pPr>
+      <w:r>
+        <w:continuationSeparator/>
+      </w:r>
+    </w:p>
+  </w:footnote>
+</w:footnotes>
 </file>
 
 <file path=word/numbering.xml><?xml version="1.0" encoding="utf-8"?>
@@ -26284,7 +26464,7 @@
 </file>
 
 <file path=customXml/itemProps1.xml><?xml version="1.0" encoding="utf-8"?>
-<ds:datastoreItem xmlns:ds="http://schemas.openxmlformats.org/officeDocument/2006/customXml" ds:itemID="{06D94AC3-05B2-4C1F-9C12-1345BB2A1383}">
+<ds:datastoreItem xmlns:ds="http://schemas.openxmlformats.org/officeDocument/2006/customXml" ds:itemID="{0282284C-DBFB-4B3C-8F21-965A504EA24C}">
   <ds:schemaRefs>
     <ds:schemaRef ds:uri="http://schemas.openxmlformats.org/officeDocument/2006/bibliography"/>
   </ds:schemaRefs>
